--- a/spa/docx/55.content.docx
+++ b/spa/docx/55.content.docx
@@ -11,6 +11,15 @@
         <w:pStyle w:val="Heading2"/>
       </w:pPr>
       <w:r>
+        <w:t>Resource: Notas de Estudio (Tyndale)</w:t>
+      </w:r>
+      <w:r/>
+    </w:p>
+    <w:p>
+      <w:pPr>
+        <w:pStyle w:val="Heading2"/>
+      </w:pPr>
+      <w:r>
         <w:t>License Information</w:t>
       </w:r>
       <w:r/>
@@ -21,7 +30,7 @@
         <w:rPr>
           <w:b/>
         </w:rPr>
-        <w:t>Study Notes (Tyndale)</w:t>
+        <w:t>Notas de Estudio (Tyndale)</w:t>
       </w:r>
       <w:r>
         <w:t xml:space="preserve"> (Spanish) is based on</w:t>
@@ -74,7 +83,7 @@
         <w:pStyle w:val="Heading1"/>
       </w:pPr>
       <w:r>
-        <w:t>Study Notes (Tyndale)</w:t>
+        <w:t>Notas de Estudio (Tyndale)</w:t>
       </w:r>
     </w:p>
     <w:p>
@@ -83,6 +92,51 @@
           <w:headerReference w:type="even" r:id="rId8"/>
           <w:headerReference w:type="default" r:id="rId9"/>
           <w:footerReference w:type="default" r:id="rId10"/>
+          <w:footnotePr>
+            <w:numRestart w:val="eachSect"/>
+          </w:footnotePr>
+          <w:type w:val="continuous"/>
+          <w:pgSz w:w="12240" w:h="15840" w:code="1"/>
+          <w:pgMar w:top="1440" w:right="1440" w:bottom="1440" w:left="1440" w:header="504" w:footer="504" w:gutter="0"/>
+          <w:cols w:space="708"/>
+          <w:titlePg/>
+          <w:docGrid w:linePitch="360"/>
+        </w:sectPr>
+      </w:pPr>
+    </w:p>
+    <w:p>
+      <w:r/>
+    </w:p>
+    <w:p>
+      <w:pPr>
+        <w:pStyle w:val="Heading2"/>
+      </w:pPr>
+      <w:r>
+        <w:t>2TI</w:t>
+      </w:r>
+      <w:r/>
+    </w:p>
+    <w:p>
+      <w:r/>
+      <w:r>
+        <w:rPr>
+          <w:i/>
+        </w:rPr>
+        <w:t>2 Timoteo 1:1, 2 Timoteo 1:1–2, 2 Timoteo 1:3, 2 Timoteo 1:3–4, 2 Timoteo 1:4, 2 Timoteo 1:5, 2 Timoteo 1:5–14, 2 Timoteo 1:6, 2 Timoteo 1:8, 2 Timoteo 1:9–10, 2 Timoteo 1:10, 2 Timoteo 1:12, 2 Timoteo 1:14, 2 Timoteo 1:15, 2 Timoteo 1:15–18, 2 Timoteo 2:1, 2 Timoteo 2:1–13, 2 Timoteo 2:2, 2 Timoteo 2:4–7, 2 Timoteo 2:8, 2 Timoteo 2:8–13, 2 Timoteo 2:9, 2 Timoteo 2:11, 2 Timoteo 2:13, 2 Timoteo 2:14–26, 2 Timoteo 2:15, 2 Timoteo 2:17, 2 Timoteo 2:18, 2 Timoteo 2:19, 2 Timoteo 2:20–21, 2 Timoteo 2:22, 2 Timoteo 2:24, 2 Timoteo 2:25, 2 Timoteo 3:1–5, 2 Timoteo 3:1–4.8, 2 Timoteo 3:5, 2 Timoteo 3:6–7, 2 Timoteo 3:8, 2 Timoteo 3:11, 2 Timoteo 3:14–15, 2 Timoteo 3:16, 2 Timoteo 3:16–17, 2 Timoteo 3:17, 2 Timoteo 4:1, 2 Timoteo 4:1–8, 2 Timoteo 4:5, 2 Timoteo 4:5–8, 2 Timoteo 4:6, 2 Timoteo 4:6–8, 2 Timoteo 4:7, 2 Timoteo 4:8, 2 Timoteo 4:9, 2 Timoteo 4:10, 2 Timoteo 4:11, 2 Timoteo 4:12, 2 Timoteo 4:13, 2 Timoteo 4:14, 2 Timoteo 4:16, 2 Timoteo 4:17, 2 Timoteo 4:18, 2 Timoteo 4:19, 2 Timoteo 4:19–21, 2 Timoteo 4:20, 2 Timoteo 4:21, 2 Timoteo 4:22</w:t>
+      </w:r>
+      <w:r/>
+    </w:p>
+    <w:p>
+      <w:r/>
+      <w:r>
+        <w:t xml:space="preserve"> </w:t>
+      </w:r>
+      <w:r/>
+      <w:r/>
+    </w:p>
+    <w:p>
+      <w:pPr>
+        <w:sectPr>
           <w:footnotePr>
             <w:numRestart w:val="eachSect"/>
           </w:footnotePr>

--- a/spa/docx/55.content.docx
+++ b/spa/docx/55.content.docx
@@ -163,13 +163,6 @@
         <w:rPr>
           <w:lang w:val="es_ES" w:bidi="es_ES"/>
         </w:rPr>
-      </w:r>
-      <w:r>
-        <w:rPr>
-          <w:i/>
-          <w:lang w:val="es_ES" w:bidi="es_ES"/>
-        </w:rPr>
-        <w:t>2 Timoteo 1:1, 2 Timoteo 1:1–2, 2 Timoteo 1:3, 2 Timoteo 1:3–4, 2 Timoteo 1:4, 2 Timoteo 1:5, 2 Timoteo 1:5–14, 2 Timoteo 1:6, 2 Timoteo 1:8, 2 Timoteo 1:9–10, 2 Timoteo 1:10, 2 Timoteo 1:12, 2 Timoteo 1:14, 2 Timoteo 1:15, 2 Timoteo 1:15–18, 2 Timoteo 2:1, 2 Timoteo 2:1–13, 2 Timoteo 2:2, 2 Timoteo 2:4–7, 2 Timoteo 2:8, 2 Timoteo 2:8–13, 2 Timoteo 2:9, 2 Timoteo 2:11, 2 Timoteo 2:13, 2 Timoteo 2:14–26, 2 Timoteo 2:15, 2 Timoteo 2:17, 2 Timoteo 2:18, 2 Timoteo 2:19, 2 Timoteo 2:20–21, 2 Timoteo 2:22, 2 Timoteo 2:24, 2 Timoteo 2:25, 2 Timoteo 3:1–5, 2 Timoteo 3:1–4.8, 2 Timoteo 3:5, 2 Timoteo 3:6–7, 2 Timoteo 3:8, 2 Timoteo 3:11, 2 Timoteo 3:14–15, 2 Timoteo 3:16, 2 Timoteo 3:16–17, 2 Timoteo 3:17, 2 Timoteo 4:1, 2 Timoteo 4:1–8, 2 Timoteo 4:5, 2 Timoteo 4:5–8, 2 Timoteo 4:6, 2 Timoteo 4:6–8, 2 Timoteo 4:7, 2 Timoteo 4:8, 2 Timoteo 4:9, 2 Timoteo 4:10, 2 Timoteo 4:11, 2 Timoteo 4:12, 2 Timoteo 4:13, 2 Timoteo 4:14, 2 Timoteo 4:16, 2 Timoteo 4:17, 2 Timoteo 4:18, 2 Timoteo 4:19, 2 Timoteo 4:19–21, 2 Timoteo 4:20, 2 Timoteo 4:21, 2 Timoteo 4:22</w:t>
       </w:r>
       <w:r>
         <w:rPr>

--- a/spa/docx/55.content.docx
+++ b/spa/docx/55.content.docx
@@ -150,19 +150,6 @@
           <w:lang w:val="es_ES" w:bidi="es_ES"/>
         </w:rPr>
         <w:t>2TI</w:t>
-      </w:r>
-      <w:r>
-        <w:rPr>
-          <w:lang w:val="es_ES" w:bidi="es_ES"/>
-        </w:rPr>
-      </w:r>
-    </w:p>
-    <w:p>
-      <w:pPr/>
-      <w:r>
-        <w:rPr>
-          <w:lang w:val="es_ES" w:bidi="es_ES"/>
-        </w:rPr>
       </w:r>
       <w:r>
         <w:rPr>

--- a/spa/docx/55.content.docx
+++ b/spa/docx/55.content.docx
@@ -19,7 +19,7 @@
         <w:rPr>
           <w:lang w:val="es_ES" w:bidi="es_ES"/>
         </w:rPr>
-        <w:t>Resource: Notas de Estudio (Tyndale)</w:t>
+        <w:t>Resource: Tyndale Open Study Notes</w:t>
       </w:r>
       <w:r>
         <w:rPr>
@@ -112,7 +112,7 @@
         <w:rPr>
           <w:lang w:val="es_ES" w:bidi="es_ES"/>
         </w:rPr>
-        <w:t>Notas de Estudio (Tyndale)</w:t>
+        <w:t>Tyndale Open Study Notes</w:t>
       </w:r>
     </w:p>
     <w:p>

--- a/spa/docx/55.content.docx
+++ b/spa/docx/55.content.docx
@@ -19,7 +19,7 @@
         <w:rPr>
           <w:lang w:val="es_ES" w:bidi="es_ES"/>
         </w:rPr>
-        <w:t>Resource: Tyndale Open Study Notes</w:t>
+        <w:t>Resource: Aquifer Open Study Notes</w:t>
       </w:r>
       <w:r>
         <w:rPr>
@@ -112,7 +112,7 @@
         <w:rPr>
           <w:lang w:val="es_ES" w:bidi="es_ES"/>
         </w:rPr>
-        <w:t>Tyndale Open Study Notes</w:t>
+        <w:t>Aquifer Open Study Notes</w:t>
       </w:r>
     </w:p>
     <w:p>

--- a/spa/docx/55.content.docx
+++ b/spa/docx/55.content.docx
@@ -239,90 +239,60 @@
         </w:rPr>
         <w:t xml:space="preserve">: ver </w:t>
       </w:r>
-      <w:hyperlink r:id="rId13">
-        <w:r>
-          <w:rPr>
-            <w:lang w:val="es_ES" w:bidi="es_ES"/>
-          </w:rPr>
-          <w:rPr>
-            <w:color w:val="0000EE"/>
-            <w:u w:val="single"/>
-          </w:rPr>
-          <w:t>Ro 4:13–17</w:t>
-        </w:r>
-      </w:hyperlink>
+      <w:r>
+        <w:rPr>
+          <w:lang w:val="es_ES" w:bidi="es_ES"/>
+        </w:rPr>
+        <w:t>Ro 4:13–17</w:t>
+      </w:r>
       <w:r>
         <w:rPr>
           <w:lang w:val="es_ES" w:bidi="es_ES"/>
         </w:rPr>
         <w:t>. Esta carta a Timoteo celebra la resurrección de Cristo (</w:t>
       </w:r>
-      <w:hyperlink r:id="rId14">
-        <w:r>
-          <w:rPr>
-            <w:lang w:val="es_ES" w:bidi="es_ES"/>
-          </w:rPr>
-          <w:rPr>
-            <w:color w:val="0000EE"/>
-            <w:u w:val="single"/>
-          </w:rPr>
-          <w:t>2 Tm 2:8</w:t>
-        </w:r>
-      </w:hyperlink>
+      <w:r>
+        <w:rPr>
+          <w:lang w:val="es_ES" w:bidi="es_ES"/>
+        </w:rPr>
+        <w:t>2 Tm 2:8</w:t>
+      </w:r>
       <w:r>
         <w:rPr>
           <w:lang w:val="es_ES" w:bidi="es_ES"/>
         </w:rPr>
         <w:t>) y la vida que surge de ella (</w:t>
       </w:r>
-      <w:hyperlink r:id="rId15">
-        <w:r>
-          <w:rPr>
-            <w:lang w:val="es_ES" w:bidi="es_ES"/>
-          </w:rPr>
-          <w:rPr>
-            <w:color w:val="0000EE"/>
-            <w:u w:val="single"/>
-          </w:rPr>
-          <w:t>1:10</w:t>
-        </w:r>
-      </w:hyperlink>
+      <w:r>
+        <w:rPr>
+          <w:lang w:val="es_ES" w:bidi="es_ES"/>
+        </w:rPr>
+        <w:t>1:10</w:t>
+      </w:r>
       <w:r>
         <w:rPr>
           <w:lang w:val="es_ES" w:bidi="es_ES"/>
         </w:rPr>
         <w:t>) como la respuesta al sufrimiento y la muerte de los piadosos (</w:t>
       </w:r>
-      <w:hyperlink r:id="rId16">
-        <w:r>
-          <w:rPr>
-            <w:lang w:val="es_ES" w:bidi="es_ES"/>
-          </w:rPr>
-          <w:rPr>
-            <w:color w:val="0000EE"/>
-            <w:u w:val="single"/>
-          </w:rPr>
-          <w:t>3:12</w:t>
-        </w:r>
-      </w:hyperlink>
+      <w:r>
+        <w:rPr>
+          <w:lang w:val="es_ES" w:bidi="es_ES"/>
+        </w:rPr>
+        <w:t>3:12</w:t>
+      </w:r>
       <w:r>
         <w:rPr>
           <w:lang w:val="es_ES" w:bidi="es_ES"/>
         </w:rPr>
         <w:t>). La propia vida de Pablo demuestra esta esperanza (</w:t>
       </w:r>
-      <w:hyperlink r:id="rId17">
-        <w:r>
-          <w:rPr>
-            <w:lang w:val="es_ES" w:bidi="es_ES"/>
-          </w:rPr>
-          <w:rPr>
-            <w:color w:val="0000EE"/>
-            <w:u w:val="single"/>
-          </w:rPr>
-          <w:t>4:17–18</w:t>
-        </w:r>
-      </w:hyperlink>
+      <w:r>
+        <w:rPr>
+          <w:lang w:val="es_ES" w:bidi="es_ES"/>
+        </w:rPr>
+        <w:t>4:17–18</w:t>
+      </w:r>
       <w:r>
         <w:rPr>
           <w:lang w:val="es_ES" w:bidi="es_ES"/>
@@ -443,36 +413,24 @@
         </w:rPr>
         <w:t xml:space="preserve">: ver </w:t>
       </w:r>
-      <w:hyperlink r:id="rId18">
-        <w:r>
-          <w:rPr>
-            <w:lang w:val="es_ES" w:bidi="es_ES"/>
-          </w:rPr>
-          <w:rPr>
-            <w:color w:val="0000EE"/>
-            <w:u w:val="single"/>
-          </w:rPr>
-          <w:t>Fil 3:5,</w:t>
-        </w:r>
-      </w:hyperlink>
+      <w:r>
+        <w:rPr>
+          <w:lang w:val="es_ES" w:bidi="es_ES"/>
+        </w:rPr>
+        <w:t>Fil 3:5,</w:t>
+      </w:r>
       <w:r>
         <w:rPr>
           <w:lang w:val="es_ES" w:bidi="es_ES"/>
         </w:rPr>
         <w:t xml:space="preserve"> cp. </w:t>
       </w:r>
-      <w:hyperlink r:id="rId19">
-        <w:r>
-          <w:rPr>
-            <w:lang w:val="es_ES" w:bidi="es_ES"/>
-          </w:rPr>
-          <w:rPr>
-            <w:color w:val="0000EE"/>
-            <w:u w:val="single"/>
-          </w:rPr>
-          <w:t>Dt 6:4–9</w:t>
-        </w:r>
-      </w:hyperlink>
+      <w:r>
+        <w:rPr>
+          <w:lang w:val="es_ES" w:bidi="es_ES"/>
+        </w:rPr>
+        <w:t>Dt 6:4–9</w:t>
+      </w:r>
       <w:r>
         <w:rPr>
           <w:lang w:val="es_ES" w:bidi="es_ES"/>
@@ -491,72 +449,48 @@
         </w:rPr>
         <w:t xml:space="preserve">: esto podría estar relacionado con la herejía (ver </w:t>
       </w:r>
-      <w:hyperlink r:id="rId20">
-        <w:r>
-          <w:rPr>
-            <w:lang w:val="es_ES" w:bidi="es_ES"/>
-          </w:rPr>
-          <w:rPr>
-            <w:color w:val="0000EE"/>
-            <w:u w:val="single"/>
-          </w:rPr>
-          <w:t>2 Tm 2:17–18,</w:t>
-        </w:r>
-      </w:hyperlink>
+      <w:r>
+        <w:rPr>
+          <w:lang w:val="es_ES" w:bidi="es_ES"/>
+        </w:rPr>
+        <w:t>2 Tm 2:17–18,</w:t>
+      </w:r>
       <w:r>
         <w:rPr>
           <w:lang w:val="es_ES" w:bidi="es_ES"/>
         </w:rPr>
         <w:t xml:space="preserve"> ver también </w:t>
       </w:r>
-      <w:hyperlink r:id="rId21">
-        <w:r>
-          <w:rPr>
-            <w:lang w:val="es_ES" w:bidi="es_ES"/>
-          </w:rPr>
-          <w:rPr>
-            <w:color w:val="0000EE"/>
-            <w:u w:val="single"/>
-          </w:rPr>
-          <w:t>1 Tm 1:5</w:t>
-        </w:r>
-      </w:hyperlink>
+      <w:r>
+        <w:rPr>
+          <w:lang w:val="es_ES" w:bidi="es_ES"/>
+        </w:rPr>
+        <w:t>1 Tm 1:5</w:t>
+      </w:r>
       <w:r>
         <w:rPr>
           <w:lang w:val="es_ES" w:bidi="es_ES"/>
         </w:rPr>
         <w:t xml:space="preserve">) o con la anterior defensa legal de Pablo (ver </w:t>
       </w:r>
-      <w:hyperlink r:id="rId22">
-        <w:r>
-          <w:rPr>
-            <w:lang w:val="es_ES" w:bidi="es_ES"/>
-          </w:rPr>
-          <w:rPr>
-            <w:color w:val="0000EE"/>
-            <w:u w:val="single"/>
-          </w:rPr>
-          <w:t>Hc 23:1,</w:t>
-        </w:r>
-      </w:hyperlink>
-      <w:r>
-        <w:rPr>
-          <w:lang w:val="es_ES" w:bidi="es_ES"/>
-        </w:rPr>
-        <w:t xml:space="preserve"> </w:t>
-      </w:r>
-      <w:hyperlink r:id="rId23">
-        <w:r>
-          <w:rPr>
-            <w:lang w:val="es_ES" w:bidi="es_ES"/>
-          </w:rPr>
-          <w:rPr>
-            <w:color w:val="0000EE"/>
-            <w:u w:val="single"/>
-          </w:rPr>
-          <w:t>24:14–16</w:t>
-        </w:r>
-      </w:hyperlink>
+      <w:r>
+        <w:rPr>
+          <w:lang w:val="es_ES" w:bidi="es_ES"/>
+        </w:rPr>
+        <w:t>Hc 23:1,</w:t>
+      </w:r>
+      <w:r>
+        <w:rPr>
+          <w:lang w:val="es_ES" w:bidi="es_ES"/>
+        </w:rPr>
+        <w:t xml:space="preserve"> </w:t>
+      </w:r>
+      <w:r>
+        <w:rPr>
+          <w:lang w:val="es_ES" w:bidi="es_ES"/>
+        </w:rPr>
+        <w:t>24:14–16</w:t>
+      </w:r>
       <w:r>
         <w:rPr>
           <w:lang w:val="es_ES" w:bidi="es_ES"/>
@@ -611,54 +545,36 @@
         </w:rPr>
         <w:t xml:space="preserve">La acción de gracias y la oración son secciones estándar de las cartas de Pablo (por ejemplo, </w:t>
       </w:r>
-      <w:hyperlink r:id="rId24">
-        <w:r>
-          <w:rPr>
-            <w:lang w:val="es_ES" w:bidi="es_ES"/>
-          </w:rPr>
-          <w:rPr>
-            <w:color w:val="0000EE"/>
-            <w:u w:val="single"/>
-          </w:rPr>
-          <w:t>Ro 1:8–12,</w:t>
-        </w:r>
-      </w:hyperlink>
-      <w:r>
-        <w:rPr>
-          <w:lang w:val="es_ES" w:bidi="es_ES"/>
-        </w:rPr>
-        <w:t xml:space="preserve"> </w:t>
-      </w:r>
-      <w:hyperlink r:id="rId25">
-        <w:r>
-          <w:rPr>
-            <w:lang w:val="es_ES" w:bidi="es_ES"/>
-          </w:rPr>
-          <w:rPr>
-            <w:color w:val="0000EE"/>
-            <w:u w:val="single"/>
-          </w:rPr>
-          <w:t>Col 1:3–14,</w:t>
-        </w:r>
-      </w:hyperlink>
+      <w:r>
+        <w:rPr>
+          <w:lang w:val="es_ES" w:bidi="es_ES"/>
+        </w:rPr>
+        <w:t>Ro 1:8–12,</w:t>
+      </w:r>
+      <w:r>
+        <w:rPr>
+          <w:lang w:val="es_ES" w:bidi="es_ES"/>
+        </w:rPr>
+        <w:t xml:space="preserve"> </w:t>
+      </w:r>
+      <w:r>
+        <w:rPr>
+          <w:lang w:val="es_ES" w:bidi="es_ES"/>
+        </w:rPr>
+        <w:t>Col 1:3–14,</w:t>
+      </w:r>
       <w:r>
         <w:rPr>
           <w:lang w:val="es_ES" w:bidi="es_ES"/>
         </w:rPr>
         <w:t xml:space="preserve"> en contraste con </w:t>
       </w:r>
-      <w:hyperlink r:id="rId26">
-        <w:r>
-          <w:rPr>
-            <w:lang w:val="es_ES" w:bidi="es_ES"/>
-          </w:rPr>
-          <w:rPr>
-            <w:color w:val="0000EE"/>
-            <w:u w:val="single"/>
-          </w:rPr>
-          <w:t>Ga 1:6–10</w:t>
-        </w:r>
-      </w:hyperlink>
+      <w:r>
+        <w:rPr>
+          <w:lang w:val="es_ES" w:bidi="es_ES"/>
+        </w:rPr>
+        <w:t>Ga 1:6–10</w:t>
+      </w:r>
       <w:r>
         <w:rPr>
           <w:lang w:val="es_ES" w:bidi="es_ES"/>
@@ -725,36 +641,24 @@
         </w:rPr>
         <w:t xml:space="preserve">). • "tus lágrimas": es posible que se despidieran por última vez cuando Pablo fue trasladado a Roma bajo arresto (cp. </w:t>
       </w:r>
-      <w:hyperlink r:id="rId27">
-        <w:r>
-          <w:rPr>
-            <w:lang w:val="es_ES" w:bidi="es_ES"/>
-          </w:rPr>
-          <w:rPr>
-            <w:color w:val="0000EE"/>
-            <w:u w:val="single"/>
-          </w:rPr>
-          <w:t>Hc 20:37–38,</w:t>
-        </w:r>
-      </w:hyperlink>
-      <w:r>
-        <w:rPr>
-          <w:lang w:val="es_ES" w:bidi="es_ES"/>
-        </w:rPr>
-        <w:t xml:space="preserve"> </w:t>
-      </w:r>
-      <w:hyperlink r:id="rId28">
-        <w:r>
-          <w:rPr>
-            <w:lang w:val="es_ES" w:bidi="es_ES"/>
-          </w:rPr>
-          <w:rPr>
-            <w:color w:val="0000EE"/>
-            <w:u w:val="single"/>
-          </w:rPr>
-          <w:t>21:12–14</w:t>
-        </w:r>
-      </w:hyperlink>
+      <w:r>
+        <w:rPr>
+          <w:lang w:val="es_ES" w:bidi="es_ES"/>
+        </w:rPr>
+        <w:t>Hc 20:37–38,</w:t>
+      </w:r>
+      <w:r>
+        <w:rPr>
+          <w:lang w:val="es_ES" w:bidi="es_ES"/>
+        </w:rPr>
+        <w:t xml:space="preserve"> </w:t>
+      </w:r>
+      <w:r>
+        <w:rPr>
+          <w:lang w:val="es_ES" w:bidi="es_ES"/>
+        </w:rPr>
+        <w:t>21:12–14</w:t>
+      </w:r>
       <w:r>
         <w:rPr>
           <w:lang w:val="es_ES" w:bidi="es_ES"/>
@@ -809,54 +713,36 @@
         </w:rPr>
         <w:t xml:space="preserve">Para conocer la ascendencia de Timoteo, ver </w:t>
       </w:r>
-      <w:hyperlink r:id="rId29">
-        <w:r>
-          <w:rPr>
-            <w:lang w:val="es_ES" w:bidi="es_ES"/>
-          </w:rPr>
-          <w:rPr>
-            <w:color w:val="0000EE"/>
-            <w:u w:val="single"/>
-          </w:rPr>
-          <w:t>Hc 16:1–3,</w:t>
-        </w:r>
-      </w:hyperlink>
-      <w:r>
-        <w:rPr>
-          <w:lang w:val="es_ES" w:bidi="es_ES"/>
-        </w:rPr>
-        <w:t xml:space="preserve"> </w:t>
-      </w:r>
-      <w:hyperlink r:id="rId30">
-        <w:r>
-          <w:rPr>
-            <w:lang w:val="es_ES" w:bidi="es_ES"/>
-          </w:rPr>
-          <w:rPr>
-            <w:color w:val="0000EE"/>
-            <w:u w:val="single"/>
-          </w:rPr>
-          <w:t>1 Tm 1:2</w:t>
-        </w:r>
-      </w:hyperlink>
+      <w:r>
+        <w:rPr>
+          <w:lang w:val="es_ES" w:bidi="es_ES"/>
+        </w:rPr>
+        <w:t>Hc 16:1–3,</w:t>
+      </w:r>
+      <w:r>
+        <w:rPr>
+          <w:lang w:val="es_ES" w:bidi="es_ES"/>
+        </w:rPr>
+        <w:t xml:space="preserve"> </w:t>
+      </w:r>
+      <w:r>
+        <w:rPr>
+          <w:lang w:val="es_ES" w:bidi="es_ES"/>
+        </w:rPr>
+        <w:t>1 Tm 1:2</w:t>
+      </w:r>
       <w:r>
         <w:rPr>
           <w:lang w:val="es_ES" w:bidi="es_ES"/>
         </w:rPr>
         <w:t>. • La fe se refiere a la fe cristiana, pero la herencia judía de Timoteo, a través de su abuela y su madre, explica cómo estaba arraigada en la instrucción del antiguo testamento (</w:t>
       </w:r>
-      <w:hyperlink r:id="rId31">
-        <w:r>
-          <w:rPr>
-            <w:lang w:val="es_ES" w:bidi="es_ES"/>
-          </w:rPr>
-          <w:rPr>
-            <w:color w:val="0000EE"/>
-            <w:u w:val="single"/>
-          </w:rPr>
-          <w:t>2 Tm 3:14–15</w:t>
-        </w:r>
-      </w:hyperlink>
+      <w:r>
+        <w:rPr>
+          <w:lang w:val="es_ES" w:bidi="es_ES"/>
+        </w:rPr>
+        <w:t>2 Tm 3:14–15</w:t>
+      </w:r>
       <w:r>
         <w:rPr>
           <w:lang w:val="es_ES" w:bidi="es_ES"/>
@@ -911,96 +797,60 @@
         </w:rPr>
         <w:t xml:space="preserve">Pablo llama a Timoteo a Roma con suavidad pero con firmeza (ver también </w:t>
       </w:r>
-      <w:hyperlink r:id="rId32">
-        <w:r>
-          <w:rPr>
-            <w:lang w:val="es_ES" w:bidi="es_ES"/>
-          </w:rPr>
-          <w:rPr>
-            <w:color w:val="0000EE"/>
-            <w:u w:val="single"/>
-          </w:rPr>
-          <w:t>4:9,</w:t>
-        </w:r>
-      </w:hyperlink>
-      <w:hyperlink r:id="rId33">
-        <w:r>
-          <w:rPr>
-            <w:lang w:val="es_ES" w:bidi="es_ES"/>
-          </w:rPr>
-          <w:rPr>
-            <w:color w:val="0000EE"/>
-            <w:u w:val="single"/>
-          </w:rPr>
-          <w:t>21;</w:t>
-        </w:r>
-      </w:hyperlink>
+      <w:r>
+        <w:rPr>
+          <w:lang w:val="es_ES" w:bidi="es_ES"/>
+        </w:rPr>
+        <w:t>4:9,</w:t>
+      </w:r>
+      <w:r>
+        <w:rPr>
+          <w:lang w:val="es_ES" w:bidi="es_ES"/>
+        </w:rPr>
+        <w:t>21;</w:t>
+      </w:r>
       <w:r>
         <w:rPr>
           <w:lang w:val="es_ES" w:bidi="es_ES"/>
         </w:rPr>
         <w:t xml:space="preserve"> cp. </w:t>
       </w:r>
-      <w:hyperlink r:id="rId34">
-        <w:r>
-          <w:rPr>
-            <w:lang w:val="es_ES" w:bidi="es_ES"/>
-          </w:rPr>
-          <w:rPr>
-            <w:color w:val="0000EE"/>
-            <w:u w:val="single"/>
-          </w:rPr>
-          <w:t>1 Tm 1:3–11,</w:t>
-        </w:r>
-      </w:hyperlink>
-      <w:hyperlink r:id="rId35">
-        <w:r>
-          <w:rPr>
-            <w:lang w:val="es_ES" w:bidi="es_ES"/>
-          </w:rPr>
-          <w:rPr>
-            <w:color w:val="0000EE"/>
-            <w:u w:val="single"/>
-          </w:rPr>
-          <w:t>12–17</w:t>
-        </w:r>
-      </w:hyperlink>
+      <w:r>
+        <w:rPr>
+          <w:lang w:val="es_ES" w:bidi="es_ES"/>
+        </w:rPr>
+        <w:t>1 Tm 1:3–11,</w:t>
+      </w:r>
+      <w:r>
+        <w:rPr>
+          <w:lang w:val="es_ES" w:bidi="es_ES"/>
+        </w:rPr>
+        <w:t>12–17</w:t>
+      </w:r>
       <w:r>
         <w:rPr>
           <w:lang w:val="es_ES" w:bidi="es_ES"/>
         </w:rPr>
         <w:t xml:space="preserve">). El sufrimiento parecía inevitable si Timoteo permanecía fiel, y Pablo quería fortalecer su determinación. • Las alusiones al espíritu en </w:t>
       </w:r>
-      <w:hyperlink r:id="rId36">
-        <w:r>
-          <w:rPr>
-            <w:lang w:val="es_ES" w:bidi="es_ES"/>
-          </w:rPr>
-          <w:rPr>
-            <w:color w:val="0000EE"/>
-            <w:u w:val="single"/>
-          </w:rPr>
-          <w:t>2 Tm 1:6–7</w:t>
-        </w:r>
-      </w:hyperlink>
+      <w:r>
+        <w:rPr>
+          <w:lang w:val="es_ES" w:bidi="es_ES"/>
+        </w:rPr>
+        <w:t>2 Tm 1:6–7</w:t>
+      </w:r>
       <w:r>
         <w:rPr>
           <w:lang w:val="es_ES" w:bidi="es_ES"/>
         </w:rPr>
         <w:t xml:space="preserve"> y </w:t>
       </w:r>
-      <w:hyperlink r:id="rId37">
-        <w:r>
-          <w:rPr>
-            <w:lang w:val="es_ES" w:bidi="es_ES"/>
-          </w:rPr>
-          <w:rPr>
-            <w:color w:val="0000EE"/>
-            <w:u w:val="single"/>
-          </w:rPr>
-          <w:t>1:14</w:t>
-        </w:r>
-      </w:hyperlink>
+      <w:r>
+        <w:rPr>
+          <w:lang w:val="es_ES" w:bidi="es_ES"/>
+        </w:rPr>
+        <w:t>1:14</w:t>
+      </w:r>
       <w:r>
         <w:rPr>
           <w:lang w:val="es_ES" w:bidi="es_ES"/>
@@ -1068,156 +918,102 @@
         </w:rPr>
         <w:t xml:space="preserve">Avivar las llamas: la obra del espíritu no es automática y debe ser cultivada (ver </w:t>
       </w:r>
-      <w:hyperlink r:id="rId38">
-        <w:r>
-          <w:rPr>
-            <w:lang w:val="es_ES" w:bidi="es_ES"/>
-          </w:rPr>
-          <w:rPr>
-            <w:color w:val="0000EE"/>
-            <w:u w:val="single"/>
-          </w:rPr>
-          <w:t>Ef 5:18–21;</w:t>
-        </w:r>
-      </w:hyperlink>
-      <w:r>
-        <w:rPr>
-          <w:lang w:val="es_ES" w:bidi="es_ES"/>
-        </w:rPr>
-        <w:t xml:space="preserve"> </w:t>
-      </w:r>
-      <w:hyperlink r:id="rId39">
-        <w:r>
-          <w:rPr>
-            <w:lang w:val="es_ES" w:bidi="es_ES"/>
-          </w:rPr>
-          <w:rPr>
-            <w:color w:val="0000EE"/>
-            <w:u w:val="single"/>
-          </w:rPr>
-          <w:t>1 Ts 5:19–20;</w:t>
-        </w:r>
-      </w:hyperlink>
+      <w:r>
+        <w:rPr>
+          <w:lang w:val="es_ES" w:bidi="es_ES"/>
+        </w:rPr>
+        <w:t>Ef 5:18–21;</w:t>
+      </w:r>
+      <w:r>
+        <w:rPr>
+          <w:lang w:val="es_ES" w:bidi="es_ES"/>
+        </w:rPr>
+        <w:t xml:space="preserve"> </w:t>
+      </w:r>
+      <w:r>
+        <w:rPr>
+          <w:lang w:val="es_ES" w:bidi="es_ES"/>
+        </w:rPr>
+        <w:t>1 Ts 5:19–20;</w:t>
+      </w:r>
       <w:r>
         <w:rPr>
           <w:lang w:val="es_ES" w:bidi="es_ES"/>
         </w:rPr>
         <w:t xml:space="preserve"> cp. </w:t>
       </w:r>
-      <w:hyperlink r:id="rId40">
-        <w:r>
-          <w:rPr>
-            <w:lang w:val="es_ES" w:bidi="es_ES"/>
-          </w:rPr>
-          <w:rPr>
-            <w:color w:val="0000EE"/>
-            <w:u w:val="single"/>
-          </w:rPr>
-          <w:t>Hc 4:31,</w:t>
-        </w:r>
-      </w:hyperlink>
-      <w:r>
-        <w:rPr>
-          <w:lang w:val="es_ES" w:bidi="es_ES"/>
-        </w:rPr>
-        <w:t xml:space="preserve"> </w:t>
-      </w:r>
-      <w:hyperlink r:id="rId41">
-        <w:r>
-          <w:rPr>
-            <w:lang w:val="es_ES" w:bidi="es_ES"/>
-          </w:rPr>
-          <w:rPr>
-            <w:color w:val="0000EE"/>
-            <w:u w:val="single"/>
-          </w:rPr>
-          <w:t>7:55,</w:t>
-        </w:r>
-      </w:hyperlink>
-      <w:r>
-        <w:rPr>
-          <w:lang w:val="es_ES" w:bidi="es_ES"/>
-        </w:rPr>
-        <w:t xml:space="preserve"> </w:t>
-      </w:r>
-      <w:hyperlink r:id="rId42">
-        <w:r>
-          <w:rPr>
-            <w:lang w:val="es_ES" w:bidi="es_ES"/>
-          </w:rPr>
-          <w:rPr>
-            <w:color w:val="0000EE"/>
-            <w:u w:val="single"/>
-          </w:rPr>
-          <w:t>13:9</w:t>
-        </w:r>
-      </w:hyperlink>
+      <w:r>
+        <w:rPr>
+          <w:lang w:val="es_ES" w:bidi="es_ES"/>
+        </w:rPr>
+        <w:t>Hc 4:31,</w:t>
+      </w:r>
+      <w:r>
+        <w:rPr>
+          <w:lang w:val="es_ES" w:bidi="es_ES"/>
+        </w:rPr>
+        <w:t xml:space="preserve"> </w:t>
+      </w:r>
+      <w:r>
+        <w:rPr>
+          <w:lang w:val="es_ES" w:bidi="es_ES"/>
+        </w:rPr>
+        <w:t>7:55,</w:t>
+      </w:r>
+      <w:r>
+        <w:rPr>
+          <w:lang w:val="es_ES" w:bidi="es_ES"/>
+        </w:rPr>
+        <w:t xml:space="preserve"> </w:t>
+      </w:r>
+      <w:r>
+        <w:rPr>
+          <w:lang w:val="es_ES" w:bidi="es_ES"/>
+        </w:rPr>
+        <w:t>13:9</w:t>
+      </w:r>
       <w:r>
         <w:rPr>
           <w:lang w:val="es_ES" w:bidi="es_ES"/>
         </w:rPr>
         <w:t xml:space="preserve">). • El don espiritual es la habilitación del Espíritu Santo para el ministerio (ver </w:t>
       </w:r>
-      <w:hyperlink r:id="rId43">
-        <w:r>
-          <w:rPr>
-            <w:lang w:val="es_ES" w:bidi="es_ES"/>
-          </w:rPr>
-          <w:rPr>
-            <w:color w:val="0000EE"/>
-            <w:u w:val="single"/>
-          </w:rPr>
-          <w:t>1 Co 12:1–14:40;</w:t>
-        </w:r>
-      </w:hyperlink>
+      <w:r>
+        <w:rPr>
+          <w:lang w:val="es_ES" w:bidi="es_ES"/>
+        </w:rPr>
+        <w:t>1 Co 12:1–14:40;</w:t>
+      </w:r>
       <w:r>
         <w:rPr>
           <w:lang w:val="es_ES" w:bidi="es_ES"/>
         </w:rPr>
         <w:t xml:space="preserve"> cp. </w:t>
       </w:r>
-      <w:hyperlink r:id="rId44">
-        <w:r>
-          <w:rPr>
-            <w:lang w:val="es_ES" w:bidi="es_ES"/>
-          </w:rPr>
-          <w:rPr>
-            <w:color w:val="0000EE"/>
-            <w:u w:val="single"/>
-          </w:rPr>
-          <w:t>Hc 6:3,</w:t>
-        </w:r>
-      </w:hyperlink>
-      <w:hyperlink r:id="rId45">
-        <w:r>
-          <w:rPr>
-            <w:lang w:val="es_ES" w:bidi="es_ES"/>
-          </w:rPr>
-          <w:rPr>
-            <w:color w:val="0000EE"/>
-            <w:u w:val="single"/>
-          </w:rPr>
-          <w:t>5;</w:t>
-        </w:r>
-      </w:hyperlink>
-      <w:r>
-        <w:rPr>
-          <w:lang w:val="es_ES" w:bidi="es_ES"/>
-        </w:rPr>
-        <w:t xml:space="preserve"> </w:t>
-      </w:r>
-      <w:hyperlink r:id="rId46">
-        <w:r>
-          <w:rPr>
-            <w:lang w:val="es_ES" w:bidi="es_ES"/>
-          </w:rPr>
-          <w:rPr>
-            <w:color w:val="0000EE"/>
-            <w:u w:val="single"/>
-          </w:rPr>
-          <w:t>11:24</w:t>
-        </w:r>
-      </w:hyperlink>
+      <w:r>
+        <w:rPr>
+          <w:lang w:val="es_ES" w:bidi="es_ES"/>
+        </w:rPr>
+        <w:t>Hc 6:3,</w:t>
+      </w:r>
+      <w:r>
+        <w:rPr>
+          <w:lang w:val="es_ES" w:bidi="es_ES"/>
+        </w:rPr>
+        <w:t>5;</w:t>
+      </w:r>
+      <w:r>
+        <w:rPr>
+          <w:lang w:val="es_ES" w:bidi="es_ES"/>
+        </w:rPr>
+        <w:t xml:space="preserve"> </w:t>
+      </w:r>
+      <w:r>
+        <w:rPr>
+          <w:lang w:val="es_ES" w:bidi="es_ES"/>
+        </w:rPr>
+        <w:t>11:24</w:t>
+      </w:r>
       <w:r>
         <w:rPr>
           <w:lang w:val="es_ES" w:bidi="es_ES"/>
@@ -1236,18 +1032,12 @@
         </w:rPr>
         <w:t>: Pablo y los ancianos (</w:t>
       </w:r>
-      <w:hyperlink r:id="rId47">
-        <w:r>
-          <w:rPr>
-            <w:lang w:val="es_ES" w:bidi="es_ES"/>
-          </w:rPr>
-          <w:rPr>
-            <w:color w:val="0000EE"/>
-            <w:u w:val="single"/>
-          </w:rPr>
-          <w:t>1 Tm 4:14</w:t>
-        </w:r>
-      </w:hyperlink>
+      <w:r>
+        <w:rPr>
+          <w:lang w:val="es_ES" w:bidi="es_ES"/>
+        </w:rPr>
+        <w:t>1 Tm 4:14</w:t>
+      </w:r>
       <w:r>
         <w:rPr>
           <w:lang w:val="es_ES" w:bidi="es_ES"/>
@@ -1302,72 +1092,48 @@
         </w:rPr>
         <w:t>Este versículo resume la carta. Timoteo probablemente experimentaría sufrimiento (</w:t>
       </w:r>
-      <w:hyperlink r:id="rId48">
-        <w:r>
-          <w:rPr>
-            <w:lang w:val="es_ES" w:bidi="es_ES"/>
-          </w:rPr>
-          <w:rPr>
-            <w:color w:val="0000EE"/>
-            <w:u w:val="single"/>
-          </w:rPr>
-          <w:t>2:3,</w:t>
-        </w:r>
-      </w:hyperlink>
-      <w:r>
-        <w:rPr>
-          <w:lang w:val="es_ES" w:bidi="es_ES"/>
-        </w:rPr>
-        <w:t xml:space="preserve"> </w:t>
-      </w:r>
-      <w:hyperlink r:id="rId16">
-        <w:r>
-          <w:rPr>
-            <w:lang w:val="es_ES" w:bidi="es_ES"/>
-          </w:rPr>
-          <w:rPr>
-            <w:color w:val="0000EE"/>
-            <w:u w:val="single"/>
-          </w:rPr>
-          <w:t>3:12,</w:t>
-        </w:r>
-      </w:hyperlink>
-      <w:r>
-        <w:rPr>
-          <w:lang w:val="es_ES" w:bidi="es_ES"/>
-        </w:rPr>
-        <w:t xml:space="preserve"> </w:t>
-      </w:r>
-      <w:hyperlink r:id="rId49">
-        <w:r>
-          <w:rPr>
-            <w:lang w:val="es_ES" w:bidi="es_ES"/>
-          </w:rPr>
-          <w:rPr>
-            <w:color w:val="0000EE"/>
-            <w:u w:val="single"/>
-          </w:rPr>
-          <w:t>4:5;</w:t>
-        </w:r>
-      </w:hyperlink>
+      <w:r>
+        <w:rPr>
+          <w:lang w:val="es_ES" w:bidi="es_ES"/>
+        </w:rPr>
+        <w:t>2:3,</w:t>
+      </w:r>
+      <w:r>
+        <w:rPr>
+          <w:lang w:val="es_ES" w:bidi="es_ES"/>
+        </w:rPr>
+        <w:t xml:space="preserve"> </w:t>
+      </w:r>
+      <w:r>
+        <w:rPr>
+          <w:lang w:val="es_ES" w:bidi="es_ES"/>
+        </w:rPr>
+        <w:t>3:12,</w:t>
+      </w:r>
+      <w:r>
+        <w:rPr>
+          <w:lang w:val="es_ES" w:bidi="es_ES"/>
+        </w:rPr>
+        <w:t xml:space="preserve"> </w:t>
+      </w:r>
+      <w:r>
+        <w:rPr>
+          <w:lang w:val="es_ES" w:bidi="es_ES"/>
+        </w:rPr>
+        <w:t>4:5;</w:t>
+      </w:r>
       <w:r>
         <w:rPr>
           <w:lang w:val="es_ES" w:bidi="es_ES"/>
         </w:rPr>
         <w:t xml:space="preserve"> ver </w:t>
       </w:r>
-      <w:hyperlink r:id="rId50">
-        <w:r>
-          <w:rPr>
-            <w:lang w:val="es_ES" w:bidi="es_ES"/>
-          </w:rPr>
-          <w:rPr>
-            <w:color w:val="0000EE"/>
-            <w:u w:val="single"/>
-          </w:rPr>
-          <w:t>Hb 13:23</w:t>
-        </w:r>
-      </w:hyperlink>
+      <w:r>
+        <w:rPr>
+          <w:lang w:val="es_ES" w:bidi="es_ES"/>
+        </w:rPr>
+        <w:t>Hb 13:23</w:t>
+      </w:r>
       <w:r>
         <w:rPr>
           <w:lang w:val="es_ES" w:bidi="es_ES"/>
@@ -1422,54 +1188,36 @@
         </w:rPr>
         <w:t>Este pasaje destaca la importancia de la obediencia (</w:t>
       </w:r>
-      <w:hyperlink r:id="rId51">
-        <w:r>
-          <w:rPr>
-            <w:lang w:val="es_ES" w:bidi="es_ES"/>
-          </w:rPr>
-          <w:rPr>
-            <w:color w:val="0000EE"/>
-            <w:u w:val="single"/>
-          </w:rPr>
-          <w:t>1:8</w:t>
-        </w:r>
-      </w:hyperlink>
+      <w:r>
+        <w:rPr>
+          <w:lang w:val="es_ES" w:bidi="es_ES"/>
+        </w:rPr>
+        <w:t>1:8</w:t>
+      </w:r>
       <w:r>
         <w:rPr>
           <w:lang w:val="es_ES" w:bidi="es_ES"/>
         </w:rPr>
         <w:t xml:space="preserve">) y anima a Timoteo a seguirla (cp. </w:t>
       </w:r>
-      <w:hyperlink r:id="rId52">
-        <w:r>
-          <w:rPr>
-            <w:lang w:val="es_ES" w:bidi="es_ES"/>
-          </w:rPr>
-          <w:rPr>
-            <w:color w:val="0000EE"/>
-            <w:u w:val="single"/>
-          </w:rPr>
-          <w:t>1 Tm 1:15,</w:t>
-        </w:r>
-      </w:hyperlink>
-      <w:r>
-        <w:rPr>
-          <w:lang w:val="es_ES" w:bidi="es_ES"/>
-        </w:rPr>
-        <w:t xml:space="preserve"> </w:t>
-      </w:r>
-      <w:hyperlink r:id="rId53">
-        <w:r>
-          <w:rPr>
-            <w:lang w:val="es_ES" w:bidi="es_ES"/>
-          </w:rPr>
-          <w:rPr>
-            <w:color w:val="0000EE"/>
-            <w:u w:val="single"/>
-          </w:rPr>
-          <w:t>2:5–6</w:t>
-        </w:r>
-      </w:hyperlink>
+      <w:r>
+        <w:rPr>
+          <w:lang w:val="es_ES" w:bidi="es_ES"/>
+        </w:rPr>
+        <w:t>1 Tm 1:15,</w:t>
+      </w:r>
+      <w:r>
+        <w:rPr>
+          <w:lang w:val="es_ES" w:bidi="es_ES"/>
+        </w:rPr>
+        <w:t xml:space="preserve"> </w:t>
+      </w:r>
+      <w:r>
+        <w:rPr>
+          <w:lang w:val="es_ES" w:bidi="es_ES"/>
+        </w:rPr>
+        <w:t>2:5–6</w:t>
+      </w:r>
       <w:r>
         <w:rPr>
           <w:lang w:val="es_ES" w:bidi="es_ES"/>
@@ -1500,36 +1248,24 @@
         </w:rPr>
         <w:t xml:space="preserve">: Dios y Cristo se presentan indistintamente en el rol de Salvador (ver </w:t>
       </w:r>
-      <w:hyperlink r:id="rId54">
-        <w:r>
-          <w:rPr>
-            <w:lang w:val="es_ES" w:bidi="es_ES"/>
-          </w:rPr>
-          <w:rPr>
-            <w:color w:val="0000EE"/>
-            <w:u w:val="single"/>
-          </w:rPr>
-          <w:t>1 Tm 1:1,</w:t>
-        </w:r>
-      </w:hyperlink>
-      <w:r>
-        <w:rPr>
-          <w:lang w:val="es_ES" w:bidi="es_ES"/>
-        </w:rPr>
-        <w:t xml:space="preserve"> </w:t>
-      </w:r>
-      <w:hyperlink r:id="rId55">
-        <w:r>
-          <w:rPr>
-            <w:lang w:val="es_ES" w:bidi="es_ES"/>
-          </w:rPr>
-          <w:rPr>
-            <w:color w:val="0000EE"/>
-            <w:u w:val="single"/>
-          </w:rPr>
-          <w:t>2:3–4</w:t>
-        </w:r>
-      </w:hyperlink>
+      <w:r>
+        <w:rPr>
+          <w:lang w:val="es_ES" w:bidi="es_ES"/>
+        </w:rPr>
+        <w:t>1 Tm 1:1,</w:t>
+      </w:r>
+      <w:r>
+        <w:rPr>
+          <w:lang w:val="es_ES" w:bidi="es_ES"/>
+        </w:rPr>
+        <w:t xml:space="preserve"> </w:t>
+      </w:r>
+      <w:r>
+        <w:rPr>
+          <w:lang w:val="es_ES" w:bidi="es_ES"/>
+        </w:rPr>
+        <w:t>2:3–4</w:t>
+      </w:r>
       <w:r>
         <w:rPr>
           <w:lang w:val="es_ES" w:bidi="es_ES"/>
@@ -1548,264 +1284,174 @@
         </w:rPr>
         <w:t xml:space="preserve">: la salvación y la piedad están relacionadas (ver </w:t>
       </w:r>
-      <w:hyperlink r:id="rId56">
-        <w:r>
-          <w:rPr>
-            <w:lang w:val="es_ES" w:bidi="es_ES"/>
-          </w:rPr>
-          <w:rPr>
-            <w:color w:val="0000EE"/>
-            <w:u w:val="single"/>
-          </w:rPr>
-          <w:t>1 Tm 3:14–16,</w:t>
-        </w:r>
-      </w:hyperlink>
-      <w:r>
-        <w:rPr>
-          <w:lang w:val="es_ES" w:bidi="es_ES"/>
-        </w:rPr>
-        <w:t xml:space="preserve"> </w:t>
-      </w:r>
-      <w:hyperlink r:id="rId57">
-        <w:r>
-          <w:rPr>
-            <w:lang w:val="es_ES" w:bidi="es_ES"/>
-          </w:rPr>
-          <w:rPr>
-            <w:color w:val="0000EE"/>
-            <w:u w:val="single"/>
-          </w:rPr>
-          <w:t>5:8;</w:t>
-        </w:r>
-      </w:hyperlink>
-      <w:r>
-        <w:rPr>
-          <w:lang w:val="es_ES" w:bidi="es_ES"/>
-        </w:rPr>
-        <w:t xml:space="preserve"> </w:t>
-      </w:r>
-      <w:hyperlink r:id="rId58">
-        <w:r>
-          <w:rPr>
-            <w:lang w:val="es_ES" w:bidi="es_ES"/>
-          </w:rPr>
-          <w:rPr>
-            <w:color w:val="0000EE"/>
-            <w:u w:val="single"/>
-          </w:rPr>
-          <w:t>Tt 2:11–14;</w:t>
-        </w:r>
-      </w:hyperlink>
-      <w:r>
-        <w:rPr>
-          <w:lang w:val="es_ES" w:bidi="es_ES"/>
-        </w:rPr>
-        <w:t xml:space="preserve"> </w:t>
-      </w:r>
-      <w:hyperlink r:id="rId59">
-        <w:r>
-          <w:rPr>
-            <w:lang w:val="es_ES" w:bidi="es_ES"/>
-          </w:rPr>
-          <w:rPr>
-            <w:color w:val="0000EE"/>
-            <w:u w:val="single"/>
-          </w:rPr>
-          <w:t>3:4–7;</w:t>
-        </w:r>
-      </w:hyperlink>
-      <w:r>
-        <w:rPr>
-          <w:lang w:val="es_ES" w:bidi="es_ES"/>
-        </w:rPr>
-        <w:t xml:space="preserve"> </w:t>
-      </w:r>
-      <w:hyperlink r:id="rId60">
-        <w:r>
-          <w:rPr>
-            <w:lang w:val="es_ES" w:bidi="es_ES"/>
-          </w:rPr>
-          <w:rPr>
-            <w:color w:val="0000EE"/>
-            <w:u w:val="single"/>
-          </w:rPr>
-          <w:t>Ef 2:10</w:t>
-        </w:r>
-      </w:hyperlink>
+      <w:r>
+        <w:rPr>
+          <w:lang w:val="es_ES" w:bidi="es_ES"/>
+        </w:rPr>
+        <w:t>1 Tm 3:14–16,</w:t>
+      </w:r>
+      <w:r>
+        <w:rPr>
+          <w:lang w:val="es_ES" w:bidi="es_ES"/>
+        </w:rPr>
+        <w:t xml:space="preserve"> </w:t>
+      </w:r>
+      <w:r>
+        <w:rPr>
+          <w:lang w:val="es_ES" w:bidi="es_ES"/>
+        </w:rPr>
+        <w:t>5:8;</w:t>
+      </w:r>
+      <w:r>
+        <w:rPr>
+          <w:lang w:val="es_ES" w:bidi="es_ES"/>
+        </w:rPr>
+        <w:t xml:space="preserve"> </w:t>
+      </w:r>
+      <w:r>
+        <w:rPr>
+          <w:lang w:val="es_ES" w:bidi="es_ES"/>
+        </w:rPr>
+        <w:t>Tt 2:11–14;</w:t>
+      </w:r>
+      <w:r>
+        <w:rPr>
+          <w:lang w:val="es_ES" w:bidi="es_ES"/>
+        </w:rPr>
+        <w:t xml:space="preserve"> </w:t>
+      </w:r>
+      <w:r>
+        <w:rPr>
+          <w:lang w:val="es_ES" w:bidi="es_ES"/>
+        </w:rPr>
+        <w:t>3:4–7;</w:t>
+      </w:r>
+      <w:r>
+        <w:rPr>
+          <w:lang w:val="es_ES" w:bidi="es_ES"/>
+        </w:rPr>
+        <w:t xml:space="preserve"> </w:t>
+      </w:r>
+      <w:r>
+        <w:rPr>
+          <w:lang w:val="es_ES" w:bidi="es_ES"/>
+        </w:rPr>
+        <w:t>Ef 2:10</w:t>
+      </w:r>
       <w:r>
         <w:rPr>
           <w:lang w:val="es_ES" w:bidi="es_ES"/>
         </w:rPr>
         <w:t xml:space="preserve">). • No porque lo mereciéramos: merecemos condenación (ver </w:t>
       </w:r>
-      <w:hyperlink r:id="rId61">
-        <w:r>
-          <w:rPr>
-            <w:lang w:val="es_ES" w:bidi="es_ES"/>
-          </w:rPr>
-          <w:rPr>
-            <w:color w:val="0000EE"/>
-            <w:u w:val="single"/>
-          </w:rPr>
-          <w:t>Ro 3:23–24,</w:t>
-        </w:r>
-      </w:hyperlink>
-      <w:r>
-        <w:rPr>
-          <w:lang w:val="es_ES" w:bidi="es_ES"/>
-        </w:rPr>
-        <w:t xml:space="preserve"> </w:t>
-      </w:r>
-      <w:hyperlink r:id="rId62">
-        <w:r>
-          <w:rPr>
-            <w:lang w:val="es_ES" w:bidi="es_ES"/>
-          </w:rPr>
-          <w:rPr>
-            <w:color w:val="0000EE"/>
-            <w:u w:val="single"/>
-          </w:rPr>
-          <w:t>5:6–11;</w:t>
-        </w:r>
-      </w:hyperlink>
-      <w:r>
-        <w:rPr>
-          <w:lang w:val="es_ES" w:bidi="es_ES"/>
-        </w:rPr>
-        <w:t xml:space="preserve"> </w:t>
-      </w:r>
-      <w:hyperlink r:id="rId63">
-        <w:r>
-          <w:rPr>
-            <w:lang w:val="es_ES" w:bidi="es_ES"/>
-          </w:rPr>
-          <w:rPr>
-            <w:color w:val="0000EE"/>
-            <w:u w:val="single"/>
-          </w:rPr>
-          <w:t>Ef 2:8–9;</w:t>
-        </w:r>
-      </w:hyperlink>
-      <w:r>
-        <w:rPr>
-          <w:lang w:val="es_ES" w:bidi="es_ES"/>
-        </w:rPr>
-        <w:t xml:space="preserve"> </w:t>
-      </w:r>
-      <w:hyperlink r:id="rId64">
-        <w:r>
-          <w:rPr>
-            <w:lang w:val="es_ES" w:bidi="es_ES"/>
-          </w:rPr>
-          <w:rPr>
-            <w:color w:val="0000EE"/>
-            <w:u w:val="single"/>
-          </w:rPr>
-          <w:t>Tt 3:5</w:t>
-        </w:r>
-      </w:hyperlink>
+      <w:r>
+        <w:rPr>
+          <w:lang w:val="es_ES" w:bidi="es_ES"/>
+        </w:rPr>
+        <w:t>Ro 3:23–24,</w:t>
+      </w:r>
+      <w:r>
+        <w:rPr>
+          <w:lang w:val="es_ES" w:bidi="es_ES"/>
+        </w:rPr>
+        <w:t xml:space="preserve"> </w:t>
+      </w:r>
+      <w:r>
+        <w:rPr>
+          <w:lang w:val="es_ES" w:bidi="es_ES"/>
+        </w:rPr>
+        <w:t>5:6–11;</w:t>
+      </w:r>
+      <w:r>
+        <w:rPr>
+          <w:lang w:val="es_ES" w:bidi="es_ES"/>
+        </w:rPr>
+        <w:t xml:space="preserve"> </w:t>
+      </w:r>
+      <w:r>
+        <w:rPr>
+          <w:lang w:val="es_ES" w:bidi="es_ES"/>
+        </w:rPr>
+        <w:t>Ef 2:8–9;</w:t>
+      </w:r>
+      <w:r>
+        <w:rPr>
+          <w:lang w:val="es_ES" w:bidi="es_ES"/>
+        </w:rPr>
+        <w:t xml:space="preserve"> </w:t>
+      </w:r>
+      <w:r>
+        <w:rPr>
+          <w:lang w:val="es_ES" w:bidi="es_ES"/>
+        </w:rPr>
+        <w:t>Tt 3:5</w:t>
+      </w:r>
       <w:r>
         <w:rPr>
           <w:lang w:val="es_ES" w:bidi="es_ES"/>
         </w:rPr>
         <w:t xml:space="preserve">). • Ese fue su plan desde antes del comienzo del tiempo: ver </w:t>
       </w:r>
-      <w:hyperlink r:id="rId65">
-        <w:r>
-          <w:rPr>
-            <w:lang w:val="es_ES" w:bidi="es_ES"/>
-          </w:rPr>
-          <w:rPr>
-            <w:color w:val="0000EE"/>
-            <w:u w:val="single"/>
-          </w:rPr>
-          <w:t>Tt 1:2;</w:t>
-        </w:r>
-      </w:hyperlink>
-      <w:r>
-        <w:rPr>
-          <w:lang w:val="es_ES" w:bidi="es_ES"/>
-        </w:rPr>
-        <w:t xml:space="preserve"> </w:t>
-      </w:r>
-      <w:hyperlink r:id="rId66">
-        <w:r>
-          <w:rPr>
-            <w:lang w:val="es_ES" w:bidi="es_ES"/>
-          </w:rPr>
-          <w:rPr>
-            <w:color w:val="0000EE"/>
-            <w:u w:val="single"/>
-          </w:rPr>
-          <w:t>Jn 17:24;</w:t>
-        </w:r>
-      </w:hyperlink>
-      <w:r>
-        <w:rPr>
-          <w:lang w:val="es_ES" w:bidi="es_ES"/>
-        </w:rPr>
-        <w:t xml:space="preserve"> </w:t>
-      </w:r>
-      <w:hyperlink r:id="rId67">
-        <w:r>
-          <w:rPr>
-            <w:lang w:val="es_ES" w:bidi="es_ES"/>
-          </w:rPr>
-          <w:rPr>
-            <w:color w:val="0000EE"/>
-            <w:u w:val="single"/>
-          </w:rPr>
-          <w:t>Ef 1:4,</w:t>
-        </w:r>
-      </w:hyperlink>
-      <w:hyperlink r:id="rId68">
-        <w:r>
-          <w:rPr>
-            <w:lang w:val="es_ES" w:bidi="es_ES"/>
-          </w:rPr>
-          <w:rPr>
-            <w:color w:val="0000EE"/>
-            <w:u w:val="single"/>
-          </w:rPr>
-          <w:t>11;</w:t>
-        </w:r>
-      </w:hyperlink>
-      <w:r>
-        <w:rPr>
-          <w:lang w:val="es_ES" w:bidi="es_ES"/>
-        </w:rPr>
-        <w:t xml:space="preserve"> </w:t>
-      </w:r>
-      <w:hyperlink r:id="rId69">
-        <w:r>
-          <w:rPr>
-            <w:lang w:val="es_ES" w:bidi="es_ES"/>
-          </w:rPr>
-          <w:rPr>
-            <w:color w:val="0000EE"/>
-            <w:u w:val="single"/>
-          </w:rPr>
-          <w:t>1 Pe 1:20;</w:t>
-        </w:r>
-      </w:hyperlink>
-      <w:r>
-        <w:rPr>
-          <w:lang w:val="es_ES" w:bidi="es_ES"/>
-        </w:rPr>
-        <w:t xml:space="preserve"> </w:t>
-      </w:r>
-      <w:hyperlink r:id="rId70">
-        <w:r>
-          <w:rPr>
-            <w:lang w:val="es_ES" w:bidi="es_ES"/>
-          </w:rPr>
-          <w:rPr>
-            <w:color w:val="0000EE"/>
-            <w:u w:val="single"/>
-          </w:rPr>
-          <w:t>Ap 13:8</w:t>
-        </w:r>
-      </w:hyperlink>
+      <w:r>
+        <w:rPr>
+          <w:lang w:val="es_ES" w:bidi="es_ES"/>
+        </w:rPr>
+        <w:t>Tt 1:2;</w:t>
+      </w:r>
+      <w:r>
+        <w:rPr>
+          <w:lang w:val="es_ES" w:bidi="es_ES"/>
+        </w:rPr>
+        <w:t xml:space="preserve"> </w:t>
+      </w:r>
+      <w:r>
+        <w:rPr>
+          <w:lang w:val="es_ES" w:bidi="es_ES"/>
+        </w:rPr>
+        <w:t>Jn 17:24;</w:t>
+      </w:r>
+      <w:r>
+        <w:rPr>
+          <w:lang w:val="es_ES" w:bidi="es_ES"/>
+        </w:rPr>
+        <w:t xml:space="preserve"> </w:t>
+      </w:r>
+      <w:r>
+        <w:rPr>
+          <w:lang w:val="es_ES" w:bidi="es_ES"/>
+        </w:rPr>
+        <w:t>Ef 1:4,</w:t>
+      </w:r>
+      <w:r>
+        <w:rPr>
+          <w:lang w:val="es_ES" w:bidi="es_ES"/>
+        </w:rPr>
+        <w:t>11;</w:t>
+      </w:r>
+      <w:r>
+        <w:rPr>
+          <w:lang w:val="es_ES" w:bidi="es_ES"/>
+        </w:rPr>
+        <w:t xml:space="preserve"> </w:t>
+      </w:r>
+      <w:r>
+        <w:rPr>
+          <w:lang w:val="es_ES" w:bidi="es_ES"/>
+        </w:rPr>
+        <w:t>1 Pe 1:20;</w:t>
+      </w:r>
+      <w:r>
+        <w:rPr>
+          <w:lang w:val="es_ES" w:bidi="es_ES"/>
+        </w:rPr>
+        <w:t xml:space="preserve"> </w:t>
+      </w:r>
+      <w:r>
+        <w:rPr>
+          <w:lang w:val="es_ES" w:bidi="es_ES"/>
+        </w:rPr>
+        <w:t>Ap 13:8</w:t>
+      </w:r>
       <w:r>
         <w:rPr>
           <w:lang w:val="es_ES" w:bidi="es_ES"/>
@@ -1860,36 +1506,24 @@
         </w:rPr>
         <w:t xml:space="preserve">El regalo de la gracia de Dios ha sido revelado claramente en la historia por medio de Cristo Jesús (ver </w:t>
       </w:r>
-      <w:hyperlink r:id="rId71">
-        <w:r>
-          <w:rPr>
-            <w:lang w:val="es_ES" w:bidi="es_ES"/>
-          </w:rPr>
-          <w:rPr>
-            <w:color w:val="0000EE"/>
-            <w:u w:val="single"/>
-          </w:rPr>
-          <w:t>Ro 16:26,</w:t>
-        </w:r>
-      </w:hyperlink>
-      <w:r>
-        <w:rPr>
-          <w:lang w:val="es_ES" w:bidi="es_ES"/>
-        </w:rPr>
-        <w:t xml:space="preserve"> </w:t>
-      </w:r>
-      <w:hyperlink r:id="rId69">
-        <w:r>
-          <w:rPr>
-            <w:lang w:val="es_ES" w:bidi="es_ES"/>
-          </w:rPr>
-          <w:rPr>
-            <w:color w:val="0000EE"/>
-            <w:u w:val="single"/>
-          </w:rPr>
-          <w:t>1 Pe 1:20</w:t>
-        </w:r>
-      </w:hyperlink>
+      <w:r>
+        <w:rPr>
+          <w:lang w:val="es_ES" w:bidi="es_ES"/>
+        </w:rPr>
+        <w:t>Ro 16:26,</w:t>
+      </w:r>
+      <w:r>
+        <w:rPr>
+          <w:lang w:val="es_ES" w:bidi="es_ES"/>
+        </w:rPr>
+        <w:t xml:space="preserve"> </w:t>
+      </w:r>
+      <w:r>
+        <w:rPr>
+          <w:lang w:val="es_ES" w:bidi="es_ES"/>
+        </w:rPr>
+        <w:t>1 Pe 1:20</w:t>
+      </w:r>
       <w:r>
         <w:rPr>
           <w:lang w:val="es_ES" w:bidi="es_ES"/>
@@ -1920,54 +1554,36 @@
         </w:rPr>
         <w:t xml:space="preserve">: ver </w:t>
       </w:r>
-      <w:hyperlink r:id="rId72">
-        <w:r>
-          <w:rPr>
-            <w:lang w:val="es_ES" w:bidi="es_ES"/>
-          </w:rPr>
-          <w:rPr>
-            <w:color w:val="0000EE"/>
-            <w:u w:val="single"/>
-          </w:rPr>
-          <w:t>1 Co 15:26,</w:t>
-        </w:r>
-      </w:hyperlink>
-      <w:r>
-        <w:rPr>
-          <w:lang w:val="es_ES" w:bidi="es_ES"/>
-        </w:rPr>
-        <w:t xml:space="preserve"> </w:t>
-      </w:r>
-      <w:hyperlink r:id="rId73">
-        <w:r>
-          <w:rPr>
-            <w:lang w:val="es_ES" w:bidi="es_ES"/>
-          </w:rPr>
-          <w:rPr>
-            <w:color w:val="0000EE"/>
-            <w:u w:val="single"/>
-          </w:rPr>
-          <w:t>2 Ts 2:8,</w:t>
-        </w:r>
-      </w:hyperlink>
-      <w:r>
-        <w:rPr>
-          <w:lang w:val="es_ES" w:bidi="es_ES"/>
-        </w:rPr>
-        <w:t xml:space="preserve"> </w:t>
-      </w:r>
-      <w:hyperlink r:id="rId74">
-        <w:r>
-          <w:rPr>
-            <w:lang w:val="es_ES" w:bidi="es_ES"/>
-          </w:rPr>
-          <w:rPr>
-            <w:color w:val="0000EE"/>
-            <w:u w:val="single"/>
-          </w:rPr>
-          <w:t>Hb 2:14</w:t>
-        </w:r>
-      </w:hyperlink>
+      <w:r>
+        <w:rPr>
+          <w:lang w:val="es_ES" w:bidi="es_ES"/>
+        </w:rPr>
+        <w:t>1 Co 15:26,</w:t>
+      </w:r>
+      <w:r>
+        <w:rPr>
+          <w:lang w:val="es_ES" w:bidi="es_ES"/>
+        </w:rPr>
+        <w:t xml:space="preserve"> </w:t>
+      </w:r>
+      <w:r>
+        <w:rPr>
+          <w:lang w:val="es_ES" w:bidi="es_ES"/>
+        </w:rPr>
+        <w:t>2 Ts 2:8,</w:t>
+      </w:r>
+      <w:r>
+        <w:rPr>
+          <w:lang w:val="es_ES" w:bidi="es_ES"/>
+        </w:rPr>
+        <w:t xml:space="preserve"> </w:t>
+      </w:r>
+      <w:r>
+        <w:rPr>
+          <w:lang w:val="es_ES" w:bidi="es_ES"/>
+        </w:rPr>
+        <w:t>Hb 2:14</w:t>
+      </w:r>
       <w:r>
         <w:rPr>
           <w:lang w:val="es_ES" w:bidi="es_ES"/>
@@ -1986,54 +1602,36 @@
         </w:rPr>
         <w:t xml:space="preserve">: ver </w:t>
       </w:r>
-      <w:hyperlink r:id="rId75">
-        <w:r>
-          <w:rPr>
-            <w:lang w:val="es_ES" w:bidi="es_ES"/>
-          </w:rPr>
-          <w:rPr>
-            <w:color w:val="0000EE"/>
-            <w:u w:val="single"/>
-          </w:rPr>
-          <w:t>2 Tm 1:1,</w:t>
-        </w:r>
-      </w:hyperlink>
-      <w:r>
-        <w:rPr>
-          <w:lang w:val="es_ES" w:bidi="es_ES"/>
-        </w:rPr>
-        <w:t xml:space="preserve"> </w:t>
-      </w:r>
-      <w:hyperlink r:id="rId76">
-        <w:r>
-          <w:rPr>
-            <w:lang w:val="es_ES" w:bidi="es_ES"/>
-          </w:rPr>
-          <w:rPr>
-            <w:color w:val="0000EE"/>
-            <w:u w:val="single"/>
-          </w:rPr>
-          <w:t>1 Co 15:53–54,</w:t>
-        </w:r>
-      </w:hyperlink>
-      <w:r>
-        <w:rPr>
-          <w:lang w:val="es_ES" w:bidi="es_ES"/>
-        </w:rPr>
-        <w:t xml:space="preserve"> </w:t>
-      </w:r>
-      <w:hyperlink r:id="rId65">
-        <w:r>
-          <w:rPr>
-            <w:lang w:val="es_ES" w:bidi="es_ES"/>
-          </w:rPr>
-          <w:rPr>
-            <w:color w:val="0000EE"/>
-            <w:u w:val="single"/>
-          </w:rPr>
-          <w:t>Tt 1:2</w:t>
-        </w:r>
-      </w:hyperlink>
+      <w:r>
+        <w:rPr>
+          <w:lang w:val="es_ES" w:bidi="es_ES"/>
+        </w:rPr>
+        <w:t>2 Tm 1:1,</w:t>
+      </w:r>
+      <w:r>
+        <w:rPr>
+          <w:lang w:val="es_ES" w:bidi="es_ES"/>
+        </w:rPr>
+        <w:t xml:space="preserve"> </w:t>
+      </w:r>
+      <w:r>
+        <w:rPr>
+          <w:lang w:val="es_ES" w:bidi="es_ES"/>
+        </w:rPr>
+        <w:t>1 Co 15:53–54,</w:t>
+      </w:r>
+      <w:r>
+        <w:rPr>
+          <w:lang w:val="es_ES" w:bidi="es_ES"/>
+        </w:rPr>
+        <w:t xml:space="preserve"> </w:t>
+      </w:r>
+      <w:r>
+        <w:rPr>
+          <w:lang w:val="es_ES" w:bidi="es_ES"/>
+        </w:rPr>
+        <w:t>Tt 1:2</w:t>
+      </w:r>
       <w:r>
         <w:rPr>
           <w:lang w:val="es_ES" w:bidi="es_ES"/>
@@ -2052,54 +1650,36 @@
         </w:rPr>
         <w:t xml:space="preserve">: la salvación es proporcionada por Cristo, pero sus efectos se transmiten a través de la proclamación de las buenas nuevas (ver </w:t>
       </w:r>
-      <w:hyperlink r:id="rId77">
-        <w:r>
-          <w:rPr>
-            <w:lang w:val="es_ES" w:bidi="es_ES"/>
-          </w:rPr>
-          <w:rPr>
-            <w:color w:val="0000EE"/>
-            <w:u w:val="single"/>
-          </w:rPr>
-          <w:t>Tt 1:2–3;</w:t>
-        </w:r>
-      </w:hyperlink>
-      <w:r>
-        <w:rPr>
-          <w:lang w:val="es_ES" w:bidi="es_ES"/>
-        </w:rPr>
-        <w:t xml:space="preserve"> </w:t>
-      </w:r>
-      <w:hyperlink r:id="rId78">
-        <w:r>
-          <w:rPr>
-            <w:lang w:val="es_ES" w:bidi="es_ES"/>
-          </w:rPr>
-          <w:rPr>
-            <w:color w:val="0000EE"/>
-            <w:u w:val="single"/>
-          </w:rPr>
-          <w:t>Ro 1:16–17,</w:t>
-        </w:r>
-      </w:hyperlink>
-      <w:r>
-        <w:rPr>
-          <w:lang w:val="es_ES" w:bidi="es_ES"/>
-        </w:rPr>
-        <w:t xml:space="preserve"> </w:t>
-      </w:r>
-      <w:hyperlink r:id="rId79">
-        <w:r>
-          <w:rPr>
-            <w:lang w:val="es_ES" w:bidi="es_ES"/>
-          </w:rPr>
-          <w:rPr>
-            <w:color w:val="0000EE"/>
-            <w:u w:val="single"/>
-          </w:rPr>
-          <w:t>10:14–15</w:t>
-        </w:r>
-      </w:hyperlink>
+      <w:r>
+        <w:rPr>
+          <w:lang w:val="es_ES" w:bidi="es_ES"/>
+        </w:rPr>
+        <w:t>Tt 1:2–3;</w:t>
+      </w:r>
+      <w:r>
+        <w:rPr>
+          <w:lang w:val="es_ES" w:bidi="es_ES"/>
+        </w:rPr>
+        <w:t xml:space="preserve"> </w:t>
+      </w:r>
+      <w:r>
+        <w:rPr>
+          <w:lang w:val="es_ES" w:bidi="es_ES"/>
+        </w:rPr>
+        <w:t>Ro 1:16–17,</w:t>
+      </w:r>
+      <w:r>
+        <w:rPr>
+          <w:lang w:val="es_ES" w:bidi="es_ES"/>
+        </w:rPr>
+        <w:t xml:space="preserve"> </w:t>
+      </w:r>
+      <w:r>
+        <w:rPr>
+          <w:lang w:val="es_ES" w:bidi="es_ES"/>
+        </w:rPr>
+        <w:t>10:14–15</w:t>
+      </w:r>
       <w:r>
         <w:rPr>
           <w:lang w:val="es_ES" w:bidi="es_ES"/>
@@ -2154,90 +1734,60 @@
         </w:rPr>
         <w:t xml:space="preserve">Pablo tenía plena confianza al enfrentar su propia muerte (ver </w:t>
       </w:r>
-      <w:hyperlink r:id="rId17">
-        <w:r>
-          <w:rPr>
-            <w:lang w:val="es_ES" w:bidi="es_ES"/>
-          </w:rPr>
-          <w:rPr>
-            <w:color w:val="0000EE"/>
-            <w:u w:val="single"/>
-          </w:rPr>
-          <w:t>4:17–18,</w:t>
-        </w:r>
-      </w:hyperlink>
-      <w:r>
-        <w:rPr>
-          <w:lang w:val="es_ES" w:bidi="es_ES"/>
-        </w:rPr>
-        <w:t xml:space="preserve"> </w:t>
-      </w:r>
-      <w:hyperlink r:id="rId80">
-        <w:r>
-          <w:rPr>
-            <w:lang w:val="es_ES" w:bidi="es_ES"/>
-          </w:rPr>
-          <w:rPr>
-            <w:color w:val="0000EE"/>
-            <w:u w:val="single"/>
-          </w:rPr>
-          <w:t>Ro 1:16,</w:t>
-        </w:r>
-      </w:hyperlink>
-      <w:r>
-        <w:rPr>
-          <w:lang w:val="es_ES" w:bidi="es_ES"/>
-        </w:rPr>
-        <w:t xml:space="preserve"> </w:t>
-      </w:r>
-      <w:hyperlink r:id="rId81">
-        <w:r>
-          <w:rPr>
-            <w:lang w:val="es_ES" w:bidi="es_ES"/>
-          </w:rPr>
-          <w:rPr>
-            <w:color w:val="0000EE"/>
-            <w:u w:val="single"/>
-          </w:rPr>
-          <w:t>2 Co 4:8–9,</w:t>
-        </w:r>
-      </w:hyperlink>
-      <w:r>
-        <w:rPr>
-          <w:lang w:val="es_ES" w:bidi="es_ES"/>
-        </w:rPr>
-        <w:t xml:space="preserve"> </w:t>
-      </w:r>
-      <w:hyperlink r:id="rId82">
-        <w:r>
-          <w:rPr>
-            <w:lang w:val="es_ES" w:bidi="es_ES"/>
-          </w:rPr>
-          <w:rPr>
-            <w:color w:val="0000EE"/>
-            <w:u w:val="single"/>
-          </w:rPr>
-          <w:t>Fil 1:20</w:t>
-        </w:r>
-      </w:hyperlink>
+      <w:r>
+        <w:rPr>
+          <w:lang w:val="es_ES" w:bidi="es_ES"/>
+        </w:rPr>
+        <w:t>4:17–18,</w:t>
+      </w:r>
+      <w:r>
+        <w:rPr>
+          <w:lang w:val="es_ES" w:bidi="es_ES"/>
+        </w:rPr>
+        <w:t xml:space="preserve"> </w:t>
+      </w:r>
+      <w:r>
+        <w:rPr>
+          <w:lang w:val="es_ES" w:bidi="es_ES"/>
+        </w:rPr>
+        <w:t>Ro 1:16,</w:t>
+      </w:r>
+      <w:r>
+        <w:rPr>
+          <w:lang w:val="es_ES" w:bidi="es_ES"/>
+        </w:rPr>
+        <w:t xml:space="preserve"> </w:t>
+      </w:r>
+      <w:r>
+        <w:rPr>
+          <w:lang w:val="es_ES" w:bidi="es_ES"/>
+        </w:rPr>
+        <w:t>2 Co 4:8–9,</w:t>
+      </w:r>
+      <w:r>
+        <w:rPr>
+          <w:lang w:val="es_ES" w:bidi="es_ES"/>
+        </w:rPr>
+        <w:t xml:space="preserve"> </w:t>
+      </w:r>
+      <w:r>
+        <w:rPr>
+          <w:lang w:val="es_ES" w:bidi="es_ES"/>
+        </w:rPr>
+        <w:t>Fil 1:20</w:t>
+      </w:r>
       <w:r>
         <w:rPr>
           <w:lang w:val="es_ES" w:bidi="es_ES"/>
         </w:rPr>
         <w:t xml:space="preserve">); este era un ejemplo para que Timoteo siguiera (ver </w:t>
       </w:r>
-      <w:hyperlink r:id="rId51">
-        <w:r>
-          <w:rPr>
-            <w:lang w:val="es_ES" w:bidi="es_ES"/>
-          </w:rPr>
-          <w:rPr>
-            <w:color w:val="0000EE"/>
-            <w:u w:val="single"/>
-          </w:rPr>
-          <w:t>2 Tm 1:8</w:t>
-        </w:r>
-      </w:hyperlink>
+      <w:r>
+        <w:rPr>
+          <w:lang w:val="es_ES" w:bidi="es_ES"/>
+        </w:rPr>
+        <w:t>2 Tm 1:8</w:t>
+      </w:r>
       <w:r>
         <w:rPr>
           <w:lang w:val="es_ES" w:bidi="es_ES"/>
@@ -2270,18 +1820,12 @@
         </w:rPr>
         <w:t xml:space="preserve"> podría referirse tanto a las buenas nuevas que se le habían confiado a Pablo (ver </w:t>
       </w:r>
-      <w:hyperlink r:id="rId83">
-        <w:r>
-          <w:rPr>
-            <w:lang w:val="es_ES" w:bidi="es_ES"/>
-          </w:rPr>
-          <w:rPr>
-            <w:color w:val="0000EE"/>
-            <w:u w:val="single"/>
-          </w:rPr>
-          <w:t>1 Tm 6:20</w:t>
-        </w:r>
-      </w:hyperlink>
+      <w:r>
+        <w:rPr>
+          <w:lang w:val="es_ES" w:bidi="es_ES"/>
+        </w:rPr>
+        <w:t>1 Tm 6:20</w:t>
+      </w:r>
       <w:r>
         <w:rPr>
           <w:lang w:val="es_ES" w:bidi="es_ES"/>
@@ -2384,18 +1928,12 @@
         </w:rPr>
         <w:t xml:space="preserve">; ver también </w:t>
       </w:r>
-      <w:hyperlink r:id="rId83">
-        <w:r>
-          <w:rPr>
-            <w:lang w:val="es_ES" w:bidi="es_ES"/>
-          </w:rPr>
-          <w:rPr>
-            <w:color w:val="0000EE"/>
-            <w:u w:val="single"/>
-          </w:rPr>
-          <w:t>1 Tm 6:20</w:t>
-        </w:r>
-      </w:hyperlink>
+      <w:r>
+        <w:rPr>
+          <w:lang w:val="es_ES" w:bidi="es_ES"/>
+        </w:rPr>
+        <w:t>1 Tm 6:20</w:t>
+      </w:r>
       <w:r>
         <w:rPr>
           <w:lang w:val="es_ES" w:bidi="es_ES"/>
@@ -2456,36 +1994,24 @@
         </w:rPr>
         <w:t xml:space="preserve"> El abandono ocurrió ya sea en Roma o en la provincia de Asia cuando Pablo fue arrestado. Pablo podría haber visto esto como otra forma en la que su vida seguía el modelo de Cristo (ver </w:t>
       </w:r>
-      <w:hyperlink r:id="rId84">
-        <w:r>
-          <w:rPr>
-            <w:lang w:val="es_ES" w:bidi="es_ES"/>
-          </w:rPr>
-          <w:rPr>
-            <w:color w:val="0000EE"/>
-            <w:u w:val="single"/>
-          </w:rPr>
-          <w:t>Mt 26:31</w:t>
-        </w:r>
-      </w:hyperlink>
+      <w:r>
+        <w:rPr>
+          <w:lang w:val="es_ES" w:bidi="es_ES"/>
+        </w:rPr>
+        <w:t>Mt 26:31</w:t>
+      </w:r>
       <w:r>
         <w:rPr>
           <w:lang w:val="es_ES" w:bidi="es_ES"/>
         </w:rPr>
         <w:t>,</w:t>
       </w:r>
-      <w:hyperlink r:id="rId85">
-        <w:r>
-          <w:rPr>
-            <w:lang w:val="es_ES" w:bidi="es_ES"/>
-          </w:rPr>
-          <w:rPr>
-            <w:color w:val="0000EE"/>
-            <w:u w:val="single"/>
-          </w:rPr>
-          <w:t>56</w:t>
-        </w:r>
-      </w:hyperlink>
+      <w:r>
+        <w:rPr>
+          <w:lang w:val="es_ES" w:bidi="es_ES"/>
+        </w:rPr>
+        <w:t>56</w:t>
+      </w:r>
       <w:r>
         <w:rPr>
           <w:lang w:val="es_ES" w:bidi="es_ES"/>
@@ -2504,18 +2030,12 @@
         </w:rPr>
         <w:t xml:space="preserve"> son desconocidos de otra manera. El contexto (</w:t>
       </w:r>
-      <w:hyperlink r:id="rId86">
-        <w:r>
-          <w:rPr>
-            <w:lang w:val="es_ES" w:bidi="es_ES"/>
-          </w:rPr>
-          <w:rPr>
-            <w:color w:val="0000EE"/>
-            <w:u w:val="single"/>
-          </w:rPr>
-          <w:t>2 Tm 1:11–14</w:t>
-        </w:r>
-      </w:hyperlink>
+      <w:r>
+        <w:rPr>
+          <w:lang w:val="es_ES" w:bidi="es_ES"/>
+        </w:rPr>
+        <w:t>2 Tm 1:11–14</w:t>
+      </w:r>
       <w:r>
         <w:rPr>
           <w:lang w:val="es_ES" w:bidi="es_ES"/>
@@ -2630,18 +2150,12 @@
         </w:rPr>
         <w:t xml:space="preserve">): en griego, PUES tú conecta tanto esta frase con </w:t>
       </w:r>
-      <w:hyperlink r:id="rId87">
-        <w:r>
-          <w:rPr>
-            <w:lang w:val="es_ES" w:bidi="es_ES"/>
-          </w:rPr>
-          <w:rPr>
-            <w:color w:val="0000EE"/>
-            <w:u w:val="single"/>
-          </w:rPr>
-          <w:t>1:15–18</w:t>
-        </w:r>
-      </w:hyperlink>
+      <w:r>
+        <w:rPr>
+          <w:lang w:val="es_ES" w:bidi="es_ES"/>
+        </w:rPr>
+        <w:t>1:15–18</w:t>
+      </w:r>
       <w:r>
         <w:rPr>
           <w:lang w:val="es_ES" w:bidi="es_ES"/>
@@ -2696,54 +2210,36 @@
         </w:rPr>
         <w:t>A Timoteo se le dice nuevamente que sea fuerte y que soporte el sufrimiento junto con Pablo (</w:t>
       </w:r>
-      <w:hyperlink r:id="rId88">
-        <w:r>
-          <w:rPr>
-            <w:lang w:val="es_ES" w:bidi="es_ES"/>
-          </w:rPr>
-          <w:rPr>
-            <w:color w:val="0000EE"/>
-            <w:u w:val="single"/>
-          </w:rPr>
-          <w:t>2:1–7,</w:t>
-        </w:r>
-      </w:hyperlink>
+      <w:r>
+        <w:rPr>
+          <w:lang w:val="es_ES" w:bidi="es_ES"/>
+        </w:rPr>
+        <w:t>2:1–7,</w:t>
+      </w:r>
       <w:r>
         <w:rPr>
           <w:lang w:val="es_ES" w:bidi="es_ES"/>
         </w:rPr>
         <w:t xml:space="preserve"> ver </w:t>
       </w:r>
-      <w:hyperlink r:id="rId51">
-        <w:r>
-          <w:rPr>
-            <w:lang w:val="es_ES" w:bidi="es_ES"/>
-          </w:rPr>
-          <w:rPr>
-            <w:color w:val="0000EE"/>
-            <w:u w:val="single"/>
-          </w:rPr>
-          <w:t>1:8</w:t>
-        </w:r>
-      </w:hyperlink>
+      <w:r>
+        <w:rPr>
+          <w:lang w:val="es_ES" w:bidi="es_ES"/>
+        </w:rPr>
+        <w:t>1:8</w:t>
+      </w:r>
       <w:r>
         <w:rPr>
           <w:lang w:val="es_ES" w:bidi="es_ES"/>
         </w:rPr>
         <w:t>). La obediencia de Timoteo debe estar motivada por la reflexión sobre las buenas nuevas y el ejemplo de Pablo (</w:t>
       </w:r>
-      <w:hyperlink r:id="rId89">
-        <w:r>
-          <w:rPr>
-            <w:lang w:val="es_ES" w:bidi="es_ES"/>
-          </w:rPr>
-          <w:rPr>
-            <w:color w:val="0000EE"/>
-            <w:u w:val="single"/>
-          </w:rPr>
-          <w:t>2:8–13</w:t>
-        </w:r>
-      </w:hyperlink>
+      <w:r>
+        <w:rPr>
+          <w:lang w:val="es_ES" w:bidi="es_ES"/>
+        </w:rPr>
+        <w:t>2:8–13</w:t>
+      </w:r>
       <w:r>
         <w:rPr>
           <w:lang w:val="es_ES" w:bidi="es_ES"/>
@@ -2798,18 +2294,12 @@
         </w:rPr>
         <w:t xml:space="preserve">Muchos testigos fiables confirmarían la validez y veracidad de las enseñanzas de Pablo (ver también </w:t>
       </w:r>
-      <w:hyperlink r:id="rId90">
-        <w:r>
-          <w:rPr>
-            <w:lang w:val="es_ES" w:bidi="es_ES"/>
-          </w:rPr>
-          <w:rPr>
-            <w:color w:val="0000EE"/>
-            <w:u w:val="single"/>
-          </w:rPr>
-          <w:t>3:10–11</w:t>
-        </w:r>
-      </w:hyperlink>
+      <w:r>
+        <w:rPr>
+          <w:lang w:val="es_ES" w:bidi="es_ES"/>
+        </w:rPr>
+        <w:t>3:10–11</w:t>
+      </w:r>
       <w:r>
         <w:rPr>
           <w:lang w:val="es_ES" w:bidi="es_ES"/>
@@ -2948,18 +2438,12 @@
         </w:rPr>
         <w:t xml:space="preserve">Jesucristo, descendiente del rey David, resucitó de entre los muertos: cp. </w:t>
       </w:r>
-      <w:hyperlink r:id="rId91">
-        <w:r>
-          <w:rPr>
-            <w:lang w:val="es_ES" w:bidi="es_ES"/>
-          </w:rPr>
-          <w:rPr>
-            <w:color w:val="0000EE"/>
-            <w:u w:val="single"/>
-          </w:rPr>
-          <w:t>Ro 1:3–4</w:t>
-        </w:r>
-      </w:hyperlink>
+      <w:r>
+        <w:rPr>
+          <w:lang w:val="es_ES" w:bidi="es_ES"/>
+        </w:rPr>
+        <w:t>Ro 1:3–4</w:t>
+      </w:r>
       <w:r>
         <w:rPr>
           <w:lang w:val="es_ES" w:bidi="es_ES"/>
@@ -3014,36 +2498,24 @@
         </w:rPr>
         <w:t>El sufrimiento de Pablo (</w:t>
       </w:r>
-      <w:hyperlink r:id="rId92">
-        <w:r>
-          <w:rPr>
-            <w:lang w:val="es_ES" w:bidi="es_ES"/>
-          </w:rPr>
-          <w:rPr>
-            <w:color w:val="0000EE"/>
-            <w:u w:val="single"/>
-          </w:rPr>
-          <w:t>1:12</w:t>
-        </w:r>
-      </w:hyperlink>
+      <w:r>
+        <w:rPr>
+          <w:lang w:val="es_ES" w:bidi="es_ES"/>
+        </w:rPr>
+        <w:t>1:12</w:t>
+      </w:r>
       <w:r>
         <w:rPr>
           <w:lang w:val="es_ES" w:bidi="es_ES"/>
         </w:rPr>
         <w:t xml:space="preserve">) refleja el sufrimiento de Jesucristo y señala la cruz y la resurrección como el significado profundo de esa buena nueva (ver </w:t>
       </w:r>
-      <w:hyperlink r:id="rId51">
-        <w:r>
-          <w:rPr>
-            <w:lang w:val="es_ES" w:bidi="es_ES"/>
-          </w:rPr>
-          <w:rPr>
-            <w:color w:val="0000EE"/>
-            <w:u w:val="single"/>
-          </w:rPr>
-          <w:t>1:8</w:t>
-        </w:r>
-      </w:hyperlink>
+      <w:r>
+        <w:rPr>
+          <w:lang w:val="es_ES" w:bidi="es_ES"/>
+        </w:rPr>
+        <w:t>1:8</w:t>
+      </w:r>
       <w:r>
         <w:rPr>
           <w:lang w:val="es_ES" w:bidi="es_ES"/>
@@ -3104,36 +2576,24 @@
         </w:rPr>
         <w:t>: Pablo se estaba identificando con la muerte de Jesús (</w:t>
       </w:r>
-      <w:hyperlink r:id="rId93">
-        <w:r>
-          <w:rPr>
-            <w:lang w:val="es_ES" w:bidi="es_ES"/>
-          </w:rPr>
-          <w:rPr>
-            <w:color w:val="0000EE"/>
-            <w:u w:val="single"/>
-          </w:rPr>
-          <w:t>2:11,</w:t>
-        </w:r>
-      </w:hyperlink>
-      <w:r>
-        <w:rPr>
-          <w:lang w:val="es_ES" w:bidi="es_ES"/>
-        </w:rPr>
-        <w:t xml:space="preserve"> </w:t>
-      </w:r>
-      <w:hyperlink r:id="rId94">
-        <w:r>
-          <w:rPr>
-            <w:lang w:val="es_ES" w:bidi="es_ES"/>
-          </w:rPr>
-          <w:rPr>
-            <w:color w:val="0000EE"/>
-            <w:u w:val="single"/>
-          </w:rPr>
-          <w:t>Fil 3:10–11</w:t>
-        </w:r>
-      </w:hyperlink>
+      <w:r>
+        <w:rPr>
+          <w:lang w:val="es_ES" w:bidi="es_ES"/>
+        </w:rPr>
+        <w:t>2:11,</w:t>
+      </w:r>
+      <w:r>
+        <w:rPr>
+          <w:lang w:val="es_ES" w:bidi="es_ES"/>
+        </w:rPr>
+        <w:t xml:space="preserve"> </w:t>
+      </w:r>
+      <w:r>
+        <w:rPr>
+          <w:lang w:val="es_ES" w:bidi="es_ES"/>
+        </w:rPr>
+        <w:t>Fil 3:10–11</w:t>
+      </w:r>
       <w:r>
         <w:rPr>
           <w:lang w:val="es_ES" w:bidi="es_ES"/>
@@ -3152,54 +2612,36 @@
         </w:rPr>
         <w:t xml:space="preserve">: tanto Pablo como las buenas nuevas serán victoriosas gracias al poder de la resurrección de Cristo (ver </w:t>
       </w:r>
-      <w:hyperlink r:id="rId17">
-        <w:r>
-          <w:rPr>
-            <w:lang w:val="es_ES" w:bidi="es_ES"/>
-          </w:rPr>
-          <w:rPr>
-            <w:color w:val="0000EE"/>
-            <w:u w:val="single"/>
-          </w:rPr>
-          <w:t>2 Tm 4:17–18,</w:t>
-        </w:r>
-      </w:hyperlink>
+      <w:r>
+        <w:rPr>
+          <w:lang w:val="es_ES" w:bidi="es_ES"/>
+        </w:rPr>
+        <w:t>2 Tm 4:17–18,</w:t>
+      </w:r>
       <w:r>
         <w:rPr>
           <w:lang w:val="es_ES" w:bidi="es_ES"/>
         </w:rPr>
         <w:t xml:space="preserve"> ver también </w:t>
       </w:r>
-      <w:hyperlink r:id="rId95">
-        <w:r>
-          <w:rPr>
-            <w:lang w:val="es_ES" w:bidi="es_ES"/>
-          </w:rPr>
-          <w:rPr>
-            <w:color w:val="0000EE"/>
-            <w:u w:val="single"/>
-          </w:rPr>
-          <w:t>2 Co 12:8–10,</w:t>
-        </w:r>
-      </w:hyperlink>
-      <w:r>
-        <w:rPr>
-          <w:lang w:val="es_ES" w:bidi="es_ES"/>
-        </w:rPr>
-        <w:t xml:space="preserve"> </w:t>
-      </w:r>
-      <w:hyperlink r:id="rId96">
-        <w:r>
-          <w:rPr>
-            <w:lang w:val="es_ES" w:bidi="es_ES"/>
-          </w:rPr>
-          <w:rPr>
-            <w:color w:val="0000EE"/>
-            <w:u w:val="single"/>
-          </w:rPr>
-          <w:t>Fil 1:12–14</w:t>
-        </w:r>
-      </w:hyperlink>
+      <w:r>
+        <w:rPr>
+          <w:lang w:val="es_ES" w:bidi="es_ES"/>
+        </w:rPr>
+        <w:t>2 Co 12:8–10,</w:t>
+      </w:r>
+      <w:r>
+        <w:rPr>
+          <w:lang w:val="es_ES" w:bidi="es_ES"/>
+        </w:rPr>
+        <w:t xml:space="preserve"> </w:t>
+      </w:r>
+      <w:r>
+        <w:rPr>
+          <w:lang w:val="es_ES" w:bidi="es_ES"/>
+        </w:rPr>
+        <w:t>Fil 1:12–14</w:t>
+      </w:r>
       <w:r>
         <w:rPr>
           <w:lang w:val="es_ES" w:bidi="es_ES"/>
@@ -3332,90 +2774,60 @@
         </w:rPr>
         <w:t>"él permanece fiel": esto podría significar que (1) él ofrece a aquellos que han tropezado una oportunidad para el arrepentimiento; (2) juzga con justicia a los incrédulos de acuerdo con su voluntad inmutable; (3) él mismo es un ejemplo de fidelidad para que su pueblo lo siga; y/o (4) él cumplirá fielmente sus propósitos en la historia, para salvar a aquellos que confían en él a través de las buenas nuevas (</w:t>
       </w:r>
-      <w:hyperlink r:id="rId92">
-        <w:r>
-          <w:rPr>
-            <w:lang w:val="es_ES" w:bidi="es_ES"/>
-          </w:rPr>
-          <w:rPr>
-            <w:color w:val="0000EE"/>
-            <w:u w:val="single"/>
-          </w:rPr>
-          <w:t>1:12,</w:t>
-        </w:r>
-      </w:hyperlink>
-      <w:r>
-        <w:rPr>
-          <w:lang w:val="es_ES" w:bidi="es_ES"/>
-        </w:rPr>
-        <w:t xml:space="preserve"> </w:t>
-      </w:r>
-      <w:hyperlink r:id="rId97">
-        <w:r>
-          <w:rPr>
-            <w:lang w:val="es_ES" w:bidi="es_ES"/>
-          </w:rPr>
-          <w:rPr>
-            <w:color w:val="0000EE"/>
-            <w:u w:val="single"/>
-          </w:rPr>
-          <w:t>2:19</w:t>
-        </w:r>
-      </w:hyperlink>
+      <w:r>
+        <w:rPr>
+          <w:lang w:val="es_ES" w:bidi="es_ES"/>
+        </w:rPr>
+        <w:t>1:12,</w:t>
+      </w:r>
+      <w:r>
+        <w:rPr>
+          <w:lang w:val="es_ES" w:bidi="es_ES"/>
+        </w:rPr>
+        <w:t xml:space="preserve"> </w:t>
+      </w:r>
+      <w:r>
+        <w:rPr>
+          <w:lang w:val="es_ES" w:bidi="es_ES"/>
+        </w:rPr>
+        <w:t>2:19</w:t>
+      </w:r>
       <w:r>
         <w:rPr>
           <w:lang w:val="es_ES" w:bidi="es_ES"/>
         </w:rPr>
         <w:t xml:space="preserve">). Ver también </w:t>
       </w:r>
-      <w:hyperlink r:id="rId98">
-        <w:r>
-          <w:rPr>
-            <w:lang w:val="es_ES" w:bidi="es_ES"/>
-          </w:rPr>
-          <w:rPr>
-            <w:color w:val="0000EE"/>
-            <w:u w:val="single"/>
-          </w:rPr>
-          <w:t>Ro 3:3–4,</w:t>
-        </w:r>
-      </w:hyperlink>
-      <w:r>
-        <w:rPr>
-          <w:lang w:val="es_ES" w:bidi="es_ES"/>
-        </w:rPr>
-        <w:t xml:space="preserve"> </w:t>
-      </w:r>
-      <w:hyperlink r:id="rId99">
-        <w:r>
-          <w:rPr>
-            <w:lang w:val="es_ES" w:bidi="es_ES"/>
-          </w:rPr>
-          <w:rPr>
-            <w:color w:val="0000EE"/>
-            <w:u w:val="single"/>
-          </w:rPr>
-          <w:t>1 Co 10:13,</w:t>
-        </w:r>
-      </w:hyperlink>
-      <w:r>
-        <w:rPr>
-          <w:lang w:val="es_ES" w:bidi="es_ES"/>
-        </w:rPr>
-        <w:t xml:space="preserve"> </w:t>
-      </w:r>
-      <w:hyperlink r:id="rId100">
-        <w:r>
-          <w:rPr>
-            <w:lang w:val="es_ES" w:bidi="es_ES"/>
-          </w:rPr>
-          <w:rPr>
-            <w:color w:val="0000EE"/>
-            <w:u w:val="single"/>
-          </w:rPr>
-          <w:t>1 Jn 1:9</w:t>
-        </w:r>
-      </w:hyperlink>
+      <w:r>
+        <w:rPr>
+          <w:lang w:val="es_ES" w:bidi="es_ES"/>
+        </w:rPr>
+        <w:t>Ro 3:3–4,</w:t>
+      </w:r>
+      <w:r>
+        <w:rPr>
+          <w:lang w:val="es_ES" w:bidi="es_ES"/>
+        </w:rPr>
+        <w:t xml:space="preserve"> </w:t>
+      </w:r>
+      <w:r>
+        <w:rPr>
+          <w:lang w:val="es_ES" w:bidi="es_ES"/>
+        </w:rPr>
+        <w:t>1 Co 10:13,</w:t>
+      </w:r>
+      <w:r>
+        <w:rPr>
+          <w:lang w:val="es_ES" w:bidi="es_ES"/>
+        </w:rPr>
+        <w:t xml:space="preserve"> </w:t>
+      </w:r>
+      <w:r>
+        <w:rPr>
+          <w:lang w:val="es_ES" w:bidi="es_ES"/>
+        </w:rPr>
+        <w:t>1 Jn 1:9</w:t>
+      </w:r>
       <w:r>
         <w:rPr>
           <w:lang w:val="es_ES" w:bidi="es_ES"/>
@@ -3470,36 +2882,24 @@
         </w:rPr>
         <w:t xml:space="preserve">Timoteo debe insistir en la enseñanza de </w:t>
       </w:r>
-      <w:hyperlink r:id="rId89">
-        <w:r>
-          <w:rPr>
-            <w:lang w:val="es_ES" w:bidi="es_ES"/>
-          </w:rPr>
-          <w:rPr>
-            <w:color w:val="0000EE"/>
-            <w:u w:val="single"/>
-          </w:rPr>
-          <w:t>2:8–13</w:t>
-        </w:r>
-      </w:hyperlink>
+      <w:r>
+        <w:rPr>
+          <w:lang w:val="es_ES" w:bidi="es_ES"/>
+        </w:rPr>
+        <w:t>2:8–13</w:t>
+      </w:r>
       <w:r>
         <w:rPr>
           <w:lang w:val="es_ES" w:bidi="es_ES"/>
         </w:rPr>
         <w:t xml:space="preserve"> y mantenerse alejado de las enseñanzas y conductas de los falsos maestros. La herejía probablemente era la misma que en </w:t>
       </w:r>
-      <w:hyperlink r:id="rId101">
-        <w:r>
-          <w:rPr>
-            <w:lang w:val="es_ES" w:bidi="es_ES"/>
-          </w:rPr>
-          <w:rPr>
-            <w:color w:val="0000EE"/>
-            <w:u w:val="single"/>
-          </w:rPr>
-          <w:t>1 Tm 6:20–21</w:t>
-        </w:r>
-      </w:hyperlink>
+      <w:r>
+        <w:rPr>
+          <w:lang w:val="es_ES" w:bidi="es_ES"/>
+        </w:rPr>
+        <w:t>1 Tm 6:20–21</w:t>
+      </w:r>
       <w:r>
         <w:rPr>
           <w:lang w:val="es_ES" w:bidi="es_ES"/>
@@ -3566,36 +2966,24 @@
         </w:rPr>
         <w:t xml:space="preserve">): La RVR09 relaciona este versículo con la correcta interpretación de la palabra de verdad. Otra posibilidad es que Timoteo debería mantener su propósito al enseñar la palabra (ver </w:t>
       </w:r>
-      <w:hyperlink r:id="rId102">
-        <w:r>
-          <w:rPr>
-            <w:lang w:val="es_ES" w:bidi="es_ES"/>
-          </w:rPr>
-          <w:rPr>
-            <w:color w:val="0000EE"/>
-            <w:u w:val="single"/>
-          </w:rPr>
-          <w:t>1 Tm 1:4</w:t>
-        </w:r>
-      </w:hyperlink>
+      <w:r>
+        <w:rPr>
+          <w:lang w:val="es_ES" w:bidi="es_ES"/>
+        </w:rPr>
+        <w:t>1 Tm 1:4</w:t>
+      </w:r>
       <w:r>
         <w:rPr>
           <w:lang w:val="es_ES" w:bidi="es_ES"/>
         </w:rPr>
         <w:t>) y no desviarse participando en las controversias de los falsos maestros (</w:t>
       </w:r>
-      <w:hyperlink r:id="rId103">
-        <w:r>
-          <w:rPr>
-            <w:lang w:val="es_ES" w:bidi="es_ES"/>
-          </w:rPr>
-          <w:rPr>
-            <w:color w:val="0000EE"/>
-            <w:u w:val="single"/>
-          </w:rPr>
-          <w:t>2 Tm 2:16</w:t>
-        </w:r>
-      </w:hyperlink>
+      <w:r>
+        <w:rPr>
+          <w:lang w:val="es_ES" w:bidi="es_ES"/>
+        </w:rPr>
+        <w:t>2 Tm 2:16</w:t>
+      </w:r>
       <w:r>
         <w:rPr>
           <w:lang w:val="es_ES" w:bidi="es_ES"/>
@@ -3650,36 +3038,24 @@
         </w:rPr>
         <w:t>Himeneo había estado anteriormente asociado con Alejandro (</w:t>
       </w:r>
-      <w:hyperlink r:id="rId104">
-        <w:r>
-          <w:rPr>
-            <w:lang w:val="es_ES" w:bidi="es_ES"/>
-          </w:rPr>
-          <w:rPr>
-            <w:color w:val="0000EE"/>
-            <w:u w:val="single"/>
-          </w:rPr>
-          <w:t>1 Tm 1:20</w:t>
-        </w:r>
-      </w:hyperlink>
+      <w:r>
+        <w:rPr>
+          <w:lang w:val="es_ES" w:bidi="es_ES"/>
+        </w:rPr>
+        <w:t>1 Tm 1:20</w:t>
+      </w:r>
       <w:r>
         <w:rPr>
           <w:lang w:val="es_ES" w:bidi="es_ES"/>
         </w:rPr>
         <w:t>); ambos seguían causando estragos (</w:t>
       </w:r>
-      <w:hyperlink r:id="rId105">
-        <w:r>
-          <w:rPr>
-            <w:lang w:val="es_ES" w:bidi="es_ES"/>
-          </w:rPr>
-          <w:rPr>
-            <w:color w:val="0000EE"/>
-            <w:u w:val="single"/>
-          </w:rPr>
-          <w:t>2 Tm 4:14–15</w:t>
-        </w:r>
-      </w:hyperlink>
+      <w:r>
+        <w:rPr>
+          <w:lang w:val="es_ES" w:bidi="es_ES"/>
+        </w:rPr>
+        <w:t>2 Tm 4:14–15</w:t>
+      </w:r>
       <w:r>
         <w:rPr>
           <w:lang w:val="es_ES" w:bidi="es_ES"/>
@@ -3740,402 +3116,264 @@
         </w:rPr>
         <w:t xml:space="preserve">: cp. </w:t>
       </w:r>
-      <w:hyperlink r:id="rId106">
-        <w:r>
-          <w:rPr>
-            <w:lang w:val="es_ES" w:bidi="es_ES"/>
-          </w:rPr>
-          <w:rPr>
-            <w:color w:val="0000EE"/>
-            <w:u w:val="single"/>
-          </w:rPr>
-          <w:t>2 Ts 2:2</w:t>
-        </w:r>
-      </w:hyperlink>
+      <w:r>
+        <w:rPr>
+          <w:lang w:val="es_ES" w:bidi="es_ES"/>
+        </w:rPr>
+        <w:t>2 Ts 2:2</w:t>
+      </w:r>
       <w:r>
         <w:rPr>
           <w:lang w:val="es_ES" w:bidi="es_ES"/>
         </w:rPr>
         <w:t>. Estos falsos maestros podrían haber distorsionado la enseñanza de Pablo sobre la resurrección de los muertos (</w:t>
       </w:r>
-      <w:hyperlink r:id="rId107">
-        <w:r>
-          <w:rPr>
-            <w:lang w:val="es_ES" w:bidi="es_ES"/>
-          </w:rPr>
-          <w:rPr>
-            <w:color w:val="0000EE"/>
-            <w:u w:val="single"/>
-          </w:rPr>
-          <w:t>Ro 6:5;</w:t>
-        </w:r>
-      </w:hyperlink>
-      <w:r>
-        <w:rPr>
-          <w:lang w:val="es_ES" w:bidi="es_ES"/>
-        </w:rPr>
-        <w:t xml:space="preserve"> </w:t>
-      </w:r>
-      <w:hyperlink r:id="rId108">
-        <w:r>
-          <w:rPr>
-            <w:lang w:val="es_ES" w:bidi="es_ES"/>
-          </w:rPr>
-          <w:rPr>
-            <w:color w:val="0000EE"/>
-            <w:u w:val="single"/>
-          </w:rPr>
-          <w:t>Ga 2:20;</w:t>
-        </w:r>
-      </w:hyperlink>
-      <w:r>
-        <w:rPr>
-          <w:lang w:val="es_ES" w:bidi="es_ES"/>
-        </w:rPr>
-        <w:t xml:space="preserve"> </w:t>
-      </w:r>
-      <w:hyperlink r:id="rId109">
-        <w:r>
-          <w:rPr>
-            <w:lang w:val="es_ES" w:bidi="es_ES"/>
-          </w:rPr>
-          <w:rPr>
-            <w:color w:val="0000EE"/>
-            <w:u w:val="single"/>
-          </w:rPr>
-          <w:t>Ef 1:3,</w:t>
-        </w:r>
-      </w:hyperlink>
-      <w:r>
-        <w:rPr>
-          <w:lang w:val="es_ES" w:bidi="es_ES"/>
-        </w:rPr>
-        <w:t xml:space="preserve"> </w:t>
-      </w:r>
-      <w:hyperlink r:id="rId110">
-        <w:r>
-          <w:rPr>
-            <w:lang w:val="es_ES" w:bidi="es_ES"/>
-          </w:rPr>
-          <w:rPr>
-            <w:color w:val="0000EE"/>
-            <w:u w:val="single"/>
-          </w:rPr>
-          <w:t>2:6,</w:t>
-        </w:r>
-      </w:hyperlink>
-      <w:r>
-        <w:rPr>
-          <w:lang w:val="es_ES" w:bidi="es_ES"/>
-        </w:rPr>
-        <w:t xml:space="preserve"> </w:t>
-      </w:r>
-      <w:hyperlink r:id="rId111">
-        <w:r>
-          <w:rPr>
-            <w:lang w:val="es_ES" w:bidi="es_ES"/>
-          </w:rPr>
-          <w:rPr>
-            <w:color w:val="0000EE"/>
-            <w:u w:val="single"/>
-          </w:rPr>
-          <w:t>5:14;</w:t>
-        </w:r>
-      </w:hyperlink>
-      <w:r>
-        <w:rPr>
-          <w:lang w:val="es_ES" w:bidi="es_ES"/>
-        </w:rPr>
-        <w:t xml:space="preserve"> </w:t>
-      </w:r>
-      <w:hyperlink r:id="rId112">
-        <w:r>
-          <w:rPr>
-            <w:lang w:val="es_ES" w:bidi="es_ES"/>
-          </w:rPr>
-          <w:rPr>
-            <w:color w:val="0000EE"/>
-            <w:u w:val="single"/>
-          </w:rPr>
-          <w:t>Col 2:12,</w:t>
-        </w:r>
-      </w:hyperlink>
-      <w:r>
-        <w:rPr>
-          <w:lang w:val="es_ES" w:bidi="es_ES"/>
-        </w:rPr>
-        <w:t xml:space="preserve"> </w:t>
-      </w:r>
-      <w:hyperlink r:id="rId113">
-        <w:r>
-          <w:rPr>
-            <w:lang w:val="es_ES" w:bidi="es_ES"/>
-          </w:rPr>
-          <w:rPr>
-            <w:color w:val="0000EE"/>
-            <w:u w:val="single"/>
-          </w:rPr>
-          <w:t>3:1–4</w:t>
-        </w:r>
-      </w:hyperlink>
+      <w:r>
+        <w:rPr>
+          <w:lang w:val="es_ES" w:bidi="es_ES"/>
+        </w:rPr>
+        <w:t>Ro 6:5;</w:t>
+      </w:r>
+      <w:r>
+        <w:rPr>
+          <w:lang w:val="es_ES" w:bidi="es_ES"/>
+        </w:rPr>
+        <w:t xml:space="preserve"> </w:t>
+      </w:r>
+      <w:r>
+        <w:rPr>
+          <w:lang w:val="es_ES" w:bidi="es_ES"/>
+        </w:rPr>
+        <w:t>Ga 2:20;</w:t>
+      </w:r>
+      <w:r>
+        <w:rPr>
+          <w:lang w:val="es_ES" w:bidi="es_ES"/>
+        </w:rPr>
+        <w:t xml:space="preserve"> </w:t>
+      </w:r>
+      <w:r>
+        <w:rPr>
+          <w:lang w:val="es_ES" w:bidi="es_ES"/>
+        </w:rPr>
+        <w:t>Ef 1:3,</w:t>
+      </w:r>
+      <w:r>
+        <w:rPr>
+          <w:lang w:val="es_ES" w:bidi="es_ES"/>
+        </w:rPr>
+        <w:t xml:space="preserve"> </w:t>
+      </w:r>
+      <w:r>
+        <w:rPr>
+          <w:lang w:val="es_ES" w:bidi="es_ES"/>
+        </w:rPr>
+        <w:t>2:6,</w:t>
+      </w:r>
+      <w:r>
+        <w:rPr>
+          <w:lang w:val="es_ES" w:bidi="es_ES"/>
+        </w:rPr>
+        <w:t xml:space="preserve"> </w:t>
+      </w:r>
+      <w:r>
+        <w:rPr>
+          <w:lang w:val="es_ES" w:bidi="es_ES"/>
+        </w:rPr>
+        <w:t>5:14;</w:t>
+      </w:r>
+      <w:r>
+        <w:rPr>
+          <w:lang w:val="es_ES" w:bidi="es_ES"/>
+        </w:rPr>
+        <w:t xml:space="preserve"> </w:t>
+      </w:r>
+      <w:r>
+        <w:rPr>
+          <w:lang w:val="es_ES" w:bidi="es_ES"/>
+        </w:rPr>
+        <w:t>Col 2:12,</w:t>
+      </w:r>
+      <w:r>
+        <w:rPr>
+          <w:lang w:val="es_ES" w:bidi="es_ES"/>
+        </w:rPr>
+        <w:t xml:space="preserve"> </w:t>
+      </w:r>
+      <w:r>
+        <w:rPr>
+          <w:lang w:val="es_ES" w:bidi="es_ES"/>
+        </w:rPr>
+        <w:t>3:1–4</w:t>
+      </w:r>
       <w:r>
         <w:rPr>
           <w:lang w:val="es_ES" w:bidi="es_ES"/>
         </w:rPr>
         <w:t>) al enseñar que ya participaban plenamente en la vida celestial, y quizás que la resurrección física no ocurriría. Podrían haber concluido de que lo que conduce al cuerpo (es decir, la moralidad) era irrelevante, ya que sus cuerpos mortales no podrían afectar sus espíritus eternos. O podrían haber optado por el ascetismo que niega el mundo (</w:t>
       </w:r>
-      <w:hyperlink r:id="rId114">
-        <w:r>
-          <w:rPr>
-            <w:lang w:val="es_ES" w:bidi="es_ES"/>
-          </w:rPr>
-          <w:rPr>
-            <w:color w:val="0000EE"/>
-            <w:u w:val="single"/>
-          </w:rPr>
-          <w:t>1 Tm 4:3;</w:t>
-        </w:r>
-      </w:hyperlink>
+      <w:r>
+        <w:rPr>
+          <w:lang w:val="es_ES" w:bidi="es_ES"/>
+        </w:rPr>
+        <w:t>1 Tm 4:3;</w:t>
+      </w:r>
       <w:r>
         <w:rPr>
           <w:lang w:val="es_ES" w:bidi="es_ES"/>
         </w:rPr>
         <w:t xml:space="preserve"> ver </w:t>
       </w:r>
-      <w:hyperlink r:id="rId115">
-        <w:r>
-          <w:rPr>
-            <w:lang w:val="es_ES" w:bidi="es_ES"/>
-          </w:rPr>
-          <w:rPr>
-            <w:color w:val="0000EE"/>
-            <w:u w:val="single"/>
-          </w:rPr>
-          <w:t>Col 2:8,</w:t>
-        </w:r>
-      </w:hyperlink>
-      <w:hyperlink r:id="rId116">
-        <w:r>
-          <w:rPr>
-            <w:lang w:val="es_ES" w:bidi="es_ES"/>
-          </w:rPr>
-          <w:rPr>
-            <w:color w:val="0000EE"/>
-            <w:u w:val="single"/>
-          </w:rPr>
-          <w:t>16–23</w:t>
-        </w:r>
-      </w:hyperlink>
+      <w:r>
+        <w:rPr>
+          <w:lang w:val="es_ES" w:bidi="es_ES"/>
+        </w:rPr>
+        <w:t>Col 2:8,</w:t>
+      </w:r>
+      <w:r>
+        <w:rPr>
+          <w:lang w:val="es_ES" w:bidi="es_ES"/>
+        </w:rPr>
+        <w:t>16–23</w:t>
+      </w:r>
       <w:r>
         <w:rPr>
           <w:lang w:val="es_ES" w:bidi="es_ES"/>
         </w:rPr>
         <w:t xml:space="preserve">), con la idea de que disfrutar de las cosas materiales es inapropiado para las personas resucitadas y espirituales. Estos maestros podrían haber interpretado las enseñanzas de Jesús (ver </w:t>
       </w:r>
-      <w:hyperlink r:id="rId117">
-        <w:r>
-          <w:rPr>
-            <w:lang w:val="es_ES" w:bidi="es_ES"/>
-          </w:rPr>
-          <w:rPr>
-            <w:color w:val="0000EE"/>
-            <w:u w:val="single"/>
-          </w:rPr>
-          <w:t>Mt 19:10–12,</w:t>
-        </w:r>
-      </w:hyperlink>
-      <w:r>
-        <w:rPr>
-          <w:lang w:val="es_ES" w:bidi="es_ES"/>
-        </w:rPr>
-        <w:t xml:space="preserve"> </w:t>
-      </w:r>
-      <w:hyperlink r:id="rId118">
-        <w:r>
-          <w:rPr>
-            <w:lang w:val="es_ES" w:bidi="es_ES"/>
-          </w:rPr>
-          <w:rPr>
-            <w:color w:val="0000EE"/>
-            <w:u w:val="single"/>
-          </w:rPr>
-          <w:t>22:30</w:t>
-        </w:r>
-      </w:hyperlink>
+      <w:r>
+        <w:rPr>
+          <w:lang w:val="es_ES" w:bidi="es_ES"/>
+        </w:rPr>
+        <w:t>Mt 19:10–12,</w:t>
+      </w:r>
+      <w:r>
+        <w:rPr>
+          <w:lang w:val="es_ES" w:bidi="es_ES"/>
+        </w:rPr>
+        <w:t xml:space="preserve"> </w:t>
+      </w:r>
+      <w:r>
+        <w:rPr>
+          <w:lang w:val="es_ES" w:bidi="es_ES"/>
+        </w:rPr>
+        <w:t>22:30</w:t>
+      </w:r>
       <w:r>
         <w:rPr>
           <w:lang w:val="es_ES" w:bidi="es_ES"/>
         </w:rPr>
         <w:t>) como una prohibición del matrimonio (</w:t>
       </w:r>
-      <w:hyperlink r:id="rId114">
-        <w:r>
-          <w:rPr>
-            <w:lang w:val="es_ES" w:bidi="es_ES"/>
-          </w:rPr>
-          <w:rPr>
-            <w:color w:val="0000EE"/>
-            <w:u w:val="single"/>
-          </w:rPr>
-          <w:t>1 Tm 4:3</w:t>
-        </w:r>
-      </w:hyperlink>
+      <w:r>
+        <w:rPr>
+          <w:lang w:val="es_ES" w:bidi="es_ES"/>
+        </w:rPr>
+        <w:t>1 Tm 4:3</w:t>
+      </w:r>
       <w:r>
         <w:rPr>
           <w:lang w:val="es_ES" w:bidi="es_ES"/>
         </w:rPr>
         <w:t>). Sus enseñanzas sobre la ley del antiguo testamento (</w:t>
       </w:r>
-      <w:hyperlink r:id="rId119">
-        <w:r>
-          <w:rPr>
-            <w:lang w:val="es_ES" w:bidi="es_ES"/>
-          </w:rPr>
-          <w:rPr>
-            <w:color w:val="0000EE"/>
-            <w:u w:val="single"/>
-          </w:rPr>
-          <w:t>1 Tm 1:7–11</w:t>
-        </w:r>
-      </w:hyperlink>
+      <w:r>
+        <w:rPr>
+          <w:lang w:val="es_ES" w:bidi="es_ES"/>
+        </w:rPr>
+        <w:t>1 Tm 1:7–11</w:t>
+      </w:r>
       <w:r>
         <w:rPr>
           <w:lang w:val="es_ES" w:bidi="es_ES"/>
         </w:rPr>
         <w:t xml:space="preserve">) podrían haber llevado a la promoción de ciertos tabúes. Sus enseñanzas podrían haber incluido una promoción excesivamente agresiva de la igualdad (ver </w:t>
       </w:r>
-      <w:hyperlink r:id="rId120">
-        <w:r>
-          <w:rPr>
-            <w:lang w:val="es_ES" w:bidi="es_ES"/>
-          </w:rPr>
-          <w:rPr>
-            <w:color w:val="0000EE"/>
-            <w:u w:val="single"/>
-          </w:rPr>
-          <w:t>2 Tm 3:6,</w:t>
-        </w:r>
-      </w:hyperlink>
+      <w:r>
+        <w:rPr>
+          <w:lang w:val="es_ES" w:bidi="es_ES"/>
+        </w:rPr>
+        <w:t>2 Tm 3:6,</w:t>
+      </w:r>
       <w:r>
         <w:rPr>
           <w:lang w:val="es_ES" w:bidi="es_ES"/>
         </w:rPr>
         <w:t xml:space="preserve"> cp. </w:t>
       </w:r>
-      <w:hyperlink r:id="rId121">
-        <w:r>
-          <w:rPr>
-            <w:lang w:val="es_ES" w:bidi="es_ES"/>
-          </w:rPr>
-          <w:rPr>
-            <w:color w:val="0000EE"/>
-            <w:u w:val="single"/>
-          </w:rPr>
-          <w:t>Ga 3:28,</w:t>
-        </w:r>
-      </w:hyperlink>
-      <w:r>
-        <w:rPr>
-          <w:lang w:val="es_ES" w:bidi="es_ES"/>
-        </w:rPr>
-        <w:t xml:space="preserve"> </w:t>
-      </w:r>
-      <w:hyperlink r:id="rId122">
-        <w:r>
-          <w:rPr>
-            <w:lang w:val="es_ES" w:bidi="es_ES"/>
-          </w:rPr>
-          <w:rPr>
-            <w:color w:val="0000EE"/>
-            <w:u w:val="single"/>
-          </w:rPr>
-          <w:t>1 Tm 2:11–15</w:t>
-        </w:r>
-      </w:hyperlink>
+      <w:r>
+        <w:rPr>
+          <w:lang w:val="es_ES" w:bidi="es_ES"/>
+        </w:rPr>
+        <w:t>Ga 3:28,</w:t>
+      </w:r>
+      <w:r>
+        <w:rPr>
+          <w:lang w:val="es_ES" w:bidi="es_ES"/>
+        </w:rPr>
+        <w:t xml:space="preserve"> </w:t>
+      </w:r>
+      <w:r>
+        <w:rPr>
+          <w:lang w:val="es_ES" w:bidi="es_ES"/>
+        </w:rPr>
+        <w:t>1 Tm 2:11–15</w:t>
+      </w:r>
       <w:r>
         <w:rPr>
           <w:lang w:val="es_ES" w:bidi="es_ES"/>
         </w:rPr>
         <w:t xml:space="preserve">) bajo la creencia de que la era venidera ya había llegado. Su enseñanza podría haberse centrado exclusivamente en el poder de la resurrección, lo que contradiría el mensaje de Pablo sobre el sufrimiento y la cruz (ver </w:t>
       </w:r>
-      <w:hyperlink r:id="rId51">
-        <w:r>
-          <w:rPr>
-            <w:lang w:val="es_ES" w:bidi="es_ES"/>
-          </w:rPr>
-          <w:rPr>
-            <w:color w:val="0000EE"/>
-            <w:u w:val="single"/>
-          </w:rPr>
-          <w:t>2 Tm 1:8,</w:t>
-        </w:r>
-      </w:hyperlink>
-      <w:hyperlink r:id="rId92">
-        <w:r>
-          <w:rPr>
-            <w:lang w:val="es_ES" w:bidi="es_ES"/>
-          </w:rPr>
-          <w:rPr>
-            <w:color w:val="0000EE"/>
-            <w:u w:val="single"/>
-          </w:rPr>
-          <w:t>12;</w:t>
-        </w:r>
-      </w:hyperlink>
-      <w:r>
-        <w:rPr>
-          <w:lang w:val="es_ES" w:bidi="es_ES"/>
-        </w:rPr>
-        <w:t xml:space="preserve"> </w:t>
-      </w:r>
-      <w:hyperlink r:id="rId89">
-        <w:r>
-          <w:rPr>
-            <w:lang w:val="es_ES" w:bidi="es_ES"/>
-          </w:rPr>
-          <w:rPr>
-            <w:color w:val="0000EE"/>
-            <w:u w:val="single"/>
-          </w:rPr>
-          <w:t>2:8–13</w:t>
-        </w:r>
-      </w:hyperlink>
+      <w:r>
+        <w:rPr>
+          <w:lang w:val="es_ES" w:bidi="es_ES"/>
+        </w:rPr>
+        <w:t>2 Tm 1:8,</w:t>
+      </w:r>
+      <w:r>
+        <w:rPr>
+          <w:lang w:val="es_ES" w:bidi="es_ES"/>
+        </w:rPr>
+        <w:t>12;</w:t>
+      </w:r>
+      <w:r>
+        <w:rPr>
+          <w:lang w:val="es_ES" w:bidi="es_ES"/>
+        </w:rPr>
+        <w:t xml:space="preserve"> </w:t>
+      </w:r>
+      <w:r>
+        <w:rPr>
+          <w:lang w:val="es_ES" w:bidi="es_ES"/>
+        </w:rPr>
+        <w:t>2:8–13</w:t>
+      </w:r>
       <w:r>
         <w:rPr>
           <w:lang w:val="es_ES" w:bidi="es_ES"/>
         </w:rPr>
         <w:t xml:space="preserve">; cp. </w:t>
       </w:r>
-      <w:hyperlink r:id="rId123">
-        <w:r>
-          <w:rPr>
-            <w:lang w:val="es_ES" w:bidi="es_ES"/>
-          </w:rPr>
-          <w:rPr>
-            <w:color w:val="0000EE"/>
-            <w:u w:val="single"/>
-          </w:rPr>
-          <w:t>1 Co 4:8–13;</w:t>
-        </w:r>
-      </w:hyperlink>
-      <w:r>
-        <w:rPr>
-          <w:lang w:val="es_ES" w:bidi="es_ES"/>
-        </w:rPr>
-        <w:t xml:space="preserve"> </w:t>
-      </w:r>
-      <w:hyperlink r:id="rId95">
-        <w:r>
-          <w:rPr>
-            <w:lang w:val="es_ES" w:bidi="es_ES"/>
-          </w:rPr>
-          <w:rPr>
-            <w:color w:val="0000EE"/>
-            <w:u w:val="single"/>
-          </w:rPr>
-          <w:t>2 Co 12:8–10</w:t>
-        </w:r>
-      </w:hyperlink>
+      <w:r>
+        <w:rPr>
+          <w:lang w:val="es_ES" w:bidi="es_ES"/>
+        </w:rPr>
+        <w:t>1 Co 4:8–13;</w:t>
+      </w:r>
+      <w:r>
+        <w:rPr>
+          <w:lang w:val="es_ES" w:bidi="es_ES"/>
+        </w:rPr>
+        <w:t xml:space="preserve"> </w:t>
+      </w:r>
+      <w:r>
+        <w:rPr>
+          <w:lang w:val="es_ES" w:bidi="es_ES"/>
+        </w:rPr>
+        <w:t>2 Co 12:8–10</w:t>
+      </w:r>
       <w:r>
         <w:rPr>
           <w:lang w:val="es_ES" w:bidi="es_ES"/>
@@ -4154,18 +3392,12 @@
         </w:rPr>
         <w:t>” (</w:t>
       </w:r>
-      <w:hyperlink r:id="rId103">
-        <w:r>
-          <w:rPr>
-            <w:lang w:val="es_ES" w:bidi="es_ES"/>
-          </w:rPr>
-          <w:rPr>
-            <w:color w:val="0000EE"/>
-            <w:u w:val="single"/>
-          </w:rPr>
-          <w:t>2 Tm 2:16</w:t>
-        </w:r>
-      </w:hyperlink>
+      <w:r>
+        <w:rPr>
+          <w:lang w:val="es_ES" w:bidi="es_ES"/>
+        </w:rPr>
+        <w:t>2 Tm 2:16</w:t>
+      </w:r>
       <w:r>
         <w:rPr>
           <w:lang w:val="es_ES" w:bidi="es_ES"/>
@@ -4220,18 +3452,12 @@
         </w:rPr>
         <w:t xml:space="preserve">Pablo asegura a Timoteo que la falsa enseñanza no prevalecerá (ver </w:t>
       </w:r>
-      <w:hyperlink r:id="rId124">
-        <w:r>
-          <w:rPr>
-            <w:lang w:val="es_ES" w:bidi="es_ES"/>
-          </w:rPr>
-          <w:rPr>
-            <w:color w:val="0000EE"/>
-            <w:u w:val="single"/>
-          </w:rPr>
-          <w:t>3:9</w:t>
-        </w:r>
-      </w:hyperlink>
+      <w:r>
+        <w:rPr>
+          <w:lang w:val="es_ES" w:bidi="es_ES"/>
+        </w:rPr>
+        <w:t>3:9</w:t>
+      </w:r>
       <w:r>
         <w:rPr>
           <w:lang w:val="es_ES" w:bidi="es_ES"/>
@@ -4250,108 +3476,72 @@
         </w:rPr>
         <w:t>: esta metáfora destaca la inmunidad a la destrucción (</w:t>
       </w:r>
-      <w:hyperlink r:id="rId125">
-        <w:r>
-          <w:rPr>
-            <w:lang w:val="es_ES" w:bidi="es_ES"/>
-          </w:rPr>
-          <w:rPr>
-            <w:color w:val="0000EE"/>
-            <w:u w:val="single"/>
-          </w:rPr>
-          <w:t>Is 28:16</w:t>
-        </w:r>
-      </w:hyperlink>
+      <w:r>
+        <w:rPr>
+          <w:lang w:val="es_ES" w:bidi="es_ES"/>
+        </w:rPr>
+        <w:t>Is 28:16</w:t>
+      </w:r>
       <w:r>
         <w:rPr>
           <w:lang w:val="es_ES" w:bidi="es_ES"/>
         </w:rPr>
         <w:t xml:space="preserve">) y podría reflejar un templo (ver también </w:t>
       </w:r>
-      <w:hyperlink r:id="rId126">
-        <w:r>
-          <w:rPr>
-            <w:lang w:val="es_ES" w:bidi="es_ES"/>
-          </w:rPr>
-          <w:rPr>
-            <w:color w:val="0000EE"/>
-            <w:u w:val="single"/>
-          </w:rPr>
-          <w:t>1 Tm 3:15,</w:t>
-        </w:r>
-      </w:hyperlink>
-      <w:r>
-        <w:rPr>
-          <w:lang w:val="es_ES" w:bidi="es_ES"/>
-        </w:rPr>
-        <w:t xml:space="preserve"> </w:t>
-      </w:r>
-      <w:hyperlink r:id="rId127">
-        <w:r>
-          <w:rPr>
-            <w:lang w:val="es_ES" w:bidi="es_ES"/>
-          </w:rPr>
-          <w:rPr>
-            <w:color w:val="0000EE"/>
-            <w:u w:val="single"/>
-          </w:rPr>
-          <w:t>1 Co 3:11,</w:t>
-        </w:r>
-      </w:hyperlink>
-      <w:r>
-        <w:rPr>
-          <w:lang w:val="es_ES" w:bidi="es_ES"/>
-        </w:rPr>
-        <w:t xml:space="preserve"> </w:t>
-      </w:r>
-      <w:hyperlink r:id="rId128">
-        <w:r>
-          <w:rPr>
-            <w:lang w:val="es_ES" w:bidi="es_ES"/>
-          </w:rPr>
-          <w:rPr>
-            <w:color w:val="0000EE"/>
-            <w:u w:val="single"/>
-          </w:rPr>
-          <w:t>Ef 2:20,</w:t>
-        </w:r>
-      </w:hyperlink>
-      <w:r>
-        <w:rPr>
-          <w:lang w:val="es_ES" w:bidi="es_ES"/>
-        </w:rPr>
-        <w:t xml:space="preserve"> </w:t>
-      </w:r>
-      <w:hyperlink r:id="rId129">
-        <w:r>
-          <w:rPr>
-            <w:lang w:val="es_ES" w:bidi="es_ES"/>
-          </w:rPr>
-          <w:rPr>
-            <w:color w:val="0000EE"/>
-            <w:u w:val="single"/>
-          </w:rPr>
-          <w:t>1 Pe 2:4–7,</w:t>
-        </w:r>
-      </w:hyperlink>
-      <w:r>
-        <w:rPr>
-          <w:lang w:val="es_ES" w:bidi="es_ES"/>
-        </w:rPr>
-        <w:t xml:space="preserve"> </w:t>
-      </w:r>
-      <w:hyperlink r:id="rId130">
-        <w:r>
-          <w:rPr>
-            <w:lang w:val="es_ES" w:bidi="es_ES"/>
-          </w:rPr>
-          <w:rPr>
-            <w:color w:val="0000EE"/>
-            <w:u w:val="single"/>
-          </w:rPr>
-          <w:t>Ap 21:14</w:t>
-        </w:r>
-      </w:hyperlink>
+      <w:r>
+        <w:rPr>
+          <w:lang w:val="es_ES" w:bidi="es_ES"/>
+        </w:rPr>
+        <w:t>1 Tm 3:15,</w:t>
+      </w:r>
+      <w:r>
+        <w:rPr>
+          <w:lang w:val="es_ES" w:bidi="es_ES"/>
+        </w:rPr>
+        <w:t xml:space="preserve"> </w:t>
+      </w:r>
+      <w:r>
+        <w:rPr>
+          <w:lang w:val="es_ES" w:bidi="es_ES"/>
+        </w:rPr>
+        <w:t>1 Co 3:11,</w:t>
+      </w:r>
+      <w:r>
+        <w:rPr>
+          <w:lang w:val="es_ES" w:bidi="es_ES"/>
+        </w:rPr>
+        <w:t xml:space="preserve"> </w:t>
+      </w:r>
+      <w:r>
+        <w:rPr>
+          <w:lang w:val="es_ES" w:bidi="es_ES"/>
+        </w:rPr>
+        <w:t>Ef 2:20,</w:t>
+      </w:r>
+      <w:r>
+        <w:rPr>
+          <w:lang w:val="es_ES" w:bidi="es_ES"/>
+        </w:rPr>
+        <w:t xml:space="preserve"> </w:t>
+      </w:r>
+      <w:r>
+        <w:rPr>
+          <w:lang w:val="es_ES" w:bidi="es_ES"/>
+        </w:rPr>
+        <w:t>1 Pe 2:4–7,</w:t>
+      </w:r>
+      <w:r>
+        <w:rPr>
+          <w:lang w:val="es_ES" w:bidi="es_ES"/>
+        </w:rPr>
+        <w:t xml:space="preserve"> </w:t>
+      </w:r>
+      <w:r>
+        <w:rPr>
+          <w:lang w:val="es_ES" w:bidi="es_ES"/>
+        </w:rPr>
+        <w:t>Ap 21:14</w:t>
+      </w:r>
       <w:r>
         <w:rPr>
           <w:lang w:val="es_ES" w:bidi="es_ES"/>
@@ -4370,18 +3560,12 @@
         </w:rPr>
         <w:t xml:space="preserve">: esta cita alude a </w:t>
       </w:r>
-      <w:hyperlink r:id="rId131">
-        <w:r>
-          <w:rPr>
-            <w:lang w:val="es_ES" w:bidi="es_ES"/>
-          </w:rPr>
-          <w:rPr>
-            <w:color w:val="0000EE"/>
-            <w:u w:val="single"/>
-          </w:rPr>
-          <w:t>Nm 16:5</w:t>
-        </w:r>
-      </w:hyperlink>
+      <w:r>
+        <w:rPr>
+          <w:lang w:val="es_ES" w:bidi="es_ES"/>
+        </w:rPr>
+        <w:t>Nm 16:5</w:t>
+      </w:r>
       <w:r>
         <w:rPr>
           <w:lang w:val="es_ES" w:bidi="es_ES"/>
@@ -4400,72 +3584,48 @@
         </w:rPr>
         <w:t xml:space="preserve">: ver </w:t>
       </w:r>
-      <w:hyperlink r:id="rId132">
-        <w:r>
-          <w:rPr>
-            <w:lang w:val="es_ES" w:bidi="es_ES"/>
-          </w:rPr>
-          <w:rPr>
-            <w:color w:val="0000EE"/>
-            <w:u w:val="single"/>
-          </w:rPr>
-          <w:t>Is 52:11,</w:t>
-        </w:r>
-      </w:hyperlink>
+      <w:r>
+        <w:rPr>
+          <w:lang w:val="es_ES" w:bidi="es_ES"/>
+        </w:rPr>
+        <w:t>Is 52:11,</w:t>
+      </w:r>
       <w:r>
         <w:rPr>
           <w:lang w:val="es_ES" w:bidi="es_ES"/>
         </w:rPr>
         <w:t xml:space="preserve"> cp. </w:t>
       </w:r>
-      <w:hyperlink r:id="rId133">
-        <w:r>
-          <w:rPr>
-            <w:lang w:val="es_ES" w:bidi="es_ES"/>
-          </w:rPr>
-          <w:rPr>
-            <w:color w:val="0000EE"/>
-            <w:u w:val="single"/>
-          </w:rPr>
-          <w:t>Nm 16:26–27,</w:t>
-        </w:r>
-      </w:hyperlink>
-      <w:r>
-        <w:rPr>
-          <w:lang w:val="es_ES" w:bidi="es_ES"/>
-        </w:rPr>
-        <w:t xml:space="preserve"> </w:t>
-      </w:r>
-      <w:hyperlink r:id="rId134">
-        <w:r>
-          <w:rPr>
-            <w:lang w:val="es_ES" w:bidi="es_ES"/>
-          </w:rPr>
-          <w:rPr>
-            <w:color w:val="0000EE"/>
-            <w:u w:val="single"/>
-          </w:rPr>
-          <w:t>Lv 24:16,</w:t>
-        </w:r>
-      </w:hyperlink>
-      <w:r>
-        <w:rPr>
-          <w:lang w:val="es_ES" w:bidi="es_ES"/>
-        </w:rPr>
-        <w:t xml:space="preserve"> </w:t>
-      </w:r>
-      <w:hyperlink r:id="rId135">
-        <w:r>
-          <w:rPr>
-            <w:lang w:val="es_ES" w:bidi="es_ES"/>
-          </w:rPr>
-          <w:rPr>
-            <w:color w:val="0000EE"/>
-            <w:u w:val="single"/>
-          </w:rPr>
-          <w:t>Sal 6:8</w:t>
-        </w:r>
-      </w:hyperlink>
+      <w:r>
+        <w:rPr>
+          <w:lang w:val="es_ES" w:bidi="es_ES"/>
+        </w:rPr>
+        <w:t>Nm 16:26–27,</w:t>
+      </w:r>
+      <w:r>
+        <w:rPr>
+          <w:lang w:val="es_ES" w:bidi="es_ES"/>
+        </w:rPr>
+        <w:t xml:space="preserve"> </w:t>
+      </w:r>
+      <w:r>
+        <w:rPr>
+          <w:lang w:val="es_ES" w:bidi="es_ES"/>
+        </w:rPr>
+        <w:t>Lv 24:16,</w:t>
+      </w:r>
+      <w:r>
+        <w:rPr>
+          <w:lang w:val="es_ES" w:bidi="es_ES"/>
+        </w:rPr>
+        <w:t xml:space="preserve"> </w:t>
+      </w:r>
+      <w:r>
+        <w:rPr>
+          <w:lang w:val="es_ES" w:bidi="es_ES"/>
+        </w:rPr>
+        <w:t>Sal 6:8</w:t>
+      </w:r>
       <w:r>
         <w:rPr>
           <w:lang w:val="es_ES" w:bidi="es_ES"/>
@@ -4520,36 +3680,24 @@
         </w:rPr>
         <w:t xml:space="preserve">Basándose en </w:t>
       </w:r>
-      <w:hyperlink r:id="rId97">
-        <w:r>
-          <w:rPr>
-            <w:lang w:val="es_ES" w:bidi="es_ES"/>
-          </w:rPr>
-          <w:rPr>
-            <w:color w:val="0000EE"/>
-            <w:u w:val="single"/>
-          </w:rPr>
-          <w:t>2:19</w:t>
-        </w:r>
-      </w:hyperlink>
+      <w:r>
+        <w:rPr>
+          <w:lang w:val="es_ES" w:bidi="es_ES"/>
+        </w:rPr>
+        <w:t>2:19</w:t>
+      </w:r>
       <w:r>
         <w:rPr>
           <w:lang w:val="es_ES" w:bidi="es_ES"/>
         </w:rPr>
         <w:t xml:space="preserve">, Pablo utiliza imágenes de los utensilios en un hogar adinerado (ver </w:t>
       </w:r>
-      <w:hyperlink r:id="rId136">
-        <w:r>
-          <w:rPr>
-            <w:lang w:val="es_ES" w:bidi="es_ES"/>
-          </w:rPr>
-          <w:rPr>
-            <w:color w:val="0000EE"/>
-            <w:u w:val="single"/>
-          </w:rPr>
-          <w:t>Ro 9:21</w:t>
-        </w:r>
-      </w:hyperlink>
+      <w:r>
+        <w:rPr>
+          <w:lang w:val="es_ES" w:bidi="es_ES"/>
+        </w:rPr>
+        <w:t>Ro 9:21</w:t>
+      </w:r>
       <w:r>
         <w:rPr>
           <w:lang w:val="es_ES" w:bidi="es_ES"/>
@@ -4610,138 +3758,90 @@
         </w:rPr>
         <w:t xml:space="preserve">: cp. </w:t>
       </w:r>
-      <w:hyperlink r:id="rId137">
-        <w:r>
-          <w:rPr>
-            <w:lang w:val="es_ES" w:bidi="es_ES"/>
-          </w:rPr>
-          <w:rPr>
-            <w:color w:val="0000EE"/>
-            <w:u w:val="single"/>
-          </w:rPr>
-          <w:t>Sal 99:6;</w:t>
-        </w:r>
-      </w:hyperlink>
-      <w:r>
-        <w:rPr>
-          <w:lang w:val="es_ES" w:bidi="es_ES"/>
-        </w:rPr>
-        <w:t xml:space="preserve"> </w:t>
-      </w:r>
-      <w:hyperlink r:id="rId138">
-        <w:r>
-          <w:rPr>
-            <w:lang w:val="es_ES" w:bidi="es_ES"/>
-          </w:rPr>
-          <w:rPr>
-            <w:color w:val="0000EE"/>
-            <w:u w:val="single"/>
-          </w:rPr>
-          <w:t>Jl 2:32;</w:t>
-        </w:r>
-      </w:hyperlink>
-      <w:r>
-        <w:rPr>
-          <w:lang w:val="es_ES" w:bidi="es_ES"/>
-        </w:rPr>
-        <w:t xml:space="preserve"> </w:t>
-      </w:r>
-      <w:hyperlink r:id="rId139">
-        <w:r>
-          <w:rPr>
-            <w:lang w:val="es_ES" w:bidi="es_ES"/>
-          </w:rPr>
-          <w:rPr>
-            <w:color w:val="0000EE"/>
-            <w:u w:val="single"/>
-          </w:rPr>
-          <w:t>Hc 2:21;</w:t>
-        </w:r>
-      </w:hyperlink>
-      <w:r>
-        <w:rPr>
-          <w:lang w:val="es_ES" w:bidi="es_ES"/>
-        </w:rPr>
-        <w:t xml:space="preserve"> </w:t>
-      </w:r>
-      <w:hyperlink r:id="rId140">
-        <w:r>
-          <w:rPr>
-            <w:lang w:val="es_ES" w:bidi="es_ES"/>
-          </w:rPr>
-          <w:rPr>
-            <w:color w:val="0000EE"/>
-            <w:u w:val="single"/>
-          </w:rPr>
-          <w:t>9:14,</w:t>
-        </w:r>
-      </w:hyperlink>
-      <w:hyperlink r:id="rId141">
-        <w:r>
-          <w:rPr>
-            <w:lang w:val="es_ES" w:bidi="es_ES"/>
-          </w:rPr>
-          <w:rPr>
-            <w:color w:val="0000EE"/>
-            <w:u w:val="single"/>
-          </w:rPr>
-          <w:t>21;</w:t>
-        </w:r>
-      </w:hyperlink>
-      <w:r>
-        <w:rPr>
-          <w:lang w:val="es_ES" w:bidi="es_ES"/>
-        </w:rPr>
-        <w:t xml:space="preserve"> </w:t>
-      </w:r>
-      <w:hyperlink r:id="rId142">
-        <w:r>
-          <w:rPr>
-            <w:lang w:val="es_ES" w:bidi="es_ES"/>
-          </w:rPr>
-          <w:rPr>
-            <w:color w:val="0000EE"/>
-            <w:u w:val="single"/>
-          </w:rPr>
-          <w:t>22:16;</w:t>
-        </w:r>
-      </w:hyperlink>
-      <w:r>
-        <w:rPr>
-          <w:lang w:val="es_ES" w:bidi="es_ES"/>
-        </w:rPr>
-        <w:t xml:space="preserve"> </w:t>
-      </w:r>
-      <w:hyperlink r:id="rId143">
-        <w:r>
-          <w:rPr>
-            <w:lang w:val="es_ES" w:bidi="es_ES"/>
-          </w:rPr>
-          <w:rPr>
-            <w:color w:val="0000EE"/>
-            <w:u w:val="single"/>
-          </w:rPr>
-          <w:t>Ro 10:12–13;</w:t>
-        </w:r>
-      </w:hyperlink>
-      <w:r>
-        <w:rPr>
-          <w:lang w:val="es_ES" w:bidi="es_ES"/>
-        </w:rPr>
-        <w:t xml:space="preserve"> </w:t>
-      </w:r>
-      <w:hyperlink r:id="rId144">
-        <w:r>
-          <w:rPr>
-            <w:lang w:val="es_ES" w:bidi="es_ES"/>
-          </w:rPr>
-          <w:rPr>
-            <w:color w:val="0000EE"/>
-            <w:u w:val="single"/>
-          </w:rPr>
-          <w:t>1 Co 1:2</w:t>
-        </w:r>
-      </w:hyperlink>
+      <w:r>
+        <w:rPr>
+          <w:lang w:val="es_ES" w:bidi="es_ES"/>
+        </w:rPr>
+        <w:t>Sal 99:6;</w:t>
+      </w:r>
+      <w:r>
+        <w:rPr>
+          <w:lang w:val="es_ES" w:bidi="es_ES"/>
+        </w:rPr>
+        <w:t xml:space="preserve"> </w:t>
+      </w:r>
+      <w:r>
+        <w:rPr>
+          <w:lang w:val="es_ES" w:bidi="es_ES"/>
+        </w:rPr>
+        <w:t>Jl 2:32;</w:t>
+      </w:r>
+      <w:r>
+        <w:rPr>
+          <w:lang w:val="es_ES" w:bidi="es_ES"/>
+        </w:rPr>
+        <w:t xml:space="preserve"> </w:t>
+      </w:r>
+      <w:r>
+        <w:rPr>
+          <w:lang w:val="es_ES" w:bidi="es_ES"/>
+        </w:rPr>
+        <w:t>Hc 2:21;</w:t>
+      </w:r>
+      <w:r>
+        <w:rPr>
+          <w:lang w:val="es_ES" w:bidi="es_ES"/>
+        </w:rPr>
+        <w:t xml:space="preserve"> </w:t>
+      </w:r>
+      <w:r>
+        <w:rPr>
+          <w:lang w:val="es_ES" w:bidi="es_ES"/>
+        </w:rPr>
+        <w:t>9:14,</w:t>
+      </w:r>
+      <w:r>
+        <w:rPr>
+          <w:lang w:val="es_ES" w:bidi="es_ES"/>
+        </w:rPr>
+        <w:t>21;</w:t>
+      </w:r>
+      <w:r>
+        <w:rPr>
+          <w:lang w:val="es_ES" w:bidi="es_ES"/>
+        </w:rPr>
+        <w:t xml:space="preserve"> </w:t>
+      </w:r>
+      <w:r>
+        <w:rPr>
+          <w:lang w:val="es_ES" w:bidi="es_ES"/>
+        </w:rPr>
+        <w:t>22:16;</w:t>
+      </w:r>
+      <w:r>
+        <w:rPr>
+          <w:lang w:val="es_ES" w:bidi="es_ES"/>
+        </w:rPr>
+        <w:t xml:space="preserve"> </w:t>
+      </w:r>
+      <w:r>
+        <w:rPr>
+          <w:lang w:val="es_ES" w:bidi="es_ES"/>
+        </w:rPr>
+        <w:t>Ro 10:12–13;</w:t>
+      </w:r>
+      <w:r>
+        <w:rPr>
+          <w:lang w:val="es_ES" w:bidi="es_ES"/>
+        </w:rPr>
+        <w:t xml:space="preserve"> </w:t>
+      </w:r>
+      <w:r>
+        <w:rPr>
+          <w:lang w:val="es_ES" w:bidi="es_ES"/>
+        </w:rPr>
+        <w:t>1 Co 1:2</w:t>
+      </w:r>
       <w:r>
         <w:rPr>
           <w:lang w:val="es_ES" w:bidi="es_ES"/>
@@ -4760,18 +3860,12 @@
         </w:rPr>
         <w:t xml:space="preserve">: cp. </w:t>
       </w:r>
-      <w:hyperlink r:id="rId21">
-        <w:r>
-          <w:rPr>
-            <w:lang w:val="es_ES" w:bidi="es_ES"/>
-          </w:rPr>
-          <w:rPr>
-            <w:color w:val="0000EE"/>
-            <w:u w:val="single"/>
-          </w:rPr>
-          <w:t>1 Tm 1:5</w:t>
-        </w:r>
-      </w:hyperlink>
+      <w:r>
+        <w:rPr>
+          <w:lang w:val="es_ES" w:bidi="es_ES"/>
+        </w:rPr>
+        <w:t>1 Tm 1:5</w:t>
+      </w:r>
       <w:r>
         <w:rPr>
           <w:lang w:val="es_ES" w:bidi="es_ES"/>
@@ -4838,90 +3932,60 @@
         </w:rPr>
         <w:t xml:space="preserve">: ver </w:t>
       </w:r>
-      <w:hyperlink r:id="rId145">
-        <w:r>
-          <w:rPr>
-            <w:lang w:val="es_ES" w:bidi="es_ES"/>
-          </w:rPr>
-          <w:rPr>
-            <w:color w:val="0000EE"/>
-            <w:u w:val="single"/>
-          </w:rPr>
-          <w:t>Tt 1:1,</w:t>
-        </w:r>
-      </w:hyperlink>
+      <w:r>
+        <w:rPr>
+          <w:lang w:val="es_ES" w:bidi="es_ES"/>
+        </w:rPr>
+        <w:t>Tt 1:1,</w:t>
+      </w:r>
       <w:r>
         <w:rPr>
           <w:lang w:val="es_ES" w:bidi="es_ES"/>
         </w:rPr>
         <w:t xml:space="preserve"> comparar con </w:t>
       </w:r>
-      <w:hyperlink r:id="rId146">
-        <w:r>
-          <w:rPr>
-            <w:lang w:val="es_ES" w:bidi="es_ES"/>
-          </w:rPr>
-          <w:rPr>
-            <w:color w:val="0000EE"/>
-            <w:u w:val="single"/>
-          </w:rPr>
-          <w:t>Is 42:1–2,</w:t>
-        </w:r>
-      </w:hyperlink>
-      <w:r>
-        <w:rPr>
-          <w:lang w:val="es_ES" w:bidi="es_ES"/>
-        </w:rPr>
-        <w:t xml:space="preserve"> </w:t>
-      </w:r>
-      <w:hyperlink r:id="rId147">
-        <w:r>
-          <w:rPr>
-            <w:lang w:val="es_ES" w:bidi="es_ES"/>
-          </w:rPr>
-          <w:rPr>
-            <w:color w:val="0000EE"/>
-            <w:u w:val="single"/>
-          </w:rPr>
-          <w:t>50:6,</w:t>
-        </w:r>
-      </w:hyperlink>
-      <w:r>
-        <w:rPr>
-          <w:lang w:val="es_ES" w:bidi="es_ES"/>
-        </w:rPr>
-        <w:t xml:space="preserve"> </w:t>
-      </w:r>
-      <w:hyperlink r:id="rId148">
-        <w:r>
-          <w:rPr>
-            <w:lang w:val="es_ES" w:bidi="es_ES"/>
-          </w:rPr>
-          <w:rPr>
-            <w:color w:val="0000EE"/>
-            <w:u w:val="single"/>
-          </w:rPr>
-          <w:t>53:7;</w:t>
-        </w:r>
-      </w:hyperlink>
-      <w:r>
-        <w:rPr>
-          <w:lang w:val="es_ES" w:bidi="es_ES"/>
-        </w:rPr>
-        <w:t xml:space="preserve"> </w:t>
-      </w:r>
-      <w:hyperlink r:id="rId149">
-        <w:r>
-          <w:rPr>
-            <w:lang w:val="es_ES" w:bidi="es_ES"/>
-          </w:rPr>
-          <w:rPr>
-            <w:color w:val="0000EE"/>
-            <w:u w:val="single"/>
-          </w:rPr>
-          <w:t>Mt 12:14–21</w:t>
-        </w:r>
-      </w:hyperlink>
+      <w:r>
+        <w:rPr>
+          <w:lang w:val="es_ES" w:bidi="es_ES"/>
+        </w:rPr>
+        <w:t>Is 42:1–2,</w:t>
+      </w:r>
+      <w:r>
+        <w:rPr>
+          <w:lang w:val="es_ES" w:bidi="es_ES"/>
+        </w:rPr>
+        <w:t xml:space="preserve"> </w:t>
+      </w:r>
+      <w:r>
+        <w:rPr>
+          <w:lang w:val="es_ES" w:bidi="es_ES"/>
+        </w:rPr>
+        <w:t>50:6,</w:t>
+      </w:r>
+      <w:r>
+        <w:rPr>
+          <w:lang w:val="es_ES" w:bidi="es_ES"/>
+        </w:rPr>
+        <w:t xml:space="preserve"> </w:t>
+      </w:r>
+      <w:r>
+        <w:rPr>
+          <w:lang w:val="es_ES" w:bidi="es_ES"/>
+        </w:rPr>
+        <w:t>53:7;</w:t>
+      </w:r>
+      <w:r>
+        <w:rPr>
+          <w:lang w:val="es_ES" w:bidi="es_ES"/>
+        </w:rPr>
+        <w:t xml:space="preserve"> </w:t>
+      </w:r>
+      <w:r>
+        <w:rPr>
+          <w:lang w:val="es_ES" w:bidi="es_ES"/>
+        </w:rPr>
+        <w:t>Mt 12:14–21</w:t>
+      </w:r>
       <w:r>
         <w:rPr>
           <w:lang w:val="es_ES" w:bidi="es_ES"/>
@@ -4940,36 +4004,24 @@
         </w:rPr>
         <w:t xml:space="preserve">: ver </w:t>
       </w:r>
-      <w:hyperlink r:id="rId150">
-        <w:r>
-          <w:rPr>
-            <w:lang w:val="es_ES" w:bidi="es_ES"/>
-          </w:rPr>
-          <w:rPr>
-            <w:color w:val="0000EE"/>
-            <w:u w:val="single"/>
-          </w:rPr>
-          <w:t>1 Tm 3:2–3;</w:t>
-        </w:r>
-      </w:hyperlink>
-      <w:r>
-        <w:rPr>
-          <w:lang w:val="es_ES" w:bidi="es_ES"/>
-        </w:rPr>
-        <w:t xml:space="preserve"> </w:t>
-      </w:r>
-      <w:hyperlink r:id="rId151">
-        <w:r>
-          <w:rPr>
-            <w:lang w:val="es_ES" w:bidi="es_ES"/>
-          </w:rPr>
-          <w:rPr>
-            <w:color w:val="0000EE"/>
-            <w:u w:val="single"/>
-          </w:rPr>
-          <w:t>Tt 3:2</w:t>
-        </w:r>
-      </w:hyperlink>
+      <w:r>
+        <w:rPr>
+          <w:lang w:val="es_ES" w:bidi="es_ES"/>
+        </w:rPr>
+        <w:t>1 Tm 3:2–3;</w:t>
+      </w:r>
+      <w:r>
+        <w:rPr>
+          <w:lang w:val="es_ES" w:bidi="es_ES"/>
+        </w:rPr>
+        <w:t xml:space="preserve"> </w:t>
+      </w:r>
+      <w:r>
+        <w:rPr>
+          <w:lang w:val="es_ES" w:bidi="es_ES"/>
+        </w:rPr>
+        <w:t>Tt 3:2</w:t>
+      </w:r>
       <w:r>
         <w:rPr>
           <w:lang w:val="es_ES" w:bidi="es_ES"/>
@@ -5030,108 +4082,72 @@
         </w:rPr>
         <w:t xml:space="preserve">: ver </w:t>
       </w:r>
-      <w:hyperlink r:id="rId152">
-        <w:r>
-          <w:rPr>
-            <w:lang w:val="es_ES" w:bidi="es_ES"/>
-          </w:rPr>
-          <w:rPr>
-            <w:color w:val="0000EE"/>
-            <w:u w:val="single"/>
-          </w:rPr>
-          <w:t>1 Co 4:21,</w:t>
-        </w:r>
-      </w:hyperlink>
-      <w:r>
-        <w:rPr>
-          <w:lang w:val="es_ES" w:bidi="es_ES"/>
-        </w:rPr>
-        <w:t xml:space="preserve"> </w:t>
-      </w:r>
-      <w:hyperlink r:id="rId153">
-        <w:r>
-          <w:rPr>
-            <w:lang w:val="es_ES" w:bidi="es_ES"/>
-          </w:rPr>
-          <w:rPr>
-            <w:color w:val="0000EE"/>
-            <w:u w:val="single"/>
-          </w:rPr>
-          <w:t>2 Co 10:1,</w:t>
-        </w:r>
-      </w:hyperlink>
-      <w:r>
-        <w:rPr>
-          <w:lang w:val="es_ES" w:bidi="es_ES"/>
-        </w:rPr>
-        <w:t xml:space="preserve"> </w:t>
-      </w:r>
-      <w:hyperlink r:id="rId154">
-        <w:r>
-          <w:rPr>
-            <w:lang w:val="es_ES" w:bidi="es_ES"/>
-          </w:rPr>
-          <w:rPr>
-            <w:color w:val="0000EE"/>
-            <w:u w:val="single"/>
-          </w:rPr>
-          <w:t>1 Ts 5:14,</w:t>
-        </w:r>
-      </w:hyperlink>
-      <w:r>
-        <w:rPr>
-          <w:lang w:val="es_ES" w:bidi="es_ES"/>
-        </w:rPr>
-        <w:t xml:space="preserve"> </w:t>
-      </w:r>
-      <w:hyperlink r:id="rId155">
-        <w:r>
-          <w:rPr>
-            <w:lang w:val="es_ES" w:bidi="es_ES"/>
-          </w:rPr>
-          <w:rPr>
-            <w:color w:val="0000EE"/>
-            <w:u w:val="single"/>
-          </w:rPr>
-          <w:t>2 Ts 3:14–15,</w:t>
-        </w:r>
-      </w:hyperlink>
-      <w:r>
-        <w:rPr>
-          <w:lang w:val="es_ES" w:bidi="es_ES"/>
-        </w:rPr>
-        <w:t xml:space="preserve"> </w:t>
-      </w:r>
-      <w:hyperlink r:id="rId156">
-        <w:r>
-          <w:rPr>
-            <w:lang w:val="es_ES" w:bidi="es_ES"/>
-          </w:rPr>
-          <w:rPr>
-            <w:color w:val="0000EE"/>
-            <w:u w:val="single"/>
-          </w:rPr>
-          <w:t>Tt 3:10–11,</w:t>
-        </w:r>
-      </w:hyperlink>
-      <w:r>
-        <w:rPr>
-          <w:lang w:val="es_ES" w:bidi="es_ES"/>
-        </w:rPr>
-        <w:t xml:space="preserve"> </w:t>
-      </w:r>
-      <w:hyperlink r:id="rId157">
-        <w:r>
-          <w:rPr>
-            <w:lang w:val="es_ES" w:bidi="es_ES"/>
-          </w:rPr>
-          <w:rPr>
-            <w:color w:val="0000EE"/>
-            <w:u w:val="single"/>
-          </w:rPr>
-          <w:t>Jd 1:22–23</w:t>
-        </w:r>
-      </w:hyperlink>
+      <w:r>
+        <w:rPr>
+          <w:lang w:val="es_ES" w:bidi="es_ES"/>
+        </w:rPr>
+        <w:t>1 Co 4:21,</w:t>
+      </w:r>
+      <w:r>
+        <w:rPr>
+          <w:lang w:val="es_ES" w:bidi="es_ES"/>
+        </w:rPr>
+        <w:t xml:space="preserve"> </w:t>
+      </w:r>
+      <w:r>
+        <w:rPr>
+          <w:lang w:val="es_ES" w:bidi="es_ES"/>
+        </w:rPr>
+        <w:t>2 Co 10:1,</w:t>
+      </w:r>
+      <w:r>
+        <w:rPr>
+          <w:lang w:val="es_ES" w:bidi="es_ES"/>
+        </w:rPr>
+        <w:t xml:space="preserve"> </w:t>
+      </w:r>
+      <w:r>
+        <w:rPr>
+          <w:lang w:val="es_ES" w:bidi="es_ES"/>
+        </w:rPr>
+        <w:t>1 Ts 5:14,</w:t>
+      </w:r>
+      <w:r>
+        <w:rPr>
+          <w:lang w:val="es_ES" w:bidi="es_ES"/>
+        </w:rPr>
+        <w:t xml:space="preserve"> </w:t>
+      </w:r>
+      <w:r>
+        <w:rPr>
+          <w:lang w:val="es_ES" w:bidi="es_ES"/>
+        </w:rPr>
+        <w:t>2 Ts 3:14–15,</w:t>
+      </w:r>
+      <w:r>
+        <w:rPr>
+          <w:lang w:val="es_ES" w:bidi="es_ES"/>
+        </w:rPr>
+        <w:t xml:space="preserve"> </w:t>
+      </w:r>
+      <w:r>
+        <w:rPr>
+          <w:lang w:val="es_ES" w:bidi="es_ES"/>
+        </w:rPr>
+        <w:t>Tt 3:10–11,</w:t>
+      </w:r>
+      <w:r>
+        <w:rPr>
+          <w:lang w:val="es_ES" w:bidi="es_ES"/>
+        </w:rPr>
+        <w:t xml:space="preserve"> </w:t>
+      </w:r>
+      <w:r>
+        <w:rPr>
+          <w:lang w:val="es_ES" w:bidi="es_ES"/>
+        </w:rPr>
+        <w:t>Jd 1:22–23</w:t>
+      </w:r>
       <w:r>
         <w:rPr>
           <w:lang w:val="es_ES" w:bidi="es_ES"/>
@@ -5186,108 +4202,72 @@
         </w:rPr>
         <w:t xml:space="preserve">Pablo describe cómo serán las personas en los últimos días (ver también </w:t>
       </w:r>
-      <w:hyperlink r:id="rId158">
-        <w:r>
-          <w:rPr>
-            <w:lang w:val="es_ES" w:bidi="es_ES"/>
-          </w:rPr>
-          <w:rPr>
-            <w:color w:val="0000EE"/>
-            <w:u w:val="single"/>
-          </w:rPr>
-          <w:t>1 Tm 4:1–5;</w:t>
-        </w:r>
-      </w:hyperlink>
-      <w:r>
-        <w:rPr>
-          <w:lang w:val="es_ES" w:bidi="es_ES"/>
-        </w:rPr>
-        <w:t xml:space="preserve"> </w:t>
-      </w:r>
-      <w:hyperlink r:id="rId159">
-        <w:r>
-          <w:rPr>
-            <w:lang w:val="es_ES" w:bidi="es_ES"/>
-          </w:rPr>
-          <w:rPr>
-            <w:color w:val="0000EE"/>
-            <w:u w:val="single"/>
-          </w:rPr>
-          <w:t>2 Pe 2:1–22,</w:t>
-        </w:r>
-      </w:hyperlink>
-      <w:r>
-        <w:rPr>
-          <w:lang w:val="es_ES" w:bidi="es_ES"/>
-        </w:rPr>
-        <w:t xml:space="preserve"> </w:t>
-      </w:r>
-      <w:hyperlink r:id="rId160">
-        <w:r>
-          <w:rPr>
-            <w:lang w:val="es_ES" w:bidi="es_ES"/>
-          </w:rPr>
-          <w:rPr>
-            <w:color w:val="0000EE"/>
-            <w:u w:val="single"/>
-          </w:rPr>
-          <w:t>3:3;</w:t>
-        </w:r>
-      </w:hyperlink>
-      <w:r>
-        <w:rPr>
-          <w:lang w:val="es_ES" w:bidi="es_ES"/>
-        </w:rPr>
-        <w:t xml:space="preserve"> </w:t>
-      </w:r>
-      <w:hyperlink r:id="rId161">
-        <w:r>
-          <w:rPr>
-            <w:lang w:val="es_ES" w:bidi="es_ES"/>
-          </w:rPr>
-          <w:rPr>
-            <w:color w:val="0000EE"/>
-            <w:u w:val="single"/>
-          </w:rPr>
-          <w:t>Jd 1:18</w:t>
-        </w:r>
-      </w:hyperlink>
+      <w:r>
+        <w:rPr>
+          <w:lang w:val="es_ES" w:bidi="es_ES"/>
+        </w:rPr>
+        <w:t>1 Tm 4:1–5;</w:t>
+      </w:r>
+      <w:r>
+        <w:rPr>
+          <w:lang w:val="es_ES" w:bidi="es_ES"/>
+        </w:rPr>
+        <w:t xml:space="preserve"> </w:t>
+      </w:r>
+      <w:r>
+        <w:rPr>
+          <w:lang w:val="es_ES" w:bidi="es_ES"/>
+        </w:rPr>
+        <w:t>2 Pe 2:1–22,</w:t>
+      </w:r>
+      <w:r>
+        <w:rPr>
+          <w:lang w:val="es_ES" w:bidi="es_ES"/>
+        </w:rPr>
+        <w:t xml:space="preserve"> </w:t>
+      </w:r>
+      <w:r>
+        <w:rPr>
+          <w:lang w:val="es_ES" w:bidi="es_ES"/>
+        </w:rPr>
+        <w:t>3:3;</w:t>
+      </w:r>
+      <w:r>
+        <w:rPr>
+          <w:lang w:val="es_ES" w:bidi="es_ES"/>
+        </w:rPr>
+        <w:t xml:space="preserve"> </w:t>
+      </w:r>
+      <w:r>
+        <w:rPr>
+          <w:lang w:val="es_ES" w:bidi="es_ES"/>
+        </w:rPr>
+        <w:t>Jd 1:18</w:t>
+      </w:r>
       <w:r>
         <w:rPr>
           <w:lang w:val="es_ES" w:bidi="es_ES"/>
         </w:rPr>
         <w:t>), los cuales ya habían comenzado (</w:t>
       </w:r>
-      <w:hyperlink r:id="rId162">
-        <w:r>
-          <w:rPr>
-            <w:lang w:val="es_ES" w:bidi="es_ES"/>
-          </w:rPr>
-          <w:rPr>
-            <w:color w:val="0000EE"/>
-            <w:u w:val="single"/>
-          </w:rPr>
-          <w:t>2 Tm 3:5</w:t>
-        </w:r>
-      </w:hyperlink>
+      <w:r>
+        <w:rPr>
+          <w:lang w:val="es_ES" w:bidi="es_ES"/>
+        </w:rPr>
+        <w:t>2 Tm 3:5</w:t>
+      </w:r>
       <w:r>
         <w:rPr>
           <w:lang w:val="es_ES" w:bidi="es_ES"/>
         </w:rPr>
         <w:t>,</w:t>
       </w:r>
-      <w:hyperlink r:id="rId163">
-        <w:r>
-          <w:rPr>
-            <w:lang w:val="es_ES" w:bidi="es_ES"/>
-          </w:rPr>
-          <w:rPr>
-            <w:color w:val="0000EE"/>
-            <w:u w:val="single"/>
-          </w:rPr>
-          <w:t>6–9</w:t>
-        </w:r>
-      </w:hyperlink>
+      <w:r>
+        <w:rPr>
+          <w:lang w:val="es_ES" w:bidi="es_ES"/>
+        </w:rPr>
+        <w:t>6–9</w:t>
+      </w:r>
       <w:r>
         <w:rPr>
           <w:lang w:val="es_ES" w:bidi="es_ES"/>
@@ -5390,54 +4370,36 @@
         </w:rPr>
         <w:t>Personas de este tipo (</w:t>
       </w:r>
-      <w:hyperlink r:id="rId164">
-        <w:r>
-          <w:rPr>
-            <w:lang w:val="es_ES" w:bidi="es_ES"/>
-          </w:rPr>
-          <w:rPr>
-            <w:color w:val="0000EE"/>
-            <w:u w:val="single"/>
-          </w:rPr>
-          <w:t>3:2–4</w:t>
-        </w:r>
-      </w:hyperlink>
+      <w:r>
+        <w:rPr>
+          <w:lang w:val="es_ES" w:bidi="es_ES"/>
+        </w:rPr>
+        <w:t>3:2–4</w:t>
+      </w:r>
       <w:r>
         <w:rPr>
           <w:lang w:val="es_ES" w:bidi="es_ES"/>
         </w:rPr>
         <w:t xml:space="preserve">) habían rechazado la enseñanza sana y se habían apartado del poder que podría hacerlas piadosas (ver </w:t>
       </w:r>
-      <w:hyperlink r:id="rId165">
-        <w:r>
-          <w:rPr>
-            <w:lang w:val="es_ES" w:bidi="es_ES"/>
-          </w:rPr>
-          <w:rPr>
-            <w:color w:val="0000EE"/>
-            <w:u w:val="single"/>
-          </w:rPr>
-          <w:t>1 Tm 1:5–11,</w:t>
-        </w:r>
-      </w:hyperlink>
-      <w:r>
-        <w:rPr>
-          <w:lang w:val="es_ES" w:bidi="es_ES"/>
-        </w:rPr>
-        <w:t xml:space="preserve"> </w:t>
-      </w:r>
-      <w:hyperlink r:id="rId116">
-        <w:r>
-          <w:rPr>
-            <w:lang w:val="es_ES" w:bidi="es_ES"/>
-          </w:rPr>
-          <w:rPr>
-            <w:color w:val="0000EE"/>
-            <w:u w:val="single"/>
-          </w:rPr>
-          <w:t>Col 2:16–23</w:t>
-        </w:r>
-      </w:hyperlink>
+      <w:r>
+        <w:rPr>
+          <w:lang w:val="es_ES" w:bidi="es_ES"/>
+        </w:rPr>
+        <w:t>1 Tm 1:5–11,</w:t>
+      </w:r>
+      <w:r>
+        <w:rPr>
+          <w:lang w:val="es_ES" w:bidi="es_ES"/>
+        </w:rPr>
+        <w:t xml:space="preserve"> </w:t>
+      </w:r>
+      <w:r>
+        <w:rPr>
+          <w:lang w:val="es_ES" w:bidi="es_ES"/>
+        </w:rPr>
+        <w:t>Col 2:16–23</w:t>
+      </w:r>
       <w:r>
         <w:rPr>
           <w:lang w:val="es_ES" w:bidi="es_ES"/>
@@ -5492,72 +4454,48 @@
         </w:rPr>
         <w:t>El impacto de los falsos maestros en los hogares y las mujeres es una preocupación constante en las cartas a Timoteo y Tito (</w:t>
       </w:r>
-      <w:hyperlink r:id="rId166">
-        <w:r>
-          <w:rPr>
-            <w:lang w:val="es_ES" w:bidi="es_ES"/>
-          </w:rPr>
-          <w:rPr>
-            <w:color w:val="0000EE"/>
-            <w:u w:val="single"/>
-          </w:rPr>
-          <w:t>Tt 1:11;</w:t>
-        </w:r>
-      </w:hyperlink>
+      <w:r>
+        <w:rPr>
+          <w:lang w:val="es_ES" w:bidi="es_ES"/>
+        </w:rPr>
+        <w:t>Tt 1:11;</w:t>
+      </w:r>
       <w:r>
         <w:rPr>
           <w:lang w:val="es_ES" w:bidi="es_ES"/>
         </w:rPr>
         <w:t xml:space="preserve"> ver </w:t>
       </w:r>
-      <w:hyperlink r:id="rId122">
-        <w:r>
-          <w:rPr>
-            <w:lang w:val="es_ES" w:bidi="es_ES"/>
-          </w:rPr>
-          <w:rPr>
-            <w:color w:val="0000EE"/>
-            <w:u w:val="single"/>
-          </w:rPr>
-          <w:t>1 Tm 2:11–15,</w:t>
-        </w:r>
-      </w:hyperlink>
-      <w:r>
-        <w:rPr>
-          <w:lang w:val="es_ES" w:bidi="es_ES"/>
-        </w:rPr>
-        <w:t xml:space="preserve"> </w:t>
-      </w:r>
-      <w:hyperlink r:id="rId167">
-        <w:r>
-          <w:rPr>
-            <w:lang w:val="es_ES" w:bidi="es_ES"/>
-          </w:rPr>
-          <w:rPr>
-            <w:color w:val="0000EE"/>
-            <w:u w:val="single"/>
-          </w:rPr>
-          <w:t>3:4–5,</w:t>
-        </w:r>
-      </w:hyperlink>
-      <w:r>
-        <w:rPr>
-          <w:lang w:val="es_ES" w:bidi="es_ES"/>
-        </w:rPr>
-        <w:t xml:space="preserve"> </w:t>
-      </w:r>
-      <w:hyperlink r:id="rId168">
-        <w:r>
-          <w:rPr>
-            <w:lang w:val="es_ES" w:bidi="es_ES"/>
-          </w:rPr>
-          <w:rPr>
-            <w:color w:val="0000EE"/>
-            <w:u w:val="single"/>
-          </w:rPr>
-          <w:t>5:14–15</w:t>
-        </w:r>
-      </w:hyperlink>
+      <w:r>
+        <w:rPr>
+          <w:lang w:val="es_ES" w:bidi="es_ES"/>
+        </w:rPr>
+        <w:t>1 Tm 2:11–15,</w:t>
+      </w:r>
+      <w:r>
+        <w:rPr>
+          <w:lang w:val="es_ES" w:bidi="es_ES"/>
+        </w:rPr>
+        <w:t xml:space="preserve"> </w:t>
+      </w:r>
+      <w:r>
+        <w:rPr>
+          <w:lang w:val="es_ES" w:bidi="es_ES"/>
+        </w:rPr>
+        <w:t>3:4–5,</w:t>
+      </w:r>
+      <w:r>
+        <w:rPr>
+          <w:lang w:val="es_ES" w:bidi="es_ES"/>
+        </w:rPr>
+        <w:t xml:space="preserve"> </w:t>
+      </w:r>
+      <w:r>
+        <w:rPr>
+          <w:lang w:val="es_ES" w:bidi="es_ES"/>
+        </w:rPr>
+        <w:t>5:14–15</w:t>
+      </w:r>
       <w:r>
         <w:rPr>
           <w:lang w:val="es_ES" w:bidi="es_ES"/>
@@ -5618,54 +4556,36 @@
         </w:rPr>
         <w:t xml:space="preserve"> son, según la tradición, los nombres de los hechiceros egipcios que se opusieron a Moisés. (ver </w:t>
       </w:r>
-      <w:hyperlink r:id="rId169">
-        <w:r>
-          <w:rPr>
-            <w:lang w:val="es_ES" w:bidi="es_ES"/>
-          </w:rPr>
-          <w:rPr>
-            <w:color w:val="0000EE"/>
-            <w:u w:val="single"/>
-          </w:rPr>
-          <w:t>Ex 7:8–13,</w:t>
-        </w:r>
-      </w:hyperlink>
-      <w:r>
-        <w:rPr>
-          <w:lang w:val="es_ES" w:bidi="es_ES"/>
-        </w:rPr>
-        <w:t xml:space="preserve"> </w:t>
-      </w:r>
-      <w:hyperlink r:id="rId170">
-        <w:r>
-          <w:rPr>
-            <w:lang w:val="es_ES" w:bidi="es_ES"/>
-          </w:rPr>
-          <w:rPr>
-            <w:color w:val="0000EE"/>
-            <w:u w:val="single"/>
-          </w:rPr>
-          <w:t>8:18,</w:t>
-        </w:r>
-      </w:hyperlink>
-      <w:r>
-        <w:rPr>
-          <w:lang w:val="es_ES" w:bidi="es_ES"/>
-        </w:rPr>
-        <w:t xml:space="preserve"> </w:t>
-      </w:r>
-      <w:hyperlink r:id="rId171">
-        <w:r>
-          <w:rPr>
-            <w:lang w:val="es_ES" w:bidi="es_ES"/>
-          </w:rPr>
-          <w:rPr>
-            <w:color w:val="0000EE"/>
-            <w:u w:val="single"/>
-          </w:rPr>
-          <w:t>9:11</w:t>
-        </w:r>
-      </w:hyperlink>
+      <w:r>
+        <w:rPr>
+          <w:lang w:val="es_ES" w:bidi="es_ES"/>
+        </w:rPr>
+        <w:t>Ex 7:8–13,</w:t>
+      </w:r>
+      <w:r>
+        <w:rPr>
+          <w:lang w:val="es_ES" w:bidi="es_ES"/>
+        </w:rPr>
+        <w:t xml:space="preserve"> </w:t>
+      </w:r>
+      <w:r>
+        <w:rPr>
+          <w:lang w:val="es_ES" w:bidi="es_ES"/>
+        </w:rPr>
+        <w:t>8:18,</w:t>
+      </w:r>
+      <w:r>
+        <w:rPr>
+          <w:lang w:val="es_ES" w:bidi="es_ES"/>
+        </w:rPr>
+        <w:t xml:space="preserve"> </w:t>
+      </w:r>
+      <w:r>
+        <w:rPr>
+          <w:lang w:val="es_ES" w:bidi="es_ES"/>
+        </w:rPr>
+        <w:t>9:11</w:t>
+      </w:r>
       <w:r>
         <w:rPr>
           <w:lang w:val="es_ES" w:bidi="es_ES"/>
@@ -5720,78 +4640,48 @@
         </w:rPr>
         <w:t xml:space="preserve">Timoteo era de Listra, cerca de Antioquía e Iconio, por lo que conocía todo lo que Pablo había sufrido (ver </w:t>
       </w:r>
-      <w:hyperlink r:id="rId172">
-        <w:r>
-          <w:rPr>
-            <w:lang w:val="es_ES" w:bidi="es_ES"/>
-          </w:rPr>
-          <w:rPr>
-            <w:color w:val="0000EE"/>
-            <w:u w:val="single"/>
-          </w:rPr>
-          <w:t>Hc 13:14,</w:t>
-        </w:r>
-      </w:hyperlink>
-      <w:hyperlink r:id="rId173">
-        <w:r>
-          <w:rPr>
-            <w:lang w:val="es_ES" w:bidi="es_ES"/>
-          </w:rPr>
-          <w:rPr>
-            <w:color w:val="0000EE"/>
-            <w:u w:val="single"/>
-          </w:rPr>
-          <w:t>45–51;</w:t>
-        </w:r>
-      </w:hyperlink>
-      <w:r>
-        <w:rPr>
-          <w:lang w:val="es_ES" w:bidi="es_ES"/>
-        </w:rPr>
-        <w:t xml:space="preserve"> </w:t>
-      </w:r>
-      <w:hyperlink r:id="rId174">
-        <w:r>
-          <w:rPr>
-            <w:lang w:val="es_ES" w:bidi="es_ES"/>
-          </w:rPr>
-          <w:rPr>
-            <w:color w:val="0000EE"/>
-            <w:u w:val="single"/>
-          </w:rPr>
-          <w:t>14:1–8,</w:t>
-        </w:r>
-      </w:hyperlink>
-      <w:hyperlink r:id="rId175">
-        <w:r>
-          <w:rPr>
-            <w:lang w:val="es_ES" w:bidi="es_ES"/>
-          </w:rPr>
-          <w:rPr>
-            <w:color w:val="0000EE"/>
-            <w:u w:val="single"/>
-          </w:rPr>
-          <w:t>19–22</w:t>
-        </w:r>
-      </w:hyperlink>
+      <w:r>
+        <w:rPr>
+          <w:lang w:val="es_ES" w:bidi="es_ES"/>
+        </w:rPr>
+        <w:t>Hc 13:14,</w:t>
+      </w:r>
+      <w:r>
+        <w:rPr>
+          <w:lang w:val="es_ES" w:bidi="es_ES"/>
+        </w:rPr>
+        <w:t>45–51;</w:t>
+      </w:r>
+      <w:r>
+        <w:rPr>
+          <w:lang w:val="es_ES" w:bidi="es_ES"/>
+        </w:rPr>
+        <w:t xml:space="preserve"> </w:t>
+      </w:r>
+      <w:r>
+        <w:rPr>
+          <w:lang w:val="es_ES" w:bidi="es_ES"/>
+        </w:rPr>
+        <w:t>14:1–8,</w:t>
+      </w:r>
+      <w:r>
+        <w:rPr>
+          <w:lang w:val="es_ES" w:bidi="es_ES"/>
+        </w:rPr>
+        <w:t>19–22</w:t>
+      </w:r>
       <w:r>
         <w:rPr>
           <w:lang w:val="es_ES" w:bidi="es_ES"/>
         </w:rPr>
         <w:t>), aunque fue reclutado después de estos eventos (</w:t>
       </w:r>
-      <w:hyperlink r:id="rId29">
-        <w:r>
-          <w:rPr>
-            <w:lang w:val="es_ES" w:bidi="es_ES"/>
-          </w:rPr>
-          <w:rPr>
-            <w:color w:val="0000EE"/>
-            <w:u w:val="single"/>
-          </w:rPr>
-          <w:t>Hc 16:1–3</w:t>
-        </w:r>
-      </w:hyperlink>
+      <w:r>
+        <w:rPr>
+          <w:lang w:val="es_ES" w:bidi="es_ES"/>
+        </w:rPr>
+        <w:t>Hc 16:1–3</w:t>
+      </w:r>
       <w:r>
         <w:rPr>
           <w:lang w:val="es_ES" w:bidi="es_ES"/>
@@ -5810,120 +4700,78 @@
         </w:rPr>
         <w:t xml:space="preserve">: Pablo podía testificar con su propia vida que el Señor cumpliría sus propósitos a través de su siervo fiel (ver </w:t>
       </w:r>
-      <w:hyperlink r:id="rId176">
-        <w:r>
-          <w:rPr>
-            <w:lang w:val="es_ES" w:bidi="es_ES"/>
-          </w:rPr>
-          <w:rPr>
-            <w:color w:val="0000EE"/>
-            <w:u w:val="single"/>
-          </w:rPr>
-          <w:t>2 Tm 4:6–8,</w:t>
-        </w:r>
-      </w:hyperlink>
-      <w:hyperlink r:id="rId17">
-        <w:r>
-          <w:rPr>
-            <w:lang w:val="es_ES" w:bidi="es_ES"/>
-          </w:rPr>
-          <w:rPr>
-            <w:color w:val="0000EE"/>
-            <w:u w:val="single"/>
-          </w:rPr>
-          <w:t>17–18;</w:t>
-        </w:r>
-      </w:hyperlink>
-      <w:r>
-        <w:rPr>
-          <w:lang w:val="es_ES" w:bidi="es_ES"/>
-        </w:rPr>
-        <w:t xml:space="preserve"> </w:t>
-      </w:r>
-      <w:hyperlink r:id="rId177">
-        <w:r>
-          <w:rPr>
-            <w:lang w:val="es_ES" w:bidi="es_ES"/>
-          </w:rPr>
-          <w:rPr>
-            <w:color w:val="0000EE"/>
-            <w:u w:val="single"/>
-          </w:rPr>
-          <w:t>Sal 22:19–22;</w:t>
-        </w:r>
-      </w:hyperlink>
-      <w:r>
-        <w:rPr>
-          <w:lang w:val="es_ES" w:bidi="es_ES"/>
-        </w:rPr>
-        <w:t xml:space="preserve"> </w:t>
-      </w:r>
-      <w:hyperlink r:id="rId178">
-        <w:r>
-          <w:rPr>
-            <w:lang w:val="es_ES" w:bidi="es_ES"/>
-          </w:rPr>
-          <w:rPr>
-            <w:color w:val="0000EE"/>
-            <w:u w:val="single"/>
-          </w:rPr>
-          <w:t>34:19;</w:t>
-        </w:r>
-      </w:hyperlink>
-      <w:r>
-        <w:rPr>
-          <w:lang w:val="es_ES" w:bidi="es_ES"/>
-        </w:rPr>
-        <w:t xml:space="preserve"> </w:t>
-      </w:r>
-      <w:hyperlink r:id="rId179">
-        <w:r>
-          <w:rPr>
-            <w:lang w:val="es_ES" w:bidi="es_ES"/>
-          </w:rPr>
-          <w:rPr>
-            <w:color w:val="0000EE"/>
-            <w:u w:val="single"/>
-          </w:rPr>
-          <w:t>Dn 3:17–18;</w:t>
-        </w:r>
-      </w:hyperlink>
-      <w:r>
-        <w:rPr>
-          <w:lang w:val="es_ES" w:bidi="es_ES"/>
-        </w:rPr>
-        <w:t xml:space="preserve"> </w:t>
-      </w:r>
-      <w:hyperlink r:id="rId180">
-        <w:r>
-          <w:rPr>
-            <w:lang w:val="es_ES" w:bidi="es_ES"/>
-          </w:rPr>
-          <w:rPr>
-            <w:color w:val="0000EE"/>
-            <w:u w:val="single"/>
-          </w:rPr>
-          <w:t>2 Co 1:8–10;</w:t>
-        </w:r>
-      </w:hyperlink>
-      <w:r>
-        <w:rPr>
-          <w:lang w:val="es_ES" w:bidi="es_ES"/>
-        </w:rPr>
-        <w:t xml:space="preserve"> </w:t>
-      </w:r>
-      <w:hyperlink r:id="rId181">
-        <w:r>
-          <w:rPr>
-            <w:lang w:val="es_ES" w:bidi="es_ES"/>
-          </w:rPr>
-          <w:rPr>
-            <w:color w:val="0000EE"/>
-            <w:u w:val="single"/>
-          </w:rPr>
-          <w:t>2 Pe 2:7–9</w:t>
-        </w:r>
-      </w:hyperlink>
+      <w:r>
+        <w:rPr>
+          <w:lang w:val="es_ES" w:bidi="es_ES"/>
+        </w:rPr>
+        <w:t>2 Tm 4:6–8,</w:t>
+      </w:r>
+      <w:r>
+        <w:rPr>
+          <w:lang w:val="es_ES" w:bidi="es_ES"/>
+        </w:rPr>
+        <w:t>17–18;</w:t>
+      </w:r>
+      <w:r>
+        <w:rPr>
+          <w:lang w:val="es_ES" w:bidi="es_ES"/>
+        </w:rPr>
+        <w:t xml:space="preserve"> </w:t>
+      </w:r>
+      <w:r>
+        <w:rPr>
+          <w:lang w:val="es_ES" w:bidi="es_ES"/>
+        </w:rPr>
+        <w:t>Sal 22:19–22;</w:t>
+      </w:r>
+      <w:r>
+        <w:rPr>
+          <w:lang w:val="es_ES" w:bidi="es_ES"/>
+        </w:rPr>
+        <w:t xml:space="preserve"> </w:t>
+      </w:r>
+      <w:r>
+        <w:rPr>
+          <w:lang w:val="es_ES" w:bidi="es_ES"/>
+        </w:rPr>
+        <w:t>34:19;</w:t>
+      </w:r>
+      <w:r>
+        <w:rPr>
+          <w:lang w:val="es_ES" w:bidi="es_ES"/>
+        </w:rPr>
+        <w:t xml:space="preserve"> </w:t>
+      </w:r>
+      <w:r>
+        <w:rPr>
+          <w:lang w:val="es_ES" w:bidi="es_ES"/>
+        </w:rPr>
+        <w:t>Dn 3:17–18;</w:t>
+      </w:r>
+      <w:r>
+        <w:rPr>
+          <w:lang w:val="es_ES" w:bidi="es_ES"/>
+        </w:rPr>
+        <w:t xml:space="preserve"> </w:t>
+      </w:r>
+      <w:r>
+        <w:rPr>
+          <w:lang w:val="es_ES" w:bidi="es_ES"/>
+        </w:rPr>
+        <w:t>2 Co 1:8–10;</w:t>
+      </w:r>
+      <w:r>
+        <w:rPr>
+          <w:lang w:val="es_ES" w:bidi="es_ES"/>
+        </w:rPr>
+        <w:t xml:space="preserve"> </w:t>
+      </w:r>
+      <w:r>
+        <w:rPr>
+          <w:lang w:val="es_ES" w:bidi="es_ES"/>
+        </w:rPr>
+        <w:t>2 Pe 2:7–9</w:t>
+      </w:r>
       <w:r>
         <w:rPr>
           <w:lang w:val="es_ES" w:bidi="es_ES"/>
@@ -5990,36 +4838,24 @@
         </w:rPr>
         <w:t xml:space="preserve">": la abuela y la madre judías de Timoteo, Loida y Eunice (ver </w:t>
       </w:r>
-      <w:hyperlink r:id="rId29">
-        <w:r>
-          <w:rPr>
-            <w:lang w:val="es_ES" w:bidi="es_ES"/>
-          </w:rPr>
-          <w:rPr>
-            <w:color w:val="0000EE"/>
-            <w:u w:val="single"/>
-          </w:rPr>
-          <w:t>Hc 16:1–3</w:t>
-        </w:r>
-      </w:hyperlink>
+      <w:r>
+        <w:rPr>
+          <w:lang w:val="es_ES" w:bidi="es_ES"/>
+        </w:rPr>
+        <w:t>Hc 16:1–3</w:t>
+      </w:r>
       <w:r>
         <w:rPr>
           <w:lang w:val="es_ES" w:bidi="es_ES"/>
         </w:rPr>
         <w:t xml:space="preserve">), le proporcionaron su educación en las escrituras del antiguo testamento (ver </w:t>
       </w:r>
-      <w:hyperlink r:id="rId182">
-        <w:r>
-          <w:rPr>
-            <w:lang w:val="es_ES" w:bidi="es_ES"/>
-          </w:rPr>
-          <w:rPr>
-            <w:color w:val="0000EE"/>
-            <w:u w:val="single"/>
-          </w:rPr>
-          <w:t>2 Tm 1:5</w:t>
-        </w:r>
-      </w:hyperlink>
+      <w:r>
+        <w:rPr>
+          <w:lang w:val="es_ES" w:bidi="es_ES"/>
+        </w:rPr>
+        <w:t>2 Tm 1:5</w:t>
+      </w:r>
       <w:r>
         <w:rPr>
           <w:lang w:val="es_ES" w:bidi="es_ES"/>
@@ -6093,204 +4929,132 @@
         </w:rPr>
         <w:t xml:space="preserve"> exhalada por el propio discurso de Dios; ver también </w:t>
       </w:r>
-      <w:hyperlink r:id="rId183">
-        <w:r>
-          <w:rPr>
-            <w:lang w:val="es_ES" w:bidi="es_ES"/>
-          </w:rPr>
-          <w:rPr>
-            <w:color w:val="0000EE"/>
-            <w:u w:val="single"/>
-          </w:rPr>
-          <w:t>Hb 4:12–13,</w:t>
-        </w:r>
-      </w:hyperlink>
-      <w:r>
-        <w:rPr>
-          <w:lang w:val="es_ES" w:bidi="es_ES"/>
-        </w:rPr>
-        <w:t xml:space="preserve"> </w:t>
-      </w:r>
-      <w:hyperlink r:id="rId184">
-        <w:r>
-          <w:rPr>
-            <w:lang w:val="es_ES" w:bidi="es_ES"/>
-          </w:rPr>
-          <w:rPr>
-            <w:color w:val="0000EE"/>
-            <w:u w:val="single"/>
-          </w:rPr>
-          <w:t>2 Pe 1:20–21</w:t>
-        </w:r>
-      </w:hyperlink>
+      <w:r>
+        <w:rPr>
+          <w:lang w:val="es_ES" w:bidi="es_ES"/>
+        </w:rPr>
+        <w:t>Hb 4:12–13,</w:t>
+      </w:r>
+      <w:r>
+        <w:rPr>
+          <w:lang w:val="es_ES" w:bidi="es_ES"/>
+        </w:rPr>
+        <w:t xml:space="preserve"> </w:t>
+      </w:r>
+      <w:r>
+        <w:rPr>
+          <w:lang w:val="es_ES" w:bidi="es_ES"/>
+        </w:rPr>
+        <w:t>2 Pe 1:20–21</w:t>
+      </w:r>
       <w:r>
         <w:rPr>
           <w:lang w:val="es_ES" w:bidi="es_ES"/>
         </w:rPr>
         <w:t xml:space="preserve">) no niega la participación activa de los autores humanos. Sin embargo, esto afirma que Dios es completamente responsable por su palabra. La escritura es verdadera, confiable, autoritativa, permanente y poderosa porque proviene del propio Dios. Su mensaje es coherente y consistente en su testimonio sobre Jesucristo (ver </w:t>
       </w:r>
-      <w:hyperlink r:id="rId185">
-        <w:r>
-          <w:rPr>
-            <w:lang w:val="es_ES" w:bidi="es_ES"/>
-          </w:rPr>
-          <w:rPr>
-            <w:color w:val="0000EE"/>
-            <w:u w:val="single"/>
-          </w:rPr>
-          <w:t>Lc 24:25–27,</w:t>
-        </w:r>
-      </w:hyperlink>
-      <w:hyperlink r:id="rId186">
-        <w:r>
-          <w:rPr>
-            <w:lang w:val="es_ES" w:bidi="es_ES"/>
-          </w:rPr>
-          <w:rPr>
-            <w:color w:val="0000EE"/>
-            <w:u w:val="single"/>
-          </w:rPr>
-          <w:t>44;</w:t>
-        </w:r>
-      </w:hyperlink>
-      <w:r>
-        <w:rPr>
-          <w:lang w:val="es_ES" w:bidi="es_ES"/>
-        </w:rPr>
-        <w:t xml:space="preserve"> </w:t>
-      </w:r>
-      <w:hyperlink r:id="rId187">
-        <w:r>
-          <w:rPr>
-            <w:lang w:val="es_ES" w:bidi="es_ES"/>
-          </w:rPr>
-          <w:rPr>
-            <w:color w:val="0000EE"/>
-            <w:u w:val="single"/>
-          </w:rPr>
-          <w:t>Jn 5:39–40;</w:t>
-        </w:r>
-      </w:hyperlink>
-      <w:r>
-        <w:rPr>
-          <w:lang w:val="es_ES" w:bidi="es_ES"/>
-        </w:rPr>
-        <w:t xml:space="preserve"> </w:t>
-      </w:r>
-      <w:hyperlink r:id="rId188">
-        <w:r>
-          <w:rPr>
-            <w:lang w:val="es_ES" w:bidi="es_ES"/>
-          </w:rPr>
-          <w:rPr>
-            <w:color w:val="0000EE"/>
-            <w:u w:val="single"/>
-          </w:rPr>
-          <w:t>Hc 3:24;</w:t>
-        </w:r>
-      </w:hyperlink>
-      <w:r>
-        <w:rPr>
-          <w:lang w:val="es_ES" w:bidi="es_ES"/>
-        </w:rPr>
-        <w:t xml:space="preserve"> </w:t>
-      </w:r>
-      <w:hyperlink r:id="rId189">
-        <w:r>
-          <w:rPr>
-            <w:lang w:val="es_ES" w:bidi="es_ES"/>
-          </w:rPr>
-          <w:rPr>
-            <w:color w:val="0000EE"/>
-            <w:u w:val="single"/>
-          </w:rPr>
-          <w:t>1 Co 15:3–4</w:t>
-        </w:r>
-      </w:hyperlink>
+      <w:r>
+        <w:rPr>
+          <w:lang w:val="es_ES" w:bidi="es_ES"/>
+        </w:rPr>
+        <w:t>Lc 24:25–27,</w:t>
+      </w:r>
+      <w:r>
+        <w:rPr>
+          <w:lang w:val="es_ES" w:bidi="es_ES"/>
+        </w:rPr>
+        <w:t>44;</w:t>
+      </w:r>
+      <w:r>
+        <w:rPr>
+          <w:lang w:val="es_ES" w:bidi="es_ES"/>
+        </w:rPr>
+        <w:t xml:space="preserve"> </w:t>
+      </w:r>
+      <w:r>
+        <w:rPr>
+          <w:lang w:val="es_ES" w:bidi="es_ES"/>
+        </w:rPr>
+        <w:t>Jn 5:39–40;</w:t>
+      </w:r>
+      <w:r>
+        <w:rPr>
+          <w:lang w:val="es_ES" w:bidi="es_ES"/>
+        </w:rPr>
+        <w:t xml:space="preserve"> </w:t>
+      </w:r>
+      <w:r>
+        <w:rPr>
+          <w:lang w:val="es_ES" w:bidi="es_ES"/>
+        </w:rPr>
+        <w:t>Hc 3:24;</w:t>
+      </w:r>
+      <w:r>
+        <w:rPr>
+          <w:lang w:val="es_ES" w:bidi="es_ES"/>
+        </w:rPr>
+        <w:t xml:space="preserve"> </w:t>
+      </w:r>
+      <w:r>
+        <w:rPr>
+          <w:lang w:val="es_ES" w:bidi="es_ES"/>
+        </w:rPr>
+        <w:t>1 Co 15:3–4</w:t>
+      </w:r>
       <w:r>
         <w:rPr>
           <w:lang w:val="es_ES" w:bidi="es_ES"/>
         </w:rPr>
         <w:t>). Por lo tanto, tiene el poder de traer salvación y promover fe. No debe ser mal utilizada, como lo habían estado haciendo los falsos maestros (</w:t>
       </w:r>
-      <w:hyperlink r:id="rId190">
-        <w:r>
-          <w:rPr>
-            <w:lang w:val="es_ES" w:bidi="es_ES"/>
-          </w:rPr>
-          <w:rPr>
-            <w:color w:val="0000EE"/>
-            <w:u w:val="single"/>
-          </w:rPr>
-          <w:t>2 Tm 4:2–4,</w:t>
-        </w:r>
-      </w:hyperlink>
-      <w:r>
-        <w:rPr>
-          <w:lang w:val="es_ES" w:bidi="es_ES"/>
-        </w:rPr>
-        <w:t xml:space="preserve"> </w:t>
-      </w:r>
-      <w:hyperlink r:id="rId191">
-        <w:r>
-          <w:rPr>
-            <w:lang w:val="es_ES" w:bidi="es_ES"/>
-          </w:rPr>
-          <w:rPr>
-            <w:color w:val="0000EE"/>
-            <w:u w:val="single"/>
-          </w:rPr>
-          <w:t>1 Tm 1:4–7,</w:t>
-        </w:r>
-      </w:hyperlink>
+      <w:r>
+        <w:rPr>
+          <w:lang w:val="es_ES" w:bidi="es_ES"/>
+        </w:rPr>
+        <w:t>2 Tm 4:2–4,</w:t>
+      </w:r>
+      <w:r>
+        <w:rPr>
+          <w:lang w:val="es_ES" w:bidi="es_ES"/>
+        </w:rPr>
+        <w:t xml:space="preserve"> </w:t>
+      </w:r>
+      <w:r>
+        <w:rPr>
+          <w:lang w:val="es_ES" w:bidi="es_ES"/>
+        </w:rPr>
+        <w:t>1 Tm 1:4–7,</w:t>
+      </w:r>
       <w:r>
         <w:rPr>
           <w:lang w:val="es_ES" w:bidi="es_ES"/>
         </w:rPr>
         <w:t xml:space="preserve"> cp. </w:t>
       </w:r>
-      <w:hyperlink r:id="rId192">
-        <w:r>
-          <w:rPr>
-            <w:lang w:val="es_ES" w:bidi="es_ES"/>
-          </w:rPr>
-          <w:rPr>
-            <w:color w:val="0000EE"/>
-            <w:u w:val="single"/>
-          </w:rPr>
-          <w:t>2 Pe 3:16</w:t>
-        </w:r>
-      </w:hyperlink>
+      <w:r>
+        <w:rPr>
+          <w:lang w:val="es_ES" w:bidi="es_ES"/>
+        </w:rPr>
+        <w:t>2 Pe 3:16</w:t>
+      </w:r>
       <w:r>
         <w:rPr>
           <w:lang w:val="es_ES" w:bidi="es_ES"/>
         </w:rPr>
         <w:t>), sino que debe ser enseñada correctamente (</w:t>
       </w:r>
-      <w:hyperlink r:id="rId193">
-        <w:r>
-          <w:rPr>
-            <w:lang w:val="es_ES" w:bidi="es_ES"/>
-          </w:rPr>
-          <w:rPr>
-            <w:color w:val="0000EE"/>
-            <w:u w:val="single"/>
-          </w:rPr>
-          <w:t>2 Tm 2:2,</w:t>
-        </w:r>
-      </w:hyperlink>
-      <w:hyperlink r:id="rId194">
-        <w:r>
-          <w:rPr>
-            <w:lang w:val="es_ES" w:bidi="es_ES"/>
-          </w:rPr>
-          <w:rPr>
-            <w:color w:val="0000EE"/>
-            <w:u w:val="single"/>
-          </w:rPr>
-          <w:t>15</w:t>
-        </w:r>
-      </w:hyperlink>
+      <w:r>
+        <w:rPr>
+          <w:lang w:val="es_ES" w:bidi="es_ES"/>
+        </w:rPr>
+        <w:t>2 Tm 2:2,</w:t>
+      </w:r>
+      <w:r>
+        <w:rPr>
+          <w:lang w:val="es_ES" w:bidi="es_ES"/>
+        </w:rPr>
+        <w:t>15</w:t>
+      </w:r>
       <w:r>
         <w:rPr>
           <w:lang w:val="es_ES" w:bidi="es_ES"/>
@@ -6345,36 +5109,24 @@
         </w:rPr>
         <w:t xml:space="preserve">Estos versículos amplían </w:t>
       </w:r>
-      <w:hyperlink r:id="rId195">
-        <w:r>
-          <w:rPr>
-            <w:lang w:val="es_ES" w:bidi="es_ES"/>
-          </w:rPr>
-          <w:rPr>
-            <w:color w:val="0000EE"/>
-            <w:u w:val="single"/>
-          </w:rPr>
-          <w:t>3:15</w:t>
-        </w:r>
-      </w:hyperlink>
+      <w:r>
+        <w:rPr>
+          <w:lang w:val="es_ES" w:bidi="es_ES"/>
+        </w:rPr>
+        <w:t>3:15</w:t>
+      </w:r>
       <w:r>
         <w:rPr>
           <w:lang w:val="es_ES" w:bidi="es_ES"/>
         </w:rPr>
         <w:t xml:space="preserve">, explicando la efectividad de las escrituras, su origen y las formas en que proporcionan sabiduría para vivir nuestra salvación. Pablo se refería a las escrituras hebreas (el antiguo testamento), pero su declaración ahora puede aplicarse a toda la escritura, incluyendo el nuevo testamento (ver, por ejemplo, </w:t>
       </w:r>
-      <w:hyperlink r:id="rId196">
-        <w:r>
-          <w:rPr>
-            <w:lang w:val="es_ES" w:bidi="es_ES"/>
-          </w:rPr>
-          <w:rPr>
-            <w:color w:val="0000EE"/>
-            <w:u w:val="single"/>
-          </w:rPr>
-          <w:t>2 Pe 3:15–16</w:t>
-        </w:r>
-      </w:hyperlink>
+      <w:r>
+        <w:rPr>
+          <w:lang w:val="es_ES" w:bidi="es_ES"/>
+        </w:rPr>
+        <w:t>2 Pe 3:15–16</w:t>
+      </w:r>
       <w:r>
         <w:rPr>
           <w:lang w:val="es_ES" w:bidi="es_ES"/>
@@ -6429,72 +5181,48 @@
         </w:rPr>
         <w:t>Pablo deja claro que la salvación (</w:t>
       </w:r>
-      <w:hyperlink r:id="rId195">
-        <w:r>
-          <w:rPr>
-            <w:lang w:val="es_ES" w:bidi="es_ES"/>
-          </w:rPr>
-          <w:rPr>
-            <w:color w:val="0000EE"/>
-            <w:u w:val="single"/>
-          </w:rPr>
-          <w:t>3:15</w:t>
-        </w:r>
-      </w:hyperlink>
+      <w:r>
+        <w:rPr>
+          <w:lang w:val="es_ES" w:bidi="es_ES"/>
+        </w:rPr>
+        <w:t>3:15</w:t>
+      </w:r>
       <w:r>
         <w:rPr>
           <w:lang w:val="es_ES" w:bidi="es_ES"/>
         </w:rPr>
         <w:t xml:space="preserve">) resulta en piedad (ver </w:t>
       </w:r>
-      <w:hyperlink r:id="rId197">
-        <w:r>
-          <w:rPr>
-            <w:lang w:val="es_ES" w:bidi="es_ES"/>
-          </w:rPr>
-          <w:rPr>
-            <w:color w:val="0000EE"/>
-            <w:u w:val="single"/>
-          </w:rPr>
-          <w:t>Ga 1:4,</w:t>
-        </w:r>
-      </w:hyperlink>
-      <w:r>
-        <w:rPr>
-          <w:lang w:val="es_ES" w:bidi="es_ES"/>
-        </w:rPr>
-        <w:t xml:space="preserve"> </w:t>
-      </w:r>
-      <w:hyperlink r:id="rId198">
-        <w:r>
-          <w:rPr>
-            <w:lang w:val="es_ES" w:bidi="es_ES"/>
-          </w:rPr>
-          <w:rPr>
-            <w:color w:val="0000EE"/>
-            <w:u w:val="single"/>
-          </w:rPr>
-          <w:t>5:16–26;</w:t>
-        </w:r>
-      </w:hyperlink>
-      <w:r>
-        <w:rPr>
-          <w:lang w:val="es_ES" w:bidi="es_ES"/>
-        </w:rPr>
-        <w:t xml:space="preserve"> </w:t>
-      </w:r>
-      <w:hyperlink r:id="rId199">
-        <w:r>
-          <w:rPr>
-            <w:lang w:val="es_ES" w:bidi="es_ES"/>
-          </w:rPr>
-          <w:rPr>
-            <w:color w:val="0000EE"/>
-            <w:u w:val="single"/>
-          </w:rPr>
-          <w:t>Ef 2:8–10</w:t>
-        </w:r>
-      </w:hyperlink>
+      <w:r>
+        <w:rPr>
+          <w:lang w:val="es_ES" w:bidi="es_ES"/>
+        </w:rPr>
+        <w:t>Ga 1:4,</w:t>
+      </w:r>
+      <w:r>
+        <w:rPr>
+          <w:lang w:val="es_ES" w:bidi="es_ES"/>
+        </w:rPr>
+        <w:t xml:space="preserve"> </w:t>
+      </w:r>
+      <w:r>
+        <w:rPr>
+          <w:lang w:val="es_ES" w:bidi="es_ES"/>
+        </w:rPr>
+        <w:t>5:16–26;</w:t>
+      </w:r>
+      <w:r>
+        <w:rPr>
+          <w:lang w:val="es_ES" w:bidi="es_ES"/>
+        </w:rPr>
+        <w:t xml:space="preserve"> </w:t>
+      </w:r>
+      <w:r>
+        <w:rPr>
+          <w:lang w:val="es_ES" w:bidi="es_ES"/>
+        </w:rPr>
+        <w:t>Ef 2:8–10</w:t>
+      </w:r>
       <w:r>
         <w:rPr>
           <w:lang w:val="es_ES" w:bidi="es_ES"/>
@@ -6561,72 +5289,48 @@
         </w:rPr>
         <w:t xml:space="preserve">": ver </w:t>
       </w:r>
-      <w:hyperlink r:id="rId200">
-        <w:r>
-          <w:rPr>
-            <w:lang w:val="es_ES" w:bidi="es_ES"/>
-          </w:rPr>
-          <w:rPr>
-            <w:color w:val="0000EE"/>
-            <w:u w:val="single"/>
-          </w:rPr>
-          <w:t>Mt 25:31–46,</w:t>
-        </w:r>
-      </w:hyperlink>
-      <w:r>
-        <w:rPr>
-          <w:lang w:val="es_ES" w:bidi="es_ES"/>
-        </w:rPr>
-        <w:t xml:space="preserve"> </w:t>
-      </w:r>
-      <w:hyperlink r:id="rId201">
-        <w:r>
-          <w:rPr>
-            <w:lang w:val="es_ES" w:bidi="es_ES"/>
-          </w:rPr>
-          <w:rPr>
-            <w:color w:val="0000EE"/>
-            <w:u w:val="single"/>
-          </w:rPr>
-          <w:t>Hc 10:42,</w:t>
-        </w:r>
-      </w:hyperlink>
-      <w:r>
-        <w:rPr>
-          <w:lang w:val="es_ES" w:bidi="es_ES"/>
-        </w:rPr>
-        <w:t xml:space="preserve"> </w:t>
-      </w:r>
-      <w:hyperlink r:id="rId202">
-        <w:r>
-          <w:rPr>
-            <w:lang w:val="es_ES" w:bidi="es_ES"/>
-          </w:rPr>
-          <w:rPr>
-            <w:color w:val="0000EE"/>
-            <w:u w:val="single"/>
-          </w:rPr>
-          <w:t>Ro 14:7–12,</w:t>
-        </w:r>
-      </w:hyperlink>
-      <w:r>
-        <w:rPr>
-          <w:lang w:val="es_ES" w:bidi="es_ES"/>
-        </w:rPr>
-        <w:t xml:space="preserve"> </w:t>
-      </w:r>
-      <w:hyperlink r:id="rId203">
-        <w:r>
-          <w:rPr>
-            <w:lang w:val="es_ES" w:bidi="es_ES"/>
-          </w:rPr>
-          <w:rPr>
-            <w:color w:val="0000EE"/>
-            <w:u w:val="single"/>
-          </w:rPr>
-          <w:t>Ap 20:11–15</w:t>
-        </w:r>
-      </w:hyperlink>
+      <w:r>
+        <w:rPr>
+          <w:lang w:val="es_ES" w:bidi="es_ES"/>
+        </w:rPr>
+        <w:t>Mt 25:31–46,</w:t>
+      </w:r>
+      <w:r>
+        <w:rPr>
+          <w:lang w:val="es_ES" w:bidi="es_ES"/>
+        </w:rPr>
+        <w:t xml:space="preserve"> </w:t>
+      </w:r>
+      <w:r>
+        <w:rPr>
+          <w:lang w:val="es_ES" w:bidi="es_ES"/>
+        </w:rPr>
+        <w:t>Hc 10:42,</w:t>
+      </w:r>
+      <w:r>
+        <w:rPr>
+          <w:lang w:val="es_ES" w:bidi="es_ES"/>
+        </w:rPr>
+        <w:t xml:space="preserve"> </w:t>
+      </w:r>
+      <w:r>
+        <w:rPr>
+          <w:lang w:val="es_ES" w:bidi="es_ES"/>
+        </w:rPr>
+        <w:t>Ro 14:7–12,</w:t>
+      </w:r>
+      <w:r>
+        <w:rPr>
+          <w:lang w:val="es_ES" w:bidi="es_ES"/>
+        </w:rPr>
+        <w:t xml:space="preserve"> </w:t>
+      </w:r>
+      <w:r>
+        <w:rPr>
+          <w:lang w:val="es_ES" w:bidi="es_ES"/>
+        </w:rPr>
+        <w:t>Ap 20:11–15</w:t>
+      </w:r>
       <w:r>
         <w:rPr>
           <w:lang w:val="es_ES" w:bidi="es_ES"/>
@@ -6657,72 +5361,48 @@
         </w:rPr>
         <w:t xml:space="preserve">; ver también </w:t>
       </w:r>
-      <w:hyperlink r:id="rId15">
-        <w:r>
-          <w:rPr>
-            <w:lang w:val="es_ES" w:bidi="es_ES"/>
-          </w:rPr>
-          <w:rPr>
-            <w:color w:val="0000EE"/>
-            <w:u w:val="single"/>
-          </w:rPr>
-          <w:t>2 Tm 1:10,</w:t>
-        </w:r>
-      </w:hyperlink>
-      <w:r>
-        <w:rPr>
-          <w:lang w:val="es_ES" w:bidi="es_ES"/>
-        </w:rPr>
-        <w:t xml:space="preserve"> </w:t>
-      </w:r>
-      <w:hyperlink r:id="rId204">
-        <w:r>
-          <w:rPr>
-            <w:lang w:val="es_ES" w:bidi="es_ES"/>
-          </w:rPr>
-          <w:rPr>
-            <w:color w:val="0000EE"/>
-            <w:u w:val="single"/>
-          </w:rPr>
-          <w:t>4:8;</w:t>
-        </w:r>
-      </w:hyperlink>
-      <w:r>
-        <w:rPr>
-          <w:lang w:val="es_ES" w:bidi="es_ES"/>
-        </w:rPr>
-        <w:t xml:space="preserve"> </w:t>
-      </w:r>
-      <w:hyperlink r:id="rId205">
-        <w:r>
-          <w:rPr>
-            <w:lang w:val="es_ES" w:bidi="es_ES"/>
-          </w:rPr>
-          <w:rPr>
-            <w:color w:val="0000EE"/>
-            <w:u w:val="single"/>
-          </w:rPr>
-          <w:t>Tt 2:11–13,</w:t>
-        </w:r>
-      </w:hyperlink>
-      <w:r>
-        <w:rPr>
-          <w:lang w:val="es_ES" w:bidi="es_ES"/>
-        </w:rPr>
-        <w:t xml:space="preserve"> </w:t>
-      </w:r>
-      <w:hyperlink r:id="rId206">
-        <w:r>
-          <w:rPr>
-            <w:lang w:val="es_ES" w:bidi="es_ES"/>
-          </w:rPr>
-          <w:rPr>
-            <w:color w:val="0000EE"/>
-            <w:u w:val="single"/>
-          </w:rPr>
-          <w:t>3:4</w:t>
-        </w:r>
-      </w:hyperlink>
+      <w:r>
+        <w:rPr>
+          <w:lang w:val="es_ES" w:bidi="es_ES"/>
+        </w:rPr>
+        <w:t>2 Tm 1:10,</w:t>
+      </w:r>
+      <w:r>
+        <w:rPr>
+          <w:lang w:val="es_ES" w:bidi="es_ES"/>
+        </w:rPr>
+        <w:t xml:space="preserve"> </w:t>
+      </w:r>
+      <w:r>
+        <w:rPr>
+          <w:lang w:val="es_ES" w:bidi="es_ES"/>
+        </w:rPr>
+        <w:t>4:8;</w:t>
+      </w:r>
+      <w:r>
+        <w:rPr>
+          <w:lang w:val="es_ES" w:bidi="es_ES"/>
+        </w:rPr>
+        <w:t xml:space="preserve"> </w:t>
+      </w:r>
+      <w:r>
+        <w:rPr>
+          <w:lang w:val="es_ES" w:bidi="es_ES"/>
+        </w:rPr>
+        <w:t>Tt 2:11–13,</w:t>
+      </w:r>
+      <w:r>
+        <w:rPr>
+          <w:lang w:val="es_ES" w:bidi="es_ES"/>
+        </w:rPr>
+        <w:t xml:space="preserve"> </w:t>
+      </w:r>
+      <w:r>
+        <w:rPr>
+          <w:lang w:val="es_ES" w:bidi="es_ES"/>
+        </w:rPr>
+        <w:t>3:4</w:t>
+      </w:r>
       <w:r>
         <w:rPr>
           <w:lang w:val="es_ES" w:bidi="es_ES"/>
@@ -6777,156 +5457,102 @@
         </w:rPr>
         <w:t xml:space="preserve">Timoteo estaba en la presencia de Dios y debía trabajar en vista de la venida de Jesús para juzgar y establecer su reino (ver </w:t>
       </w:r>
-      <w:hyperlink r:id="rId207">
-        <w:r>
-          <w:rPr>
-            <w:lang w:val="es_ES" w:bidi="es_ES"/>
-          </w:rPr>
-          <w:rPr>
-            <w:color w:val="0000EE"/>
-            <w:u w:val="single"/>
-          </w:rPr>
-          <w:t>1 Tm 5:21,</w:t>
-        </w:r>
-      </w:hyperlink>
-      <w:r>
-        <w:rPr>
-          <w:lang w:val="es_ES" w:bidi="es_ES"/>
-        </w:rPr>
-        <w:t xml:space="preserve"> </w:t>
-      </w:r>
-      <w:hyperlink r:id="rId208">
-        <w:r>
-          <w:rPr>
-            <w:lang w:val="es_ES" w:bidi="es_ES"/>
-          </w:rPr>
-          <w:rPr>
-            <w:color w:val="0000EE"/>
-            <w:u w:val="single"/>
-          </w:rPr>
-          <w:t>6:13–14</w:t>
-        </w:r>
-      </w:hyperlink>
+      <w:r>
+        <w:rPr>
+          <w:lang w:val="es_ES" w:bidi="es_ES"/>
+        </w:rPr>
+        <w:t>1 Tm 5:21,</w:t>
+      </w:r>
+      <w:r>
+        <w:rPr>
+          <w:lang w:val="es_ES" w:bidi="es_ES"/>
+        </w:rPr>
+        <w:t xml:space="preserve"> </w:t>
+      </w:r>
+      <w:r>
+        <w:rPr>
+          <w:lang w:val="es_ES" w:bidi="es_ES"/>
+        </w:rPr>
+        <w:t>6:13–14</w:t>
+      </w:r>
       <w:r>
         <w:rPr>
           <w:lang w:val="es_ES" w:bidi="es_ES"/>
         </w:rPr>
         <w:t>). La aparición de Cristo traerá purificación (</w:t>
       </w:r>
-      <w:hyperlink r:id="rId97">
-        <w:r>
-          <w:rPr>
-            <w:lang w:val="es_ES" w:bidi="es_ES"/>
-          </w:rPr>
-          <w:rPr>
-            <w:color w:val="0000EE"/>
-            <w:u w:val="single"/>
-          </w:rPr>
-          <w:t>2 Tm 2:19</w:t>
-        </w:r>
-      </w:hyperlink>
+      <w:r>
+        <w:rPr>
+          <w:lang w:val="es_ES" w:bidi="es_ES"/>
+        </w:rPr>
+        <w:t>2 Tm 2:19</w:t>
+      </w:r>
       <w:r>
         <w:rPr>
           <w:lang w:val="es_ES" w:bidi="es_ES"/>
         </w:rPr>
         <w:t>), responsabilidad (</w:t>
       </w:r>
-      <w:hyperlink r:id="rId209">
-        <w:r>
-          <w:rPr>
-            <w:lang w:val="es_ES" w:bidi="es_ES"/>
-          </w:rPr>
-          <w:rPr>
-            <w:color w:val="0000EE"/>
-            <w:u w:val="single"/>
-          </w:rPr>
-          <w:t>3:8–9</w:t>
-        </w:r>
-      </w:hyperlink>
+      <w:r>
+        <w:rPr>
+          <w:lang w:val="es_ES" w:bidi="es_ES"/>
+        </w:rPr>
+        <w:t>3:8–9</w:t>
+      </w:r>
       <w:r>
         <w:rPr>
           <w:lang w:val="es_ES" w:bidi="es_ES"/>
         </w:rPr>
         <w:t>), salvación, reivindicación y recompensa (</w:t>
       </w:r>
-      <w:hyperlink r:id="rId204">
-        <w:r>
-          <w:rPr>
-            <w:lang w:val="es_ES" w:bidi="es_ES"/>
-          </w:rPr>
-          <w:rPr>
-            <w:color w:val="0000EE"/>
-            <w:u w:val="single"/>
-          </w:rPr>
-          <w:t>4:8,</w:t>
-        </w:r>
-      </w:hyperlink>
-      <w:hyperlink r:id="rId210">
-        <w:r>
-          <w:rPr>
-            <w:lang w:val="es_ES" w:bidi="es_ES"/>
-          </w:rPr>
-          <w:rPr>
-            <w:color w:val="0000EE"/>
-            <w:u w:val="single"/>
-          </w:rPr>
-          <w:t>18</w:t>
-        </w:r>
-      </w:hyperlink>
+      <w:r>
+        <w:rPr>
+          <w:lang w:val="es_ES" w:bidi="es_ES"/>
+        </w:rPr>
+        <w:t>4:8,</w:t>
+      </w:r>
+      <w:r>
+        <w:rPr>
+          <w:lang w:val="es_ES" w:bidi="es_ES"/>
+        </w:rPr>
+        <w:t>18</w:t>
+      </w:r>
       <w:r>
         <w:rPr>
           <w:lang w:val="es_ES" w:bidi="es_ES"/>
         </w:rPr>
         <w:t xml:space="preserve">). Ver también </w:t>
       </w:r>
-      <w:hyperlink r:id="rId211">
-        <w:r>
-          <w:rPr>
-            <w:lang w:val="es_ES" w:bidi="es_ES"/>
-          </w:rPr>
-          <w:rPr>
-            <w:color w:val="0000EE"/>
-            <w:u w:val="single"/>
-          </w:rPr>
-          <w:t>1 Co 3:10–15,</w:t>
-        </w:r>
-      </w:hyperlink>
-      <w:r>
-        <w:rPr>
-          <w:lang w:val="es_ES" w:bidi="es_ES"/>
-        </w:rPr>
-        <w:t xml:space="preserve"> </w:t>
-      </w:r>
-      <w:hyperlink r:id="rId212">
-        <w:r>
-          <w:rPr>
-            <w:lang w:val="es_ES" w:bidi="es_ES"/>
-          </w:rPr>
-          <w:rPr>
-            <w:color w:val="0000EE"/>
-            <w:u w:val="single"/>
-          </w:rPr>
-          <w:t>4:4–5;</w:t>
-        </w:r>
-      </w:hyperlink>
-      <w:r>
-        <w:rPr>
-          <w:lang w:val="es_ES" w:bidi="es_ES"/>
-        </w:rPr>
-        <w:t xml:space="preserve"> </w:t>
-      </w:r>
-      <w:hyperlink r:id="rId213">
-        <w:r>
-          <w:rPr>
-            <w:lang w:val="es_ES" w:bidi="es_ES"/>
-          </w:rPr>
-          <w:rPr>
-            <w:color w:val="0000EE"/>
-            <w:u w:val="single"/>
-          </w:rPr>
-          <w:t>2 Co 5:10</w:t>
-        </w:r>
-      </w:hyperlink>
+      <w:r>
+        <w:rPr>
+          <w:lang w:val="es_ES" w:bidi="es_ES"/>
+        </w:rPr>
+        <w:t>1 Co 3:10–15,</w:t>
+      </w:r>
+      <w:r>
+        <w:rPr>
+          <w:lang w:val="es_ES" w:bidi="es_ES"/>
+        </w:rPr>
+        <w:t xml:space="preserve"> </w:t>
+      </w:r>
+      <w:r>
+        <w:rPr>
+          <w:lang w:val="es_ES" w:bidi="es_ES"/>
+        </w:rPr>
+        <w:t>4:4–5;</w:t>
+      </w:r>
+      <w:r>
+        <w:rPr>
+          <w:lang w:val="es_ES" w:bidi="es_ES"/>
+        </w:rPr>
+        <w:t xml:space="preserve"> </w:t>
+      </w:r>
+      <w:r>
+        <w:rPr>
+          <w:lang w:val="es_ES" w:bidi="es_ES"/>
+        </w:rPr>
+        <w:t>2 Co 5:10</w:t>
+      </w:r>
       <w:r>
         <w:rPr>
           <w:lang w:val="es_ES" w:bidi="es_ES"/>
@@ -6981,66 +5607,42 @@
         </w:rPr>
         <w:t>Este cargo final resume lo que se ha mencionado anteriormente (</w:t>
       </w:r>
-      <w:hyperlink r:id="rId214">
-        <w:r>
-          <w:rPr>
-            <w:lang w:val="es_ES" w:bidi="es_ES"/>
-          </w:rPr>
-          <w:rPr>
-            <w:color w:val="0000EE"/>
-            <w:u w:val="single"/>
-          </w:rPr>
-          <w:t>1:6–14;</w:t>
-        </w:r>
-      </w:hyperlink>
-      <w:r>
-        <w:rPr>
-          <w:lang w:val="es_ES" w:bidi="es_ES"/>
-        </w:rPr>
-        <w:t xml:space="preserve"> </w:t>
-      </w:r>
-      <w:hyperlink r:id="rId215">
-        <w:r>
-          <w:rPr>
-            <w:lang w:val="es_ES" w:bidi="es_ES"/>
-          </w:rPr>
-          <w:rPr>
-            <w:color w:val="0000EE"/>
-            <w:u w:val="single"/>
-          </w:rPr>
-          <w:t>2:1–15,</w:t>
-        </w:r>
-      </w:hyperlink>
-      <w:hyperlink r:id="rId216">
-        <w:r>
-          <w:rPr>
-            <w:lang w:val="es_ES" w:bidi="es_ES"/>
-          </w:rPr>
-          <w:rPr>
-            <w:color w:val="0000EE"/>
-            <w:u w:val="single"/>
-          </w:rPr>
-          <w:t>24–26;</w:t>
-        </w:r>
-      </w:hyperlink>
-      <w:r>
-        <w:rPr>
-          <w:lang w:val="es_ES" w:bidi="es_ES"/>
-        </w:rPr>
-        <w:t xml:space="preserve"> </w:t>
-      </w:r>
-      <w:hyperlink r:id="rId16">
-        <w:r>
-          <w:rPr>
-            <w:lang w:val="es_ES" w:bidi="es_ES"/>
-          </w:rPr>
-          <w:rPr>
-            <w:color w:val="0000EE"/>
-            <w:u w:val="single"/>
-          </w:rPr>
-          <w:t>3:12</w:t>
-        </w:r>
-      </w:hyperlink>
+      <w:r>
+        <w:rPr>
+          <w:lang w:val="es_ES" w:bidi="es_ES"/>
+        </w:rPr>
+        <w:t>1:6–14;</w:t>
+      </w:r>
+      <w:r>
+        <w:rPr>
+          <w:lang w:val="es_ES" w:bidi="es_ES"/>
+        </w:rPr>
+        <w:t xml:space="preserve"> </w:t>
+      </w:r>
+      <w:r>
+        <w:rPr>
+          <w:lang w:val="es_ES" w:bidi="es_ES"/>
+        </w:rPr>
+        <w:t>2:1–15,</w:t>
+      </w:r>
+      <w:r>
+        <w:rPr>
+          <w:lang w:val="es_ES" w:bidi="es_ES"/>
+        </w:rPr>
+        <w:t>24–26;</w:t>
+      </w:r>
+      <w:r>
+        <w:rPr>
+          <w:lang w:val="es_ES" w:bidi="es_ES"/>
+        </w:rPr>
+        <w:t xml:space="preserve"> </w:t>
+      </w:r>
+      <w:r>
+        <w:rPr>
+          <w:lang w:val="es_ES" w:bidi="es_ES"/>
+        </w:rPr>
+        <w:t>3:12</w:t>
+      </w:r>
       <w:r>
         <w:rPr>
           <w:lang w:val="es_ES" w:bidi="es_ES"/>
@@ -7095,54 +5697,36 @@
         </w:rPr>
         <w:t xml:space="preserve">Pablo transfiere de manera efectiva el manto de liderazgo a Timoteo (cp. </w:t>
       </w:r>
-      <w:hyperlink r:id="rId217">
-        <w:r>
-          <w:rPr>
-            <w:lang w:val="es_ES" w:bidi="es_ES"/>
-          </w:rPr>
-          <w:rPr>
-            <w:color w:val="0000EE"/>
-            <w:u w:val="single"/>
-          </w:rPr>
-          <w:t>Dt 31:7–8,</w:t>
-        </w:r>
-      </w:hyperlink>
-      <w:r>
-        <w:rPr>
-          <w:lang w:val="es_ES" w:bidi="es_ES"/>
-        </w:rPr>
-        <w:t xml:space="preserve"> </w:t>
-      </w:r>
-      <w:hyperlink r:id="rId218">
-        <w:r>
-          <w:rPr>
-            <w:lang w:val="es_ES" w:bidi="es_ES"/>
-          </w:rPr>
-          <w:rPr>
-            <w:color w:val="0000EE"/>
-            <w:u w:val="single"/>
-          </w:rPr>
-          <w:t>34:9;</w:t>
-        </w:r>
-      </w:hyperlink>
-      <w:r>
-        <w:rPr>
-          <w:lang w:val="es_ES" w:bidi="es_ES"/>
-        </w:rPr>
-        <w:t xml:space="preserve"> </w:t>
-      </w:r>
-      <w:hyperlink r:id="rId219">
-        <w:r>
-          <w:rPr>
-            <w:lang w:val="es_ES" w:bidi="es_ES"/>
-          </w:rPr>
-          <w:rPr>
-            <w:color w:val="0000EE"/>
-            <w:u w:val="single"/>
-          </w:rPr>
-          <w:t>2 Re 2:1–18</w:t>
-        </w:r>
-      </w:hyperlink>
+      <w:r>
+        <w:rPr>
+          <w:lang w:val="es_ES" w:bidi="es_ES"/>
+        </w:rPr>
+        <w:t>Dt 31:7–8,</w:t>
+      </w:r>
+      <w:r>
+        <w:rPr>
+          <w:lang w:val="es_ES" w:bidi="es_ES"/>
+        </w:rPr>
+        <w:t xml:space="preserve"> </w:t>
+      </w:r>
+      <w:r>
+        <w:rPr>
+          <w:lang w:val="es_ES" w:bidi="es_ES"/>
+        </w:rPr>
+        <w:t>34:9;</w:t>
+      </w:r>
+      <w:r>
+        <w:rPr>
+          <w:lang w:val="es_ES" w:bidi="es_ES"/>
+        </w:rPr>
+        <w:t xml:space="preserve"> </w:t>
+      </w:r>
+      <w:r>
+        <w:rPr>
+          <w:lang w:val="es_ES" w:bidi="es_ES"/>
+        </w:rPr>
+        <w:t>2 Re 2:1–18</w:t>
+      </w:r>
       <w:r>
         <w:rPr>
           <w:lang w:val="es_ES" w:bidi="es_ES"/>
@@ -7197,108 +5781,72 @@
         </w:rPr>
         <w:t xml:space="preserve">Pablo imagina su muerte como una ofrenda de libación que se derrama a Dios (ver </w:t>
       </w:r>
-      <w:hyperlink r:id="rId220">
-        <w:r>
-          <w:rPr>
-            <w:lang w:val="es_ES" w:bidi="es_ES"/>
-          </w:rPr>
-          <w:rPr>
-            <w:color w:val="0000EE"/>
-            <w:u w:val="single"/>
-          </w:rPr>
-          <w:t>Ex 29:40–41,</w:t>
-        </w:r>
-      </w:hyperlink>
-      <w:r>
-        <w:rPr>
-          <w:lang w:val="es_ES" w:bidi="es_ES"/>
-        </w:rPr>
-        <w:t xml:space="preserve"> </w:t>
-      </w:r>
-      <w:hyperlink r:id="rId221">
-        <w:r>
-          <w:rPr>
-            <w:lang w:val="es_ES" w:bidi="es_ES"/>
-          </w:rPr>
-          <w:rPr>
-            <w:color w:val="0000EE"/>
-            <w:u w:val="single"/>
-          </w:rPr>
-          <w:t>Lv 23:13,</w:t>
-        </w:r>
-      </w:hyperlink>
-      <w:r>
-        <w:rPr>
-          <w:lang w:val="es_ES" w:bidi="es_ES"/>
-        </w:rPr>
-        <w:t xml:space="preserve"> </w:t>
-      </w:r>
-      <w:hyperlink r:id="rId222">
-        <w:r>
-          <w:rPr>
-            <w:lang w:val="es_ES" w:bidi="es_ES"/>
-          </w:rPr>
-          <w:rPr>
-            <w:color w:val="0000EE"/>
-            <w:u w:val="single"/>
-          </w:rPr>
-          <w:t>Nm 28:7,</w:t>
-        </w:r>
-      </w:hyperlink>
-      <w:r>
-        <w:rPr>
-          <w:lang w:val="es_ES" w:bidi="es_ES"/>
-        </w:rPr>
-        <w:t xml:space="preserve"> </w:t>
-      </w:r>
-      <w:hyperlink r:id="rId223">
-        <w:r>
-          <w:rPr>
-            <w:lang w:val="es_ES" w:bidi="es_ES"/>
-          </w:rPr>
-          <w:rPr>
-            <w:color w:val="0000EE"/>
-            <w:u w:val="single"/>
-          </w:rPr>
-          <w:t>Fil 2:17</w:t>
-        </w:r>
-      </w:hyperlink>
+      <w:r>
+        <w:rPr>
+          <w:lang w:val="es_ES" w:bidi="es_ES"/>
+        </w:rPr>
+        <w:t>Ex 29:40–41,</w:t>
+      </w:r>
+      <w:r>
+        <w:rPr>
+          <w:lang w:val="es_ES" w:bidi="es_ES"/>
+        </w:rPr>
+        <w:t xml:space="preserve"> </w:t>
+      </w:r>
+      <w:r>
+        <w:rPr>
+          <w:lang w:val="es_ES" w:bidi="es_ES"/>
+        </w:rPr>
+        <w:t>Lv 23:13,</w:t>
+      </w:r>
+      <w:r>
+        <w:rPr>
+          <w:lang w:val="es_ES" w:bidi="es_ES"/>
+        </w:rPr>
+        <w:t xml:space="preserve"> </w:t>
+      </w:r>
+      <w:r>
+        <w:rPr>
+          <w:lang w:val="es_ES" w:bidi="es_ES"/>
+        </w:rPr>
+        <w:t>Nm 28:7,</w:t>
+      </w:r>
+      <w:r>
+        <w:rPr>
+          <w:lang w:val="es_ES" w:bidi="es_ES"/>
+        </w:rPr>
+        <w:t xml:space="preserve"> </w:t>
+      </w:r>
+      <w:r>
+        <w:rPr>
+          <w:lang w:val="es_ES" w:bidi="es_ES"/>
+        </w:rPr>
+        <w:t>Fil 2:17</w:t>
+      </w:r>
       <w:r>
         <w:rPr>
           <w:lang w:val="es_ES" w:bidi="es_ES"/>
         </w:rPr>
         <w:t xml:space="preserve">); esta ofrenda participa en el sacrificio mismo de Cristo (ver </w:t>
       </w:r>
-      <w:hyperlink r:id="rId224">
-        <w:r>
-          <w:rPr>
-            <w:lang w:val="es_ES" w:bidi="es_ES"/>
-          </w:rPr>
-          <w:rPr>
-            <w:color w:val="0000EE"/>
-            <w:u w:val="single"/>
-          </w:rPr>
-          <w:t>Col 1:24,</w:t>
-        </w:r>
-      </w:hyperlink>
+      <w:r>
+        <w:rPr>
+          <w:lang w:val="es_ES" w:bidi="es_ES"/>
+        </w:rPr>
+        <w:t>Col 1:24,</w:t>
+      </w:r>
       <w:r>
         <w:rPr>
           <w:lang w:val="es_ES" w:bidi="es_ES"/>
         </w:rPr>
         <w:t xml:space="preserve"> ver también </w:t>
       </w:r>
-      <w:hyperlink r:id="rId225">
-        <w:r>
-          <w:rPr>
-            <w:lang w:val="es_ES" w:bidi="es_ES"/>
-          </w:rPr>
-          <w:rPr>
-            <w:color w:val="0000EE"/>
-            <w:u w:val="single"/>
-          </w:rPr>
-          <w:t>Ro 12:1</w:t>
-        </w:r>
-      </w:hyperlink>
+      <w:r>
+        <w:rPr>
+          <w:lang w:val="es_ES" w:bidi="es_ES"/>
+        </w:rPr>
+        <w:t>Ro 12:1</w:t>
+      </w:r>
       <w:r>
         <w:rPr>
           <w:lang w:val="es_ES" w:bidi="es_ES"/>
@@ -7425,144 +5973,96 @@
         </w:rPr>
         <w:t xml:space="preserve">; cp. </w:t>
       </w:r>
-      <w:hyperlink r:id="rId226">
-        <w:r>
-          <w:rPr>
-            <w:lang w:val="es_ES" w:bidi="es_ES"/>
-          </w:rPr>
-          <w:rPr>
-            <w:color w:val="0000EE"/>
-            <w:u w:val="single"/>
-          </w:rPr>
-          <w:t>Hc 20:24</w:t>
-        </w:r>
-      </w:hyperlink>
+      <w:r>
+        <w:rPr>
+          <w:lang w:val="es_ES" w:bidi="es_ES"/>
+        </w:rPr>
+        <w:t>Hc 20:24</w:t>
+      </w:r>
       <w:r>
         <w:rPr>
           <w:lang w:val="es_ES" w:bidi="es_ES"/>
         </w:rPr>
         <w:t xml:space="preserve">). Él había preservado la integridad de la fe cristiana y deseaba que Timoteo siguiera su ejemplo (ver </w:t>
       </w:r>
-      <w:hyperlink r:id="rId227">
-        <w:r>
-          <w:rPr>
-            <w:lang w:val="es_ES" w:bidi="es_ES"/>
-          </w:rPr>
-          <w:rPr>
-            <w:color w:val="0000EE"/>
-            <w:u w:val="single"/>
-          </w:rPr>
-          <w:t>2 Tm 2:3–7;</w:t>
-        </w:r>
-      </w:hyperlink>
-      <w:r>
-        <w:rPr>
-          <w:lang w:val="es_ES" w:bidi="es_ES"/>
-        </w:rPr>
-        <w:t xml:space="preserve"> </w:t>
-      </w:r>
-      <w:hyperlink r:id="rId228">
-        <w:r>
-          <w:rPr>
-            <w:lang w:val="es_ES" w:bidi="es_ES"/>
-          </w:rPr>
-          <w:rPr>
-            <w:color w:val="0000EE"/>
-            <w:u w:val="single"/>
-          </w:rPr>
-          <w:t>1 Tm 1:18,</w:t>
-        </w:r>
-      </w:hyperlink>
-      <w:r>
-        <w:rPr>
-          <w:lang w:val="es_ES" w:bidi="es_ES"/>
-        </w:rPr>
-        <w:t xml:space="preserve"> </w:t>
-      </w:r>
-      <w:hyperlink r:id="rId229">
-        <w:r>
-          <w:rPr>
-            <w:lang w:val="es_ES" w:bidi="es_ES"/>
-          </w:rPr>
-          <w:rPr>
-            <w:color w:val="0000EE"/>
-            <w:u w:val="single"/>
-          </w:rPr>
-          <w:t>6:12;</w:t>
-        </w:r>
-      </w:hyperlink>
+      <w:r>
+        <w:rPr>
+          <w:lang w:val="es_ES" w:bidi="es_ES"/>
+        </w:rPr>
+        <w:t>2 Tm 2:3–7;</w:t>
+      </w:r>
+      <w:r>
+        <w:rPr>
+          <w:lang w:val="es_ES" w:bidi="es_ES"/>
+        </w:rPr>
+        <w:t xml:space="preserve"> </w:t>
+      </w:r>
+      <w:r>
+        <w:rPr>
+          <w:lang w:val="es_ES" w:bidi="es_ES"/>
+        </w:rPr>
+        <w:t>1 Tm 1:18,</w:t>
+      </w:r>
+      <w:r>
+        <w:rPr>
+          <w:lang w:val="es_ES" w:bidi="es_ES"/>
+        </w:rPr>
+        <w:t xml:space="preserve"> </w:t>
+      </w:r>
+      <w:r>
+        <w:rPr>
+          <w:lang w:val="es_ES" w:bidi="es_ES"/>
+        </w:rPr>
+        <w:t>6:12;</w:t>
+      </w:r>
       <w:r>
         <w:rPr>
           <w:lang w:val="es_ES" w:bidi="es_ES"/>
         </w:rPr>
         <w:t xml:space="preserve"> cp. </w:t>
       </w:r>
-      <w:hyperlink r:id="rId230">
-        <w:r>
-          <w:rPr>
-            <w:lang w:val="es_ES" w:bidi="es_ES"/>
-          </w:rPr>
-          <w:rPr>
-            <w:color w:val="0000EE"/>
-            <w:u w:val="single"/>
-          </w:rPr>
-          <w:t>Ro 15:30–31;</w:t>
-        </w:r>
-      </w:hyperlink>
-      <w:r>
-        <w:rPr>
-          <w:lang w:val="es_ES" w:bidi="es_ES"/>
-        </w:rPr>
-        <w:t xml:space="preserve"> </w:t>
-      </w:r>
-      <w:hyperlink r:id="rId231">
-        <w:r>
-          <w:rPr>
-            <w:lang w:val="es_ES" w:bidi="es_ES"/>
-          </w:rPr>
-          <w:rPr>
-            <w:color w:val="0000EE"/>
-            <w:u w:val="single"/>
-          </w:rPr>
-          <w:t>1 Co 9:25–27;</w:t>
-        </w:r>
-      </w:hyperlink>
-      <w:r>
-        <w:rPr>
-          <w:lang w:val="es_ES" w:bidi="es_ES"/>
-        </w:rPr>
-        <w:t xml:space="preserve"> </w:t>
-      </w:r>
-      <w:hyperlink r:id="rId232">
-        <w:r>
-          <w:rPr>
-            <w:lang w:val="es_ES" w:bidi="es_ES"/>
-          </w:rPr>
-          <w:rPr>
-            <w:color w:val="0000EE"/>
-            <w:u w:val="single"/>
-          </w:rPr>
-          <w:t>Hb 12:1;</w:t>
-        </w:r>
-      </w:hyperlink>
-      <w:r>
-        <w:rPr>
-          <w:lang w:val="es_ES" w:bidi="es_ES"/>
-        </w:rPr>
-        <w:t xml:space="preserve"> </w:t>
-      </w:r>
-      <w:hyperlink r:id="rId233">
-        <w:r>
-          <w:rPr>
-            <w:lang w:val="es_ES" w:bidi="es_ES"/>
-          </w:rPr>
-          <w:rPr>
-            <w:color w:val="0000EE"/>
-            <w:u w:val="single"/>
-          </w:rPr>
-          <w:t>Jd 1:3</w:t>
-        </w:r>
-      </w:hyperlink>
+      <w:r>
+        <w:rPr>
+          <w:lang w:val="es_ES" w:bidi="es_ES"/>
+        </w:rPr>
+        <w:t>Ro 15:30–31;</w:t>
+      </w:r>
+      <w:r>
+        <w:rPr>
+          <w:lang w:val="es_ES" w:bidi="es_ES"/>
+        </w:rPr>
+        <w:t xml:space="preserve"> </w:t>
+      </w:r>
+      <w:r>
+        <w:rPr>
+          <w:lang w:val="es_ES" w:bidi="es_ES"/>
+        </w:rPr>
+        <w:t>1 Co 9:25–27;</w:t>
+      </w:r>
+      <w:r>
+        <w:rPr>
+          <w:lang w:val="es_ES" w:bidi="es_ES"/>
+        </w:rPr>
+        <w:t xml:space="preserve"> </w:t>
+      </w:r>
+      <w:r>
+        <w:rPr>
+          <w:lang w:val="es_ES" w:bidi="es_ES"/>
+        </w:rPr>
+        <w:t>Hb 12:1;</w:t>
+      </w:r>
+      <w:r>
+        <w:rPr>
+          <w:lang w:val="es_ES" w:bidi="es_ES"/>
+        </w:rPr>
+        <w:t xml:space="preserve"> </w:t>
+      </w:r>
+      <w:r>
+        <w:rPr>
+          <w:lang w:val="es_ES" w:bidi="es_ES"/>
+        </w:rPr>
+        <w:t>Jd 1:3</w:t>
+      </w:r>
       <w:r>
         <w:rPr>
           <w:lang w:val="es_ES" w:bidi="es_ES"/>
@@ -7623,108 +6123,72 @@
         </w:rPr>
         <w:t xml:space="preserve">: la corona del vencedor (ver también </w:t>
       </w:r>
-      <w:hyperlink r:id="rId234">
-        <w:r>
-          <w:rPr>
-            <w:lang w:val="es_ES" w:bidi="es_ES"/>
-          </w:rPr>
-          <w:rPr>
-            <w:color w:val="0000EE"/>
-            <w:u w:val="single"/>
-          </w:rPr>
-          <w:t>St 1:12;</w:t>
-        </w:r>
-      </w:hyperlink>
-      <w:r>
-        <w:rPr>
-          <w:lang w:val="es_ES" w:bidi="es_ES"/>
-        </w:rPr>
-        <w:t xml:space="preserve"> </w:t>
-      </w:r>
-      <w:hyperlink r:id="rId235">
-        <w:r>
-          <w:rPr>
-            <w:lang w:val="es_ES" w:bidi="es_ES"/>
-          </w:rPr>
-          <w:rPr>
-            <w:color w:val="0000EE"/>
-            <w:u w:val="single"/>
-          </w:rPr>
-          <w:t>1 Pe 5:4;</w:t>
-        </w:r>
-      </w:hyperlink>
-      <w:r>
-        <w:rPr>
-          <w:lang w:val="es_ES" w:bidi="es_ES"/>
-        </w:rPr>
-        <w:t xml:space="preserve"> </w:t>
-      </w:r>
-      <w:hyperlink r:id="rId236">
-        <w:r>
-          <w:rPr>
-            <w:lang w:val="es_ES" w:bidi="es_ES"/>
-          </w:rPr>
-          <w:rPr>
-            <w:color w:val="0000EE"/>
-            <w:u w:val="single"/>
-          </w:rPr>
-          <w:t>Ap 2:10,</w:t>
-        </w:r>
-      </w:hyperlink>
-      <w:r>
-        <w:rPr>
-          <w:lang w:val="es_ES" w:bidi="es_ES"/>
-        </w:rPr>
-        <w:t xml:space="preserve"> </w:t>
-      </w:r>
-      <w:hyperlink r:id="rId237">
-        <w:r>
-          <w:rPr>
-            <w:lang w:val="es_ES" w:bidi="es_ES"/>
-          </w:rPr>
-          <w:rPr>
-            <w:color w:val="0000EE"/>
-            <w:u w:val="single"/>
-          </w:rPr>
-          <w:t>3:11</w:t>
-        </w:r>
-      </w:hyperlink>
+      <w:r>
+        <w:rPr>
+          <w:lang w:val="es_ES" w:bidi="es_ES"/>
+        </w:rPr>
+        <w:t>St 1:12;</w:t>
+      </w:r>
+      <w:r>
+        <w:rPr>
+          <w:lang w:val="es_ES" w:bidi="es_ES"/>
+        </w:rPr>
+        <w:t xml:space="preserve"> </w:t>
+      </w:r>
+      <w:r>
+        <w:rPr>
+          <w:lang w:val="es_ES" w:bidi="es_ES"/>
+        </w:rPr>
+        <w:t>1 Pe 5:4;</w:t>
+      </w:r>
+      <w:r>
+        <w:rPr>
+          <w:lang w:val="es_ES" w:bidi="es_ES"/>
+        </w:rPr>
+        <w:t xml:space="preserve"> </w:t>
+      </w:r>
+      <w:r>
+        <w:rPr>
+          <w:lang w:val="es_ES" w:bidi="es_ES"/>
+        </w:rPr>
+        <w:t>Ap 2:10,</w:t>
+      </w:r>
+      <w:r>
+        <w:rPr>
+          <w:lang w:val="es_ES" w:bidi="es_ES"/>
+        </w:rPr>
+        <w:t xml:space="preserve"> </w:t>
+      </w:r>
+      <w:r>
+        <w:rPr>
+          <w:lang w:val="es_ES" w:bidi="es_ES"/>
+        </w:rPr>
+        <w:t>3:11</w:t>
+      </w:r>
       <w:r>
         <w:rPr>
           <w:lang w:val="es_ES" w:bidi="es_ES"/>
         </w:rPr>
         <w:t xml:space="preserve">). • Si vivimos con la esperanza de que Cristo realmente vuelva, podemos esperar su aparición (ver </w:t>
       </w:r>
-      <w:hyperlink r:id="rId238">
-        <w:r>
-          <w:rPr>
-            <w:lang w:val="es_ES" w:bidi="es_ES"/>
-          </w:rPr>
-          <w:rPr>
-            <w:color w:val="0000EE"/>
-            <w:u w:val="single"/>
-          </w:rPr>
-          <w:t>1 Tm 6:14</w:t>
-        </w:r>
-      </w:hyperlink>
+      <w:r>
+        <w:rPr>
+          <w:lang w:val="es_ES" w:bidi="es_ES"/>
+        </w:rPr>
+        <w:t>1 Tm 6:14</w:t>
+      </w:r>
       <w:r>
         <w:rPr>
           <w:lang w:val="es_ES" w:bidi="es_ES"/>
         </w:rPr>
         <w:t>) para establecer su reino (</w:t>
       </w:r>
-      <w:hyperlink r:id="rId239">
-        <w:r>
-          <w:rPr>
-            <w:lang w:val="es_ES" w:bidi="es_ES"/>
-          </w:rPr>
-          <w:rPr>
-            <w:color w:val="0000EE"/>
-            <w:u w:val="single"/>
-          </w:rPr>
-          <w:t>2 Tm 4:1</w:t>
-        </w:r>
-      </w:hyperlink>
+      <w:r>
+        <w:rPr>
+          <w:lang w:val="es_ES" w:bidi="es_ES"/>
+        </w:rPr>
+        <w:t>2 Tm 4:1</w:t>
+      </w:r>
       <w:r>
         <w:rPr>
           <w:lang w:val="es_ES" w:bidi="es_ES"/>
@@ -7779,18 +6243,12 @@
         </w:rPr>
         <w:t xml:space="preserve">Pablo hace una convocatoria explícita para que Timoteo vaya a Roma (ver </w:t>
       </w:r>
-      <w:hyperlink r:id="rId240">
-        <w:r>
-          <w:rPr>
-            <w:lang w:val="es_ES" w:bidi="es_ES"/>
-          </w:rPr>
-          <w:rPr>
-            <w:color w:val="0000EE"/>
-            <w:u w:val="single"/>
-          </w:rPr>
-          <w:t>1:4</w:t>
-        </w:r>
-      </w:hyperlink>
+      <w:r>
+        <w:rPr>
+          <w:lang w:val="es_ES" w:bidi="es_ES"/>
+        </w:rPr>
+        <w:t>1:4</w:t>
+      </w:r>
       <w:r>
         <w:rPr>
           <w:lang w:val="es_ES" w:bidi="es_ES"/>
@@ -7845,108 +6303,72 @@
         </w:rPr>
         <w:t xml:space="preserve">"Demas": ver </w:t>
       </w:r>
-      <w:hyperlink r:id="rId241">
-        <w:r>
-          <w:rPr>
-            <w:lang w:val="es_ES" w:bidi="es_ES"/>
-          </w:rPr>
-          <w:rPr>
-            <w:color w:val="0000EE"/>
-            <w:u w:val="single"/>
-          </w:rPr>
-          <w:t>Col 4:14,</w:t>
-        </w:r>
-      </w:hyperlink>
-      <w:r>
-        <w:rPr>
-          <w:lang w:val="es_ES" w:bidi="es_ES"/>
-        </w:rPr>
-        <w:t xml:space="preserve"> </w:t>
-      </w:r>
-      <w:hyperlink r:id="rId242">
-        <w:r>
-          <w:rPr>
-            <w:lang w:val="es_ES" w:bidi="es_ES"/>
-          </w:rPr>
-          <w:rPr>
-            <w:color w:val="0000EE"/>
-            <w:u w:val="single"/>
-          </w:rPr>
-          <w:t>Flm 1:24</w:t>
-        </w:r>
-      </w:hyperlink>
+      <w:r>
+        <w:rPr>
+          <w:lang w:val="es_ES" w:bidi="es_ES"/>
+        </w:rPr>
+        <w:t>Col 4:14,</w:t>
+      </w:r>
+      <w:r>
+        <w:rPr>
+          <w:lang w:val="es_ES" w:bidi="es_ES"/>
+        </w:rPr>
+        <w:t xml:space="preserve"> </w:t>
+      </w:r>
+      <w:r>
+        <w:rPr>
+          <w:lang w:val="es_ES" w:bidi="es_ES"/>
+        </w:rPr>
+        <w:t>Flm 1:24</w:t>
+      </w:r>
       <w:r>
         <w:rPr>
           <w:lang w:val="es_ES" w:bidi="es_ES"/>
         </w:rPr>
         <w:t xml:space="preserve">. • "desamparado": ver también </w:t>
       </w:r>
-      <w:hyperlink r:id="rId243">
-        <w:r>
-          <w:rPr>
-            <w:lang w:val="es_ES" w:bidi="es_ES"/>
-          </w:rPr>
-          <w:rPr>
-            <w:color w:val="0000EE"/>
-            <w:u w:val="single"/>
-          </w:rPr>
-          <w:t>2 Tm 4:16–17,</w:t>
-        </w:r>
-      </w:hyperlink>
+      <w:r>
+        <w:rPr>
+          <w:lang w:val="es_ES" w:bidi="es_ES"/>
+        </w:rPr>
+        <w:t>2 Tm 4:16–17,</w:t>
+      </w:r>
       <w:r>
         <w:rPr>
           <w:lang w:val="es_ES" w:bidi="es_ES"/>
         </w:rPr>
         <w:t xml:space="preserve"> cp. </w:t>
       </w:r>
-      <w:hyperlink r:id="rId244">
-        <w:r>
-          <w:rPr>
-            <w:lang w:val="es_ES" w:bidi="es_ES"/>
-          </w:rPr>
-          <w:rPr>
-            <w:color w:val="0000EE"/>
-            <w:u w:val="single"/>
-          </w:rPr>
-          <w:t>Sal 22:1,</w:t>
-        </w:r>
-      </w:hyperlink>
-      <w:r>
-        <w:rPr>
-          <w:lang w:val="es_ES" w:bidi="es_ES"/>
-        </w:rPr>
-        <w:t xml:space="preserve"> </w:t>
-      </w:r>
-      <w:hyperlink r:id="rId245">
-        <w:r>
-          <w:rPr>
-            <w:lang w:val="es_ES" w:bidi="es_ES"/>
-          </w:rPr>
-          <w:rPr>
-            <w:color w:val="0000EE"/>
-            <w:u w:val="single"/>
-          </w:rPr>
-          <w:t>Mc 15:34</w:t>
-        </w:r>
-      </w:hyperlink>
+      <w:r>
+        <w:rPr>
+          <w:lang w:val="es_ES" w:bidi="es_ES"/>
+        </w:rPr>
+        <w:t>Sal 22:1,</w:t>
+      </w:r>
+      <w:r>
+        <w:rPr>
+          <w:lang w:val="es_ES" w:bidi="es_ES"/>
+        </w:rPr>
+        <w:t xml:space="preserve"> </w:t>
+      </w:r>
+      <w:r>
+        <w:rPr>
+          <w:lang w:val="es_ES" w:bidi="es_ES"/>
+        </w:rPr>
+        <w:t>Mc 15:34</w:t>
+      </w:r>
       <w:r>
         <w:rPr>
           <w:lang w:val="es_ES" w:bidi="es_ES"/>
         </w:rPr>
         <w:t>. • Amar las cosas de esta vida contrasta con la anticipación del regreso glorioso de Cristo (</w:t>
       </w:r>
-      <w:hyperlink r:id="rId204">
-        <w:r>
-          <w:rPr>
-            <w:lang w:val="es_ES" w:bidi="es_ES"/>
-          </w:rPr>
-          <w:rPr>
-            <w:color w:val="0000EE"/>
-            <w:u w:val="single"/>
-          </w:rPr>
-          <w:t>2 Tm 4:8</w:t>
-        </w:r>
-      </w:hyperlink>
+      <w:r>
+        <w:rPr>
+          <w:lang w:val="es_ES" w:bidi="es_ES"/>
+        </w:rPr>
+        <w:t>2 Tm 4:8</w:t>
+      </w:r>
       <w:r>
         <w:rPr>
           <w:lang w:val="es_ES" w:bidi="es_ES"/>
@@ -8026,90 +6448,60 @@
         </w:rPr>
         <w:t xml:space="preserve"> el autor de Lucas y Hechos, acompañó a Pablo en sus viajes en varias ocasiones. A menudo se supone que Lucas estaba con Pablo como su médico (</w:t>
       </w:r>
-      <w:hyperlink r:id="rId241">
-        <w:r>
-          <w:rPr>
-            <w:lang w:val="es_ES" w:bidi="es_ES"/>
-          </w:rPr>
-          <w:rPr>
-            <w:color w:val="0000EE"/>
-            <w:u w:val="single"/>
-          </w:rPr>
-          <w:t>Col 4:14</w:t>
-        </w:r>
-      </w:hyperlink>
+      <w:r>
+        <w:rPr>
+          <w:lang w:val="es_ES" w:bidi="es_ES"/>
+        </w:rPr>
+        <w:t>Col 4:14</w:t>
+      </w:r>
       <w:r>
         <w:rPr>
           <w:lang w:val="es_ES" w:bidi="es_ES"/>
         </w:rPr>
         <w:t xml:space="preserve">). Lucas fue el único de los colaboradores de Pablo que estuvo presente con él de manera continua. Por eso, Pablo deseaba que Timoteo viniera rápidamente. • "Marcos": La evaluación de Pablo de que le sería útil nos cuenta subre una historia de perdón y redención (ver </w:t>
       </w:r>
-      <w:hyperlink r:id="rId246">
-        <w:r>
-          <w:rPr>
-            <w:lang w:val="es_ES" w:bidi="es_ES"/>
-          </w:rPr>
-          <w:rPr>
-            <w:color w:val="0000EE"/>
-            <w:u w:val="single"/>
-          </w:rPr>
-          <w:t>Hc 13:13,</w:t>
-        </w:r>
-      </w:hyperlink>
-      <w:r>
-        <w:rPr>
-          <w:lang w:val="es_ES" w:bidi="es_ES"/>
-        </w:rPr>
-        <w:t xml:space="preserve"> </w:t>
-      </w:r>
-      <w:hyperlink r:id="rId247">
-        <w:r>
-          <w:rPr>
-            <w:lang w:val="es_ES" w:bidi="es_ES"/>
-          </w:rPr>
-          <w:rPr>
-            <w:color w:val="0000EE"/>
-            <w:u w:val="single"/>
-          </w:rPr>
-          <w:t>15:36–40</w:t>
-        </w:r>
-      </w:hyperlink>
+      <w:r>
+        <w:rPr>
+          <w:lang w:val="es_ES" w:bidi="es_ES"/>
+        </w:rPr>
+        <w:t>Hc 13:13,</w:t>
+      </w:r>
+      <w:r>
+        <w:rPr>
+          <w:lang w:val="es_ES" w:bidi="es_ES"/>
+        </w:rPr>
+        <w:t xml:space="preserve"> </w:t>
+      </w:r>
+      <w:r>
+        <w:rPr>
+          <w:lang w:val="es_ES" w:bidi="es_ES"/>
+        </w:rPr>
+        <w:t>15:36–40</w:t>
+      </w:r>
       <w:r>
         <w:rPr>
           <w:lang w:val="es_ES" w:bidi="es_ES"/>
         </w:rPr>
         <w:t xml:space="preserve">; ver también </w:t>
       </w:r>
-      <w:hyperlink r:id="rId248">
-        <w:r>
-          <w:rPr>
-            <w:lang w:val="es_ES" w:bidi="es_ES"/>
-          </w:rPr>
-          <w:rPr>
-            <w:color w:val="0000EE"/>
-            <w:u w:val="single"/>
-          </w:rPr>
-          <w:t>Col 4:10;</w:t>
-        </w:r>
-      </w:hyperlink>
-      <w:r>
-        <w:rPr>
-          <w:lang w:val="es_ES" w:bidi="es_ES"/>
-        </w:rPr>
-        <w:t xml:space="preserve"> </w:t>
-      </w:r>
-      <w:hyperlink r:id="rId242">
-        <w:r>
-          <w:rPr>
-            <w:lang w:val="es_ES" w:bidi="es_ES"/>
-          </w:rPr>
-          <w:rPr>
-            <w:color w:val="0000EE"/>
-            <w:u w:val="single"/>
-          </w:rPr>
-          <w:t>Flm 1:24</w:t>
-        </w:r>
-      </w:hyperlink>
+      <w:r>
+        <w:rPr>
+          <w:lang w:val="es_ES" w:bidi="es_ES"/>
+        </w:rPr>
+        <w:t>Col 4:10;</w:t>
+      </w:r>
+      <w:r>
+        <w:rPr>
+          <w:lang w:val="es_ES" w:bidi="es_ES"/>
+        </w:rPr>
+        <w:t xml:space="preserve"> </w:t>
+      </w:r>
+      <w:r>
+        <w:rPr>
+          <w:lang w:val="es_ES" w:bidi="es_ES"/>
+        </w:rPr>
+        <w:t>Flm 1:24</w:t>
+      </w:r>
       <w:r>
         <w:rPr>
           <w:lang w:val="es_ES" w:bidi="es_ES"/>
@@ -8170,102 +6562,66 @@
         </w:rPr>
         <w:t xml:space="preserve"> aparentemente era un griego (como se sugiere en </w:t>
       </w:r>
-      <w:hyperlink r:id="rId249">
-        <w:r>
-          <w:rPr>
-            <w:lang w:val="es_ES" w:bidi="es_ES"/>
-          </w:rPr>
-          <w:rPr>
-            <w:color w:val="0000EE"/>
-            <w:u w:val="single"/>
-          </w:rPr>
-          <w:t>Col 4:7–8,</w:t>
-        </w:r>
-      </w:hyperlink>
-      <w:hyperlink r:id="rId250">
-        <w:r>
-          <w:rPr>
-            <w:lang w:val="es_ES" w:bidi="es_ES"/>
-          </w:rPr>
-          <w:rPr>
-            <w:color w:val="0000EE"/>
-            <w:u w:val="single"/>
-          </w:rPr>
-          <w:t>10–11</w:t>
-        </w:r>
-      </w:hyperlink>
+      <w:r>
+        <w:rPr>
+          <w:lang w:val="es_ES" w:bidi="es_ES"/>
+        </w:rPr>
+        <w:t>Col 4:7–8,</w:t>
+      </w:r>
+      <w:r>
+        <w:rPr>
+          <w:lang w:val="es_ES" w:bidi="es_ES"/>
+        </w:rPr>
+        <w:t>10–11</w:t>
+      </w:r>
       <w:r>
         <w:rPr>
           <w:lang w:val="es_ES" w:bidi="es_ES"/>
         </w:rPr>
         <w:t xml:space="preserve">) de Asia Menor (ver también </w:t>
       </w:r>
-      <w:hyperlink r:id="rId251">
-        <w:r>
-          <w:rPr>
-            <w:lang w:val="es_ES" w:bidi="es_ES"/>
-          </w:rPr>
-          <w:rPr>
-            <w:color w:val="0000EE"/>
-            <w:u w:val="single"/>
-          </w:rPr>
-          <w:t>Hc 20:4,</w:t>
-        </w:r>
-      </w:hyperlink>
-      <w:r>
-        <w:rPr>
-          <w:lang w:val="es_ES" w:bidi="es_ES"/>
-        </w:rPr>
-        <w:t xml:space="preserve"> </w:t>
-      </w:r>
-      <w:hyperlink r:id="rId252">
-        <w:r>
-          <w:rPr>
-            <w:lang w:val="es_ES" w:bidi="es_ES"/>
-          </w:rPr>
-          <w:rPr>
-            <w:color w:val="0000EE"/>
-            <w:u w:val="single"/>
-          </w:rPr>
-          <w:t>Ef 6:21–22,</w:t>
-        </w:r>
-      </w:hyperlink>
-      <w:r>
-        <w:rPr>
-          <w:lang w:val="es_ES" w:bidi="es_ES"/>
-        </w:rPr>
-        <w:t xml:space="preserve"> </w:t>
-      </w:r>
-      <w:hyperlink r:id="rId249">
-        <w:r>
-          <w:rPr>
-            <w:lang w:val="es_ES" w:bidi="es_ES"/>
-          </w:rPr>
-          <w:rPr>
-            <w:color w:val="0000EE"/>
-            <w:u w:val="single"/>
-          </w:rPr>
-          <w:t>Col 4:7–8,</w:t>
-        </w:r>
-      </w:hyperlink>
-      <w:r>
-        <w:rPr>
-          <w:lang w:val="es_ES" w:bidi="es_ES"/>
-        </w:rPr>
-        <w:t xml:space="preserve"> </w:t>
-      </w:r>
-      <w:hyperlink r:id="rId253">
-        <w:r>
-          <w:rPr>
-            <w:lang w:val="es_ES" w:bidi="es_ES"/>
-          </w:rPr>
-          <w:rPr>
-            <w:color w:val="0000EE"/>
-            <w:u w:val="single"/>
-          </w:rPr>
-          <w:t>Tt 3:12</w:t>
-        </w:r>
-      </w:hyperlink>
+      <w:r>
+        <w:rPr>
+          <w:lang w:val="es_ES" w:bidi="es_ES"/>
+        </w:rPr>
+        <w:t>Hc 20:4,</w:t>
+      </w:r>
+      <w:r>
+        <w:rPr>
+          <w:lang w:val="es_ES" w:bidi="es_ES"/>
+        </w:rPr>
+        <w:t xml:space="preserve"> </w:t>
+      </w:r>
+      <w:r>
+        <w:rPr>
+          <w:lang w:val="es_ES" w:bidi="es_ES"/>
+        </w:rPr>
+        <w:t>Ef 6:21–22,</w:t>
+      </w:r>
+      <w:r>
+        <w:rPr>
+          <w:lang w:val="es_ES" w:bidi="es_ES"/>
+        </w:rPr>
+        <w:t xml:space="preserve"> </w:t>
+      </w:r>
+      <w:r>
+        <w:rPr>
+          <w:lang w:val="es_ES" w:bidi="es_ES"/>
+        </w:rPr>
+        <w:t>Col 4:7–8,</w:t>
+      </w:r>
+      <w:r>
+        <w:rPr>
+          <w:lang w:val="es_ES" w:bidi="es_ES"/>
+        </w:rPr>
+        <w:t xml:space="preserve"> </w:t>
+      </w:r>
+      <w:r>
+        <w:rPr>
+          <w:lang w:val="es_ES" w:bidi="es_ES"/>
+        </w:rPr>
+        <w:t>Tt 3:12</w:t>
+      </w:r>
       <w:r>
         <w:rPr>
           <w:lang w:val="es_ES" w:bidi="es_ES"/>
@@ -8356,18 +6712,12 @@
         </w:rPr>
         <w:t>: se acercaba el invierno (</w:t>
       </w:r>
-      <w:hyperlink r:id="rId33">
-        <w:r>
-          <w:rPr>
-            <w:lang w:val="es_ES" w:bidi="es_ES"/>
-          </w:rPr>
-          <w:rPr>
-            <w:color w:val="0000EE"/>
-            <w:u w:val="single"/>
-          </w:rPr>
-          <w:t>4:21</w:t>
-        </w:r>
-      </w:hyperlink>
+      <w:r>
+        <w:rPr>
+          <w:lang w:val="es_ES" w:bidi="es_ES"/>
+        </w:rPr>
+        <w:t>4:21</w:t>
+      </w:r>
       <w:r>
         <w:rPr>
           <w:lang w:val="es_ES" w:bidi="es_ES"/>
@@ -8434,72 +6784,48 @@
         </w:rPr>
         <w:t xml:space="preserve">Alejandro era un nombre común (cp. </w:t>
       </w:r>
-      <w:hyperlink r:id="rId254">
-        <w:r>
-          <w:rPr>
-            <w:lang w:val="es_ES" w:bidi="es_ES"/>
-          </w:rPr>
-          <w:rPr>
-            <w:color w:val="0000EE"/>
-            <w:u w:val="single"/>
-          </w:rPr>
-          <w:t>Mc 15:21;</w:t>
-        </w:r>
-      </w:hyperlink>
-      <w:r>
-        <w:rPr>
-          <w:lang w:val="es_ES" w:bidi="es_ES"/>
-        </w:rPr>
-        <w:t xml:space="preserve"> </w:t>
-      </w:r>
-      <w:hyperlink r:id="rId255">
-        <w:r>
-          <w:rPr>
-            <w:lang w:val="es_ES" w:bidi="es_ES"/>
-          </w:rPr>
-          <w:rPr>
-            <w:color w:val="0000EE"/>
-            <w:u w:val="single"/>
-          </w:rPr>
-          <w:t>Hc 4:6,</w:t>
-        </w:r>
-      </w:hyperlink>
-      <w:r>
-        <w:rPr>
-          <w:lang w:val="es_ES" w:bidi="es_ES"/>
-        </w:rPr>
-        <w:t xml:space="preserve"> </w:t>
-      </w:r>
-      <w:hyperlink r:id="rId256">
-        <w:r>
-          <w:rPr>
-            <w:lang w:val="es_ES" w:bidi="es_ES"/>
-          </w:rPr>
-          <w:rPr>
-            <w:color w:val="0000EE"/>
-            <w:u w:val="single"/>
-          </w:rPr>
-          <w:t>19:33</w:t>
-        </w:r>
-      </w:hyperlink>
+      <w:r>
+        <w:rPr>
+          <w:lang w:val="es_ES" w:bidi="es_ES"/>
+        </w:rPr>
+        <w:t>Mc 15:21;</w:t>
+      </w:r>
+      <w:r>
+        <w:rPr>
+          <w:lang w:val="es_ES" w:bidi="es_ES"/>
+        </w:rPr>
+        <w:t xml:space="preserve"> </w:t>
+      </w:r>
+      <w:r>
+        <w:rPr>
+          <w:lang w:val="es_ES" w:bidi="es_ES"/>
+        </w:rPr>
+        <w:t>Hc 4:6,</w:t>
+      </w:r>
+      <w:r>
+        <w:rPr>
+          <w:lang w:val="es_ES" w:bidi="es_ES"/>
+        </w:rPr>
+        <w:t xml:space="preserve"> </w:t>
+      </w:r>
+      <w:r>
+        <w:rPr>
+          <w:lang w:val="es_ES" w:bidi="es_ES"/>
+        </w:rPr>
+        <w:t>19:33</w:t>
+      </w:r>
       <w:r>
         <w:rPr>
           <w:lang w:val="es_ES" w:bidi="es_ES"/>
         </w:rPr>
         <w:t xml:space="preserve">). Alejandro el calderero probablemente era la misma persona mencionada en </w:t>
       </w:r>
-      <w:hyperlink r:id="rId104">
-        <w:r>
-          <w:rPr>
-            <w:lang w:val="es_ES" w:bidi="es_ES"/>
-          </w:rPr>
-          <w:rPr>
-            <w:color w:val="0000EE"/>
-            <w:u w:val="single"/>
-          </w:rPr>
-          <w:t>1 Tm 1:20</w:t>
-        </w:r>
-      </w:hyperlink>
+      <w:r>
+        <w:rPr>
+          <w:lang w:val="es_ES" w:bidi="es_ES"/>
+        </w:rPr>
+        <w:t>1 Tm 1:20</w:t>
+      </w:r>
       <w:r>
         <w:rPr>
           <w:lang w:val="es_ES" w:bidi="es_ES"/>
@@ -8560,18 +6886,12 @@
         </w:rPr>
         <w:t>: un juicio romano se dividía en una investigación preliminar inicial y el juicio propiamente dicho. Pablo probablemente se refería a la primera de estas. También podría referirse a su primer encarcelamiento en Roma (</w:t>
       </w:r>
-      <w:hyperlink r:id="rId257">
-        <w:r>
-          <w:rPr>
-            <w:lang w:val="es_ES" w:bidi="es_ES"/>
-          </w:rPr>
-          <w:rPr>
-            <w:color w:val="0000EE"/>
-            <w:u w:val="single"/>
-          </w:rPr>
-          <w:t>Hc 28</w:t>
-        </w:r>
-      </w:hyperlink>
+      <w:r>
+        <w:rPr>
+          <w:lang w:val="es_ES" w:bidi="es_ES"/>
+        </w:rPr>
+        <w:t>Hc 28</w:t>
+      </w:r>
       <w:r>
         <w:rPr>
           <w:lang w:val="es_ES" w:bidi="es_ES"/>
@@ -8662,72 +6982,48 @@
         </w:rPr>
         <w:t>"para que por mí fuese cumplida la predicación": Pablo transformó su defensa en el tribunal en una proclamación de las buenas nuevas, tal como lo hizo en experiencias anteriores (</w:t>
       </w:r>
-      <w:hyperlink r:id="rId258">
-        <w:r>
-          <w:rPr>
-            <w:lang w:val="es_ES" w:bidi="es_ES"/>
-          </w:rPr>
-          <w:rPr>
-            <w:color w:val="0000EE"/>
-            <w:u w:val="single"/>
-          </w:rPr>
-          <w:t>Hc 22:1–24:27,</w:t>
-        </w:r>
-      </w:hyperlink>
-      <w:r>
-        <w:rPr>
-          <w:lang w:val="es_ES" w:bidi="es_ES"/>
-        </w:rPr>
-        <w:t xml:space="preserve"> </w:t>
-      </w:r>
-      <w:hyperlink r:id="rId259">
-        <w:r>
-          <w:rPr>
-            <w:lang w:val="es_ES" w:bidi="es_ES"/>
-          </w:rPr>
-          <w:rPr>
-            <w:color w:val="0000EE"/>
-            <w:u w:val="single"/>
-          </w:rPr>
-          <w:t>26:1–29;</w:t>
-        </w:r>
-      </w:hyperlink>
+      <w:r>
+        <w:rPr>
+          <w:lang w:val="es_ES" w:bidi="es_ES"/>
+        </w:rPr>
+        <w:t>Hc 22:1–24:27,</w:t>
+      </w:r>
+      <w:r>
+        <w:rPr>
+          <w:lang w:val="es_ES" w:bidi="es_ES"/>
+        </w:rPr>
+        <w:t xml:space="preserve"> </w:t>
+      </w:r>
+      <w:r>
+        <w:rPr>
+          <w:lang w:val="es_ES" w:bidi="es_ES"/>
+        </w:rPr>
+        <w:t>26:1–29;</w:t>
+      </w:r>
       <w:r>
         <w:rPr>
           <w:lang w:val="es_ES" w:bidi="es_ES"/>
         </w:rPr>
         <w:t xml:space="preserve"> ver también </w:t>
       </w:r>
-      <w:hyperlink r:id="rId260">
-        <w:r>
-          <w:rPr>
-            <w:lang w:val="es_ES" w:bidi="es_ES"/>
-          </w:rPr>
-          <w:rPr>
-            <w:color w:val="0000EE"/>
-            <w:u w:val="single"/>
-          </w:rPr>
-          <w:t>2 Tm 2:9–10;</w:t>
-        </w:r>
-      </w:hyperlink>
-      <w:r>
-        <w:rPr>
-          <w:lang w:val="es_ES" w:bidi="es_ES"/>
-        </w:rPr>
-        <w:t xml:space="preserve"> </w:t>
-      </w:r>
-      <w:hyperlink r:id="rId96">
-        <w:r>
-          <w:rPr>
-            <w:lang w:val="es_ES" w:bidi="es_ES"/>
-          </w:rPr>
-          <w:rPr>
-            <w:color w:val="0000EE"/>
-            <w:u w:val="single"/>
-          </w:rPr>
-          <w:t>Fil 1:12–14</w:t>
-        </w:r>
-      </w:hyperlink>
+      <w:r>
+        <w:rPr>
+          <w:lang w:val="es_ES" w:bidi="es_ES"/>
+        </w:rPr>
+        <w:t>2 Tm 2:9–10;</w:t>
+      </w:r>
+      <w:r>
+        <w:rPr>
+          <w:lang w:val="es_ES" w:bidi="es_ES"/>
+        </w:rPr>
+        <w:t xml:space="preserve"> </w:t>
+      </w:r>
+      <w:r>
+        <w:rPr>
+          <w:lang w:val="es_ES" w:bidi="es_ES"/>
+        </w:rPr>
+        <w:t>Fil 1:12–14</w:t>
+      </w:r>
       <w:r>
         <w:rPr>
           <w:lang w:val="es_ES" w:bidi="es_ES"/>
@@ -8746,36 +7042,24 @@
         </w:rPr>
         <w:t>: Pablo sintió que había completado su misión (</w:t>
       </w:r>
-      <w:hyperlink r:id="rId261">
-        <w:r>
-          <w:rPr>
-            <w:lang w:val="es_ES" w:bidi="es_ES"/>
-          </w:rPr>
-          <w:rPr>
-            <w:color w:val="0000EE"/>
-            <w:u w:val="single"/>
-          </w:rPr>
-          <w:t>2 Tm 4:7–8</w:t>
-        </w:r>
-      </w:hyperlink>
+      <w:r>
+        <w:rPr>
+          <w:lang w:val="es_ES" w:bidi="es_ES"/>
+        </w:rPr>
+        <w:t>2 Tm 4:7–8</w:t>
+      </w:r>
       <w:r>
         <w:rPr>
           <w:lang w:val="es_ES" w:bidi="es_ES"/>
         </w:rPr>
         <w:t xml:space="preserve">). El antiguo testamento anticipa específicamente la conversión de las naciones (por ejemplo, </w:t>
       </w:r>
-      <w:hyperlink r:id="rId262">
-        <w:r>
-          <w:rPr>
-            <w:lang w:val="es_ES" w:bidi="es_ES"/>
-          </w:rPr>
-          <w:rPr>
-            <w:color w:val="0000EE"/>
-            <w:u w:val="single"/>
-          </w:rPr>
-          <w:t>Sal 22:27–29</w:t>
-        </w:r>
-      </w:hyperlink>
+      <w:r>
+        <w:rPr>
+          <w:lang w:val="es_ES" w:bidi="es_ES"/>
+        </w:rPr>
+        <w:t>Sal 22:27–29</w:t>
+      </w:r>
       <w:r>
         <w:rPr>
           <w:lang w:val="es_ES" w:bidi="es_ES"/>
@@ -8794,108 +7078,72 @@
         </w:rPr>
         <w:t xml:space="preserve">): el león es a menudo una metáfora para los enemigos (ver </w:t>
       </w:r>
-      <w:hyperlink r:id="rId263">
-        <w:r>
-          <w:rPr>
-            <w:lang w:val="es_ES" w:bidi="es_ES"/>
-          </w:rPr>
-          <w:rPr>
-            <w:color w:val="0000EE"/>
-            <w:u w:val="single"/>
-          </w:rPr>
-          <w:t>Sal 7:2,</w:t>
-        </w:r>
-      </w:hyperlink>
-      <w:r>
-        <w:rPr>
-          <w:lang w:val="es_ES" w:bidi="es_ES"/>
-        </w:rPr>
-        <w:t xml:space="preserve"> </w:t>
-      </w:r>
-      <w:hyperlink r:id="rId264">
-        <w:r>
-          <w:rPr>
-            <w:lang w:val="es_ES" w:bidi="es_ES"/>
-          </w:rPr>
-          <w:rPr>
-            <w:color w:val="0000EE"/>
-            <w:u w:val="single"/>
-          </w:rPr>
-          <w:t>35:17;</w:t>
-        </w:r>
-      </w:hyperlink>
+      <w:r>
+        <w:rPr>
+          <w:lang w:val="es_ES" w:bidi="es_ES"/>
+        </w:rPr>
+        <w:t>Sal 7:2,</w:t>
+      </w:r>
+      <w:r>
+        <w:rPr>
+          <w:lang w:val="es_ES" w:bidi="es_ES"/>
+        </w:rPr>
+        <w:t xml:space="preserve"> </w:t>
+      </w:r>
+      <w:r>
+        <w:rPr>
+          <w:lang w:val="es_ES" w:bidi="es_ES"/>
+        </w:rPr>
+        <w:t>35:17;</w:t>
+      </w:r>
       <w:r>
         <w:rPr>
           <w:lang w:val="es_ES" w:bidi="es_ES"/>
         </w:rPr>
         <w:t xml:space="preserve"> cp. </w:t>
       </w:r>
-      <w:hyperlink r:id="rId265">
-        <w:r>
-          <w:rPr>
-            <w:lang w:val="es_ES" w:bidi="es_ES"/>
-          </w:rPr>
-          <w:rPr>
-            <w:color w:val="0000EE"/>
-            <w:u w:val="single"/>
-          </w:rPr>
-          <w:t>Dn 6;</w:t>
-        </w:r>
-      </w:hyperlink>
-      <w:r>
-        <w:rPr>
-          <w:lang w:val="es_ES" w:bidi="es_ES"/>
-        </w:rPr>
-        <w:t xml:space="preserve"> </w:t>
-      </w:r>
-      <w:hyperlink r:id="rId266">
-        <w:r>
-          <w:rPr>
-            <w:lang w:val="es_ES" w:bidi="es_ES"/>
-          </w:rPr>
-          <w:rPr>
-            <w:color w:val="0000EE"/>
-            <w:u w:val="single"/>
-          </w:rPr>
-          <w:t>Hb 11:33</w:t>
-        </w:r>
-      </w:hyperlink>
+      <w:r>
+        <w:rPr>
+          <w:lang w:val="es_ES" w:bidi="es_ES"/>
+        </w:rPr>
+        <w:t>Dn 6;</w:t>
+      </w:r>
+      <w:r>
+        <w:rPr>
+          <w:lang w:val="es_ES" w:bidi="es_ES"/>
+        </w:rPr>
+        <w:t xml:space="preserve"> </w:t>
+      </w:r>
+      <w:r>
+        <w:rPr>
+          <w:lang w:val="es_ES" w:bidi="es_ES"/>
+        </w:rPr>
+        <w:t>Hb 11:33</w:t>
+      </w:r>
       <w:r>
         <w:rPr>
           <w:lang w:val="es_ES" w:bidi="es_ES"/>
         </w:rPr>
         <w:t>). Aquí, podría referirse literalmente a los leones del anfiteatro, al emperador, a los falsos maestros o a satanás (</w:t>
       </w:r>
-      <w:hyperlink r:id="rId267">
-        <w:r>
-          <w:rPr>
-            <w:lang w:val="es_ES" w:bidi="es_ES"/>
-          </w:rPr>
-          <w:rPr>
-            <w:color w:val="0000EE"/>
-            <w:u w:val="single"/>
-          </w:rPr>
-          <w:t>1 Pe 5:8,</w:t>
-        </w:r>
-      </w:hyperlink>
+      <w:r>
+        <w:rPr>
+          <w:lang w:val="es_ES" w:bidi="es_ES"/>
+        </w:rPr>
+        <w:t>1 Pe 5:8,</w:t>
+      </w:r>
       <w:r>
         <w:rPr>
           <w:lang w:val="es_ES" w:bidi="es_ES"/>
         </w:rPr>
         <w:t xml:space="preserve"> cp. </w:t>
       </w:r>
-      <w:hyperlink r:id="rId268">
-        <w:r>
-          <w:rPr>
-            <w:lang w:val="es_ES" w:bidi="es_ES"/>
-          </w:rPr>
-          <w:rPr>
-            <w:color w:val="0000EE"/>
-            <w:u w:val="single"/>
-          </w:rPr>
-          <w:t>Sal 22:21</w:t>
-        </w:r>
-      </w:hyperlink>
+      <w:r>
+        <w:rPr>
+          <w:lang w:val="es_ES" w:bidi="es_ES"/>
+        </w:rPr>
+        <w:t>Sal 22:21</w:t>
+      </w:r>
       <w:r>
         <w:rPr>
           <w:lang w:val="es_ES" w:bidi="es_ES"/>
@@ -8950,90 +7198,60 @@
         </w:rPr>
         <w:t>Dios seguiría fortaleciendo a Pablo y manteniéndolo firme en la fe (</w:t>
       </w:r>
-      <w:hyperlink r:id="rId269">
-        <w:r>
-          <w:rPr>
-            <w:lang w:val="es_ES" w:bidi="es_ES"/>
-          </w:rPr>
-          <w:rPr>
-            <w:color w:val="0000EE"/>
-            <w:u w:val="single"/>
-          </w:rPr>
-          <w:t>4:7</w:t>
-        </w:r>
-      </w:hyperlink>
+      <w:r>
+        <w:rPr>
+          <w:lang w:val="es_ES" w:bidi="es_ES"/>
+        </w:rPr>
+        <w:t>4:7</w:t>
+      </w:r>
       <w:r>
         <w:rPr>
           <w:lang w:val="es_ES" w:bidi="es_ES"/>
         </w:rPr>
         <w:t xml:space="preserve">) hasta el final de su vida (ver </w:t>
       </w:r>
-      <w:hyperlink r:id="rId92">
-        <w:r>
-          <w:rPr>
-            <w:lang w:val="es_ES" w:bidi="es_ES"/>
-          </w:rPr>
-          <w:rPr>
-            <w:color w:val="0000EE"/>
-            <w:u w:val="single"/>
-          </w:rPr>
-          <w:t>1:12</w:t>
-        </w:r>
-      </w:hyperlink>
+      <w:r>
+        <w:rPr>
+          <w:lang w:val="es_ES" w:bidi="es_ES"/>
+        </w:rPr>
+        <w:t>1:12</w:t>
+      </w:r>
       <w:r>
         <w:rPr>
           <w:lang w:val="es_ES" w:bidi="es_ES"/>
         </w:rPr>
         <w:t xml:space="preserve">). • El reino celestial del Señor contrasta con el reino terrenal que estaba a punto de juzgar a Pablo (ver también </w:t>
       </w:r>
-      <w:hyperlink r:id="rId239">
-        <w:r>
-          <w:rPr>
-            <w:lang w:val="es_ES" w:bidi="es_ES"/>
-          </w:rPr>
-          <w:rPr>
-            <w:color w:val="0000EE"/>
-            <w:u w:val="single"/>
-          </w:rPr>
-          <w:t>4:1,</w:t>
-        </w:r>
-      </w:hyperlink>
-      <w:r>
-        <w:rPr>
-          <w:lang w:val="es_ES" w:bidi="es_ES"/>
-        </w:rPr>
-        <w:t xml:space="preserve"> </w:t>
-      </w:r>
-      <w:hyperlink r:id="rId270">
-        <w:r>
-          <w:rPr>
-            <w:lang w:val="es_ES" w:bidi="es_ES"/>
-          </w:rPr>
-          <w:rPr>
-            <w:color w:val="0000EE"/>
-            <w:u w:val="single"/>
-          </w:rPr>
-          <w:t>1 Co 15:48–49,</w:t>
-        </w:r>
-      </w:hyperlink>
-      <w:r>
-        <w:rPr>
-          <w:lang w:val="es_ES" w:bidi="es_ES"/>
-        </w:rPr>
-        <w:t xml:space="preserve"> </w:t>
-      </w:r>
-      <w:hyperlink r:id="rId271">
-        <w:r>
-          <w:rPr>
-            <w:lang w:val="es_ES" w:bidi="es_ES"/>
-          </w:rPr>
-          <w:rPr>
-            <w:color w:val="0000EE"/>
-            <w:u w:val="single"/>
-          </w:rPr>
-          <w:t>Hb 12:18–29</w:t>
-        </w:r>
-      </w:hyperlink>
+      <w:r>
+        <w:rPr>
+          <w:lang w:val="es_ES" w:bidi="es_ES"/>
+        </w:rPr>
+        <w:t>4:1,</w:t>
+      </w:r>
+      <w:r>
+        <w:rPr>
+          <w:lang w:val="es_ES" w:bidi="es_ES"/>
+        </w:rPr>
+        <w:t xml:space="preserve"> </w:t>
+      </w:r>
+      <w:r>
+        <w:rPr>
+          <w:lang w:val="es_ES" w:bidi="es_ES"/>
+        </w:rPr>
+        <w:t>1 Co 15:48–49,</w:t>
+      </w:r>
+      <w:r>
+        <w:rPr>
+          <w:lang w:val="es_ES" w:bidi="es_ES"/>
+        </w:rPr>
+        <w:t xml:space="preserve"> </w:t>
+      </w:r>
+      <w:r>
+        <w:rPr>
+          <w:lang w:val="es_ES" w:bidi="es_ES"/>
+        </w:rPr>
+        <w:t>Hb 12:18–29</w:t>
+      </w:r>
       <w:r>
         <w:rPr>
           <w:lang w:val="es_ES" w:bidi="es_ES"/>
@@ -9052,54 +7270,36 @@
         </w:rPr>
         <w:t xml:space="preserve">. Amén": la doxología de Pablo ante la ejecución expresa confianza en que la gloria de Dios será preservada (cp. </w:t>
       </w:r>
-      <w:hyperlink r:id="rId272">
-        <w:r>
-          <w:rPr>
-            <w:lang w:val="es_ES" w:bidi="es_ES"/>
-          </w:rPr>
-          <w:rPr>
-            <w:color w:val="0000EE"/>
-            <w:u w:val="single"/>
-          </w:rPr>
-          <w:t>1 Tm 1:17,</w:t>
-        </w:r>
-      </w:hyperlink>
-      <w:r>
-        <w:rPr>
-          <w:lang w:val="es_ES" w:bidi="es_ES"/>
-        </w:rPr>
-        <w:t xml:space="preserve"> </w:t>
-      </w:r>
-      <w:hyperlink r:id="rId273">
-        <w:r>
-          <w:rPr>
-            <w:lang w:val="es_ES" w:bidi="es_ES"/>
-          </w:rPr>
-          <w:rPr>
-            <w:color w:val="0000EE"/>
-            <w:u w:val="single"/>
-          </w:rPr>
-          <w:t>6:15–16</w:t>
-        </w:r>
-      </w:hyperlink>
+      <w:r>
+        <w:rPr>
+          <w:lang w:val="es_ES" w:bidi="es_ES"/>
+        </w:rPr>
+        <w:t>1 Tm 1:17,</w:t>
+      </w:r>
+      <w:r>
+        <w:rPr>
+          <w:lang w:val="es_ES" w:bidi="es_ES"/>
+        </w:rPr>
+        <w:t xml:space="preserve"> </w:t>
+      </w:r>
+      <w:r>
+        <w:rPr>
+          <w:lang w:val="es_ES" w:bidi="es_ES"/>
+        </w:rPr>
+        <w:t>6:15–16</w:t>
+      </w:r>
       <w:r>
         <w:rPr>
           <w:lang w:val="es_ES" w:bidi="es_ES"/>
         </w:rPr>
         <w:t xml:space="preserve">). • A Dios (literalmente "al cual"): El griego sugiere que esta alabanza se atribuye a “el Señor” de la oración anterior, es decir, a Jesús (cp. </w:t>
       </w:r>
-      <w:hyperlink r:id="rId274">
-        <w:r>
-          <w:rPr>
-            <w:lang w:val="es_ES" w:bidi="es_ES"/>
-          </w:rPr>
-          <w:rPr>
-            <w:color w:val="0000EE"/>
-            <w:u w:val="single"/>
-          </w:rPr>
-          <w:t>Tito 2:13</w:t>
-        </w:r>
-      </w:hyperlink>
+      <w:r>
+        <w:rPr>
+          <w:lang w:val="es_ES" w:bidi="es_ES"/>
+        </w:rPr>
+        <w:t>Tito 2:13</w:t>
+      </w:r>
       <w:r>
         <w:rPr>
           <w:lang w:val="es_ES" w:bidi="es_ES"/>
@@ -9154,108 +7354,72 @@
         </w:rPr>
         <w:t>Prisca y Áquila habían estado en Éfeso (</w:t>
       </w:r>
-      <w:hyperlink r:id="rId275">
-        <w:r>
-          <w:rPr>
-            <w:lang w:val="es_ES" w:bidi="es_ES"/>
-          </w:rPr>
-          <w:rPr>
-            <w:color w:val="0000EE"/>
-            <w:u w:val="single"/>
-          </w:rPr>
-          <w:t>Hc 18:26,</w:t>
-        </w:r>
-      </w:hyperlink>
-      <w:r>
-        <w:rPr>
-          <w:lang w:val="es_ES" w:bidi="es_ES"/>
-        </w:rPr>
-        <w:t xml:space="preserve"> </w:t>
-      </w:r>
-      <w:hyperlink r:id="rId276">
-        <w:r>
-          <w:rPr>
-            <w:lang w:val="es_ES" w:bidi="es_ES"/>
-          </w:rPr>
-          <w:rPr>
-            <w:color w:val="0000EE"/>
-            <w:u w:val="single"/>
-          </w:rPr>
-          <w:t>1 Co 16:19</w:t>
-        </w:r>
-      </w:hyperlink>
+      <w:r>
+        <w:rPr>
+          <w:lang w:val="es_ES" w:bidi="es_ES"/>
+        </w:rPr>
+        <w:t>Hc 18:26,</w:t>
+      </w:r>
+      <w:r>
+        <w:rPr>
+          <w:lang w:val="es_ES" w:bidi="es_ES"/>
+        </w:rPr>
+        <w:t xml:space="preserve"> </w:t>
+      </w:r>
+      <w:r>
+        <w:rPr>
+          <w:lang w:val="es_ES" w:bidi="es_ES"/>
+        </w:rPr>
+        <w:t>1 Co 16:19</w:t>
+      </w:r>
       <w:r>
         <w:rPr>
           <w:lang w:val="es_ES" w:bidi="es_ES"/>
         </w:rPr>
         <w:t>) y probablemente se encontraban allí en ese momento. También habían vivido en Roma (</w:t>
       </w:r>
-      <w:hyperlink r:id="rId277">
-        <w:r>
-          <w:rPr>
-            <w:lang w:val="es_ES" w:bidi="es_ES"/>
-          </w:rPr>
-          <w:rPr>
-            <w:color w:val="0000EE"/>
-            <w:u w:val="single"/>
-          </w:rPr>
-          <w:t>Hc 18:2,</w:t>
-        </w:r>
-      </w:hyperlink>
-      <w:r>
-        <w:rPr>
-          <w:lang w:val="es_ES" w:bidi="es_ES"/>
-        </w:rPr>
-        <w:t xml:space="preserve"> </w:t>
-      </w:r>
-      <w:hyperlink r:id="rId278">
-        <w:r>
-          <w:rPr>
-            <w:lang w:val="es_ES" w:bidi="es_ES"/>
-          </w:rPr>
-          <w:rPr>
-            <w:color w:val="0000EE"/>
-            <w:u w:val="single"/>
-          </w:rPr>
-          <w:t>Ro 16:3</w:t>
-        </w:r>
-      </w:hyperlink>
+      <w:r>
+        <w:rPr>
+          <w:lang w:val="es_ES" w:bidi="es_ES"/>
+        </w:rPr>
+        <w:t>Hc 18:2,</w:t>
+      </w:r>
+      <w:r>
+        <w:rPr>
+          <w:lang w:val="es_ES" w:bidi="es_ES"/>
+        </w:rPr>
+        <w:t xml:space="preserve"> </w:t>
+      </w:r>
+      <w:r>
+        <w:rPr>
+          <w:lang w:val="es_ES" w:bidi="es_ES"/>
+        </w:rPr>
+        <w:t>Ro 16:3</w:t>
+      </w:r>
       <w:r>
         <w:rPr>
           <w:lang w:val="es_ES" w:bidi="es_ES"/>
         </w:rPr>
         <w:t xml:space="preserve">), donde Pablo estaba actualmente. Esto podría implicar que Timoteo aún estaba en Éfeso (ver </w:t>
       </w:r>
-      <w:hyperlink r:id="rId279">
-        <w:r>
-          <w:rPr>
-            <w:lang w:val="es_ES" w:bidi="es_ES"/>
-          </w:rPr>
-          <w:rPr>
-            <w:color w:val="0000EE"/>
-            <w:u w:val="single"/>
-          </w:rPr>
-          <w:t>1 Tm 1:3</w:t>
-        </w:r>
-      </w:hyperlink>
+      <w:r>
+        <w:rPr>
+          <w:lang w:val="es_ES" w:bidi="es_ES"/>
+        </w:rPr>
+        <w:t>1 Tm 1:3</w:t>
+      </w:r>
       <w:r>
         <w:rPr>
           <w:lang w:val="es_ES" w:bidi="es_ES"/>
         </w:rPr>
         <w:t xml:space="preserve">). • Pablo menciona con aprecio a Onesíforo en </w:t>
       </w:r>
-      <w:hyperlink r:id="rId280">
-        <w:r>
-          <w:rPr>
-            <w:lang w:val="es_ES" w:bidi="es_ES"/>
-          </w:rPr>
-          <w:rPr>
-            <w:color w:val="0000EE"/>
-            <w:u w:val="single"/>
-          </w:rPr>
-          <w:t>2 Tm 1:16</w:t>
-        </w:r>
-      </w:hyperlink>
+      <w:r>
+        <w:rPr>
+          <w:lang w:val="es_ES" w:bidi="es_ES"/>
+        </w:rPr>
+        <w:t>2 Tm 1:16</w:t>
+      </w:r>
       <w:r>
         <w:rPr>
           <w:lang w:val="es_ES" w:bidi="es_ES"/>
@@ -9310,54 +7474,36 @@
         </w:rPr>
         <w:t xml:space="preserve">Como en varias de las epístolas de Pablo, la carta concluye con saludos e instrucciones finales (por ejemplo, </w:t>
       </w:r>
-      <w:hyperlink r:id="rId281">
-        <w:r>
-          <w:rPr>
-            <w:lang w:val="es_ES" w:bidi="es_ES"/>
-          </w:rPr>
-          <w:rPr>
-            <w:color w:val="0000EE"/>
-            <w:u w:val="single"/>
-          </w:rPr>
-          <w:t>Ro 16:1–23,</w:t>
-        </w:r>
-      </w:hyperlink>
-      <w:r>
-        <w:rPr>
-          <w:lang w:val="es_ES" w:bidi="es_ES"/>
-        </w:rPr>
-        <w:t xml:space="preserve"> </w:t>
-      </w:r>
-      <w:hyperlink r:id="rId282">
-        <w:r>
-          <w:rPr>
-            <w:lang w:val="es_ES" w:bidi="es_ES"/>
-          </w:rPr>
-          <w:rPr>
-            <w:color w:val="0000EE"/>
-            <w:u w:val="single"/>
-          </w:rPr>
-          <w:t>1 Co 16:19–21,</w:t>
-        </w:r>
-      </w:hyperlink>
-      <w:r>
-        <w:rPr>
-          <w:lang w:val="es_ES" w:bidi="es_ES"/>
-        </w:rPr>
-        <w:t xml:space="preserve"> </w:t>
-      </w:r>
-      <w:hyperlink r:id="rId283">
-        <w:r>
-          <w:rPr>
-            <w:lang w:val="es_ES" w:bidi="es_ES"/>
-          </w:rPr>
-          <w:rPr>
-            <w:color w:val="0000EE"/>
-            <w:u w:val="single"/>
-          </w:rPr>
-          <w:t>2 Co 13:12</w:t>
-        </w:r>
-      </w:hyperlink>
+      <w:r>
+        <w:rPr>
+          <w:lang w:val="es_ES" w:bidi="es_ES"/>
+        </w:rPr>
+        <w:t>Ro 16:1–23,</w:t>
+      </w:r>
+      <w:r>
+        <w:rPr>
+          <w:lang w:val="es_ES" w:bidi="es_ES"/>
+        </w:rPr>
+        <w:t xml:space="preserve"> </w:t>
+      </w:r>
+      <w:r>
+        <w:rPr>
+          <w:lang w:val="es_ES" w:bidi="es_ES"/>
+        </w:rPr>
+        <w:t>1 Co 16:19–21,</w:t>
+      </w:r>
+      <w:r>
+        <w:rPr>
+          <w:lang w:val="es_ES" w:bidi="es_ES"/>
+        </w:rPr>
+        <w:t xml:space="preserve"> </w:t>
+      </w:r>
+      <w:r>
+        <w:rPr>
+          <w:lang w:val="es_ES" w:bidi="es_ES"/>
+        </w:rPr>
+        <w:t>2 Co 13:12</w:t>
+      </w:r>
       <w:r>
         <w:rPr>
           <w:lang w:val="es_ES" w:bidi="es_ES"/>
@@ -9412,90 +7558,60 @@
         </w:rPr>
         <w:t>Erasto era un residente de Corinto (</w:t>
       </w:r>
-      <w:hyperlink r:id="rId284">
-        <w:r>
-          <w:rPr>
-            <w:lang w:val="es_ES" w:bidi="es_ES"/>
-          </w:rPr>
-          <w:rPr>
-            <w:color w:val="0000EE"/>
-            <w:u w:val="single"/>
-          </w:rPr>
-          <w:t>Hc 19:22,</w:t>
-        </w:r>
-      </w:hyperlink>
-      <w:r>
-        <w:rPr>
-          <w:lang w:val="es_ES" w:bidi="es_ES"/>
-        </w:rPr>
-        <w:t xml:space="preserve"> </w:t>
-      </w:r>
-      <w:hyperlink r:id="rId285">
-        <w:r>
-          <w:rPr>
-            <w:lang w:val="es_ES" w:bidi="es_ES"/>
-          </w:rPr>
-          <w:rPr>
-            <w:color w:val="0000EE"/>
-            <w:u w:val="single"/>
-          </w:rPr>
-          <w:t>Ro 16:23</w:t>
-        </w:r>
-      </w:hyperlink>
+      <w:r>
+        <w:rPr>
+          <w:lang w:val="es_ES" w:bidi="es_ES"/>
+        </w:rPr>
+        <w:t>Hc 19:22,</w:t>
+      </w:r>
+      <w:r>
+        <w:rPr>
+          <w:lang w:val="es_ES" w:bidi="es_ES"/>
+        </w:rPr>
+        <w:t xml:space="preserve"> </w:t>
+      </w:r>
+      <w:r>
+        <w:rPr>
+          <w:lang w:val="es_ES" w:bidi="es_ES"/>
+        </w:rPr>
+        <w:t>Ro 16:23</w:t>
+      </w:r>
       <w:r>
         <w:rPr>
           <w:lang w:val="es_ES" w:bidi="es_ES"/>
         </w:rPr>
         <w:t>). Las excavaciones modernas han encontrado una inscripción en Corinto que menciona a un Erasto que era el tesorero de la ciudad; probablemente era el mismo hombre. • Trófimo (</w:t>
       </w:r>
-      <w:hyperlink r:id="rId251">
-        <w:r>
-          <w:rPr>
-            <w:lang w:val="es_ES" w:bidi="es_ES"/>
-          </w:rPr>
-          <w:rPr>
-            <w:color w:val="0000EE"/>
-            <w:u w:val="single"/>
-          </w:rPr>
-          <w:t>Hc 20:4,</w:t>
-        </w:r>
-      </w:hyperlink>
-      <w:r>
-        <w:rPr>
-          <w:lang w:val="es_ES" w:bidi="es_ES"/>
-        </w:rPr>
-        <w:t xml:space="preserve"> </w:t>
-      </w:r>
-      <w:hyperlink r:id="rId286">
-        <w:r>
-          <w:rPr>
-            <w:lang w:val="es_ES" w:bidi="es_ES"/>
-          </w:rPr>
-          <w:rPr>
-            <w:color w:val="0000EE"/>
-            <w:u w:val="single"/>
-          </w:rPr>
-          <w:t>21:29</w:t>
-        </w:r>
-      </w:hyperlink>
+      <w:r>
+        <w:rPr>
+          <w:lang w:val="es_ES" w:bidi="es_ES"/>
+        </w:rPr>
+        <w:t>Hc 20:4,</w:t>
+      </w:r>
+      <w:r>
+        <w:rPr>
+          <w:lang w:val="es_ES" w:bidi="es_ES"/>
+        </w:rPr>
+        <w:t xml:space="preserve"> </w:t>
+      </w:r>
+      <w:r>
+        <w:rPr>
+          <w:lang w:val="es_ES" w:bidi="es_ES"/>
+        </w:rPr>
+        <w:t>21:29</w:t>
+      </w:r>
       <w:r>
         <w:rPr>
           <w:lang w:val="es_ES" w:bidi="es_ES"/>
         </w:rPr>
         <w:t>) era un efesio asociado con Tíquico (</w:t>
       </w:r>
-      <w:hyperlink r:id="rId287">
-        <w:r>
-          <w:rPr>
-            <w:lang w:val="es_ES" w:bidi="es_ES"/>
-          </w:rPr>
-          <w:rPr>
-            <w:color w:val="0000EE"/>
-            <w:u w:val="single"/>
-          </w:rPr>
-          <w:t>2 Tm 4:12</w:t>
-        </w:r>
-      </w:hyperlink>
+      <w:r>
+        <w:rPr>
+          <w:lang w:val="es_ES" w:bidi="es_ES"/>
+        </w:rPr>
+        <w:t>2 Tm 4:12</w:t>
+      </w:r>
       <w:r>
         <w:rPr>
           <w:lang w:val="es_ES" w:bidi="es_ES"/>
@@ -9550,72 +7666,48 @@
         </w:rPr>
         <w:t xml:space="preserve">"antes del invierno": Pablo probablemente estaba preocupado de que hubiera un retraso prolongado si Timoteo perdía esta oportunidad de viajar en otoño (ver </w:t>
       </w:r>
-      <w:hyperlink r:id="rId240">
-        <w:r>
-          <w:rPr>
-            <w:lang w:val="es_ES" w:bidi="es_ES"/>
-          </w:rPr>
-          <w:rPr>
-            <w:color w:val="0000EE"/>
-            <w:u w:val="single"/>
-          </w:rPr>
-          <w:t>1:4,</w:t>
-        </w:r>
-      </w:hyperlink>
-      <w:r>
-        <w:rPr>
-          <w:lang w:val="es_ES" w:bidi="es_ES"/>
-        </w:rPr>
-        <w:t xml:space="preserve"> </w:t>
-      </w:r>
-      <w:hyperlink r:id="rId32">
-        <w:r>
-          <w:rPr>
-            <w:lang w:val="es_ES" w:bidi="es_ES"/>
-          </w:rPr>
-          <w:rPr>
-            <w:color w:val="0000EE"/>
-            <w:u w:val="single"/>
-          </w:rPr>
-          <w:t>4:9</w:t>
-        </w:r>
-      </w:hyperlink>
+      <w:r>
+        <w:rPr>
+          <w:lang w:val="es_ES" w:bidi="es_ES"/>
+        </w:rPr>
+        <w:t>1:4,</w:t>
+      </w:r>
+      <w:r>
+        <w:rPr>
+          <w:lang w:val="es_ES" w:bidi="es_ES"/>
+        </w:rPr>
+        <w:t xml:space="preserve"> </w:t>
+      </w:r>
+      <w:r>
+        <w:rPr>
+          <w:lang w:val="es_ES" w:bidi="es_ES"/>
+        </w:rPr>
+        <w:t>4:9</w:t>
+      </w:r>
       <w:r>
         <w:rPr>
           <w:lang w:val="es_ES" w:bidi="es_ES"/>
         </w:rPr>
         <w:t xml:space="preserve">). El invierno impedía viajar a través del Adriático de noviembre a marzo (ver </w:t>
       </w:r>
-      <w:hyperlink r:id="rId288">
-        <w:r>
-          <w:rPr>
-            <w:lang w:val="es_ES" w:bidi="es_ES"/>
-          </w:rPr>
-          <w:rPr>
-            <w:color w:val="0000EE"/>
-            <w:u w:val="single"/>
-          </w:rPr>
-          <w:t>Hc 27:12</w:t>
-        </w:r>
-      </w:hyperlink>
+      <w:r>
+        <w:rPr>
+          <w:lang w:val="es_ES" w:bidi="es_ES"/>
+        </w:rPr>
+        <w:t>Hc 27:12</w:t>
+      </w:r>
       <w:r>
         <w:rPr>
           <w:lang w:val="es_ES" w:bidi="es_ES"/>
         </w:rPr>
         <w:t>). Pablo también podría haber estado preocupado por recibir su abrigo (</w:t>
       </w:r>
-      <w:hyperlink r:id="rId289">
-        <w:r>
-          <w:rPr>
-            <w:lang w:val="es_ES" w:bidi="es_ES"/>
-          </w:rPr>
-          <w:rPr>
-            <w:color w:val="0000EE"/>
-            <w:u w:val="single"/>
-          </w:rPr>
-          <w:t>2 Tm 4:13</w:t>
-        </w:r>
-      </w:hyperlink>
+      <w:r>
+        <w:rPr>
+          <w:lang w:val="es_ES" w:bidi="es_ES"/>
+        </w:rPr>
+        <w:t>2 Tm 4:13</w:t>
+      </w:r>
       <w:r>
         <w:rPr>
           <w:lang w:val="es_ES" w:bidi="es_ES"/>
@@ -9683,90 +7775,60 @@
         </w:rPr>
         <w:t xml:space="preserve">La redacción precisa aquí es única, posiblemente para enfatizar lo que ya se había mencionado en </w:t>
       </w:r>
-      <w:hyperlink r:id="rId290">
-        <w:r>
-          <w:rPr>
-            <w:lang w:val="es_ES" w:bidi="es_ES"/>
-          </w:rPr>
-          <w:rPr>
-            <w:color w:val="0000EE"/>
-            <w:u w:val="single"/>
-          </w:rPr>
-          <w:t>1:6–8,</w:t>
-        </w:r>
-      </w:hyperlink>
-      <w:r>
-        <w:rPr>
-          <w:lang w:val="es_ES" w:bidi="es_ES"/>
-        </w:rPr>
-        <w:t xml:space="preserve"> </w:t>
-      </w:r>
-      <w:hyperlink r:id="rId291">
-        <w:r>
-          <w:rPr>
-            <w:lang w:val="es_ES" w:bidi="es_ES"/>
-          </w:rPr>
-          <w:rPr>
-            <w:color w:val="0000EE"/>
-            <w:u w:val="single"/>
-          </w:rPr>
-          <w:t>2:1</w:t>
-        </w:r>
-      </w:hyperlink>
+      <w:r>
+        <w:rPr>
+          <w:lang w:val="es_ES" w:bidi="es_ES"/>
+        </w:rPr>
+        <w:t>1:6–8,</w:t>
+      </w:r>
+      <w:r>
+        <w:rPr>
+          <w:lang w:val="es_ES" w:bidi="es_ES"/>
+        </w:rPr>
+        <w:t xml:space="preserve"> </w:t>
+      </w:r>
+      <w:r>
+        <w:rPr>
+          <w:lang w:val="es_ES" w:bidi="es_ES"/>
+        </w:rPr>
+        <w:t>2:1</w:t>
+      </w:r>
       <w:r>
         <w:rPr>
           <w:lang w:val="es_ES" w:bidi="es_ES"/>
         </w:rPr>
         <w:t xml:space="preserve"> (cp. </w:t>
       </w:r>
-      <w:hyperlink r:id="rId292">
-        <w:r>
-          <w:rPr>
-            <w:lang w:val="es_ES" w:bidi="es_ES"/>
-          </w:rPr>
-          <w:rPr>
-            <w:color w:val="0000EE"/>
-            <w:u w:val="single"/>
-          </w:rPr>
-          <w:t>Ga 6:18,</w:t>
-        </w:r>
-      </w:hyperlink>
-      <w:r>
-        <w:rPr>
-          <w:lang w:val="es_ES" w:bidi="es_ES"/>
-        </w:rPr>
-        <w:t xml:space="preserve"> </w:t>
-      </w:r>
-      <w:hyperlink r:id="rId293">
-        <w:r>
-          <w:rPr>
-            <w:lang w:val="es_ES" w:bidi="es_ES"/>
-          </w:rPr>
-          <w:rPr>
-            <w:color w:val="0000EE"/>
-            <w:u w:val="single"/>
-          </w:rPr>
-          <w:t>Fil 4:23,</w:t>
-        </w:r>
-      </w:hyperlink>
-      <w:r>
-        <w:rPr>
-          <w:lang w:val="es_ES" w:bidi="es_ES"/>
-        </w:rPr>
-        <w:t xml:space="preserve"> </w:t>
-      </w:r>
-      <w:hyperlink r:id="rId294">
-        <w:r>
-          <w:rPr>
-            <w:lang w:val="es_ES" w:bidi="es_ES"/>
-          </w:rPr>
-          <w:rPr>
-            <w:color w:val="0000EE"/>
-            <w:u w:val="single"/>
-          </w:rPr>
-          <w:t>Flm 1:25</w:t>
-        </w:r>
-      </w:hyperlink>
+      <w:r>
+        <w:rPr>
+          <w:lang w:val="es_ES" w:bidi="es_ES"/>
+        </w:rPr>
+        <w:t>Ga 6:18,</w:t>
+      </w:r>
+      <w:r>
+        <w:rPr>
+          <w:lang w:val="es_ES" w:bidi="es_ES"/>
+        </w:rPr>
+        <w:t xml:space="preserve"> </w:t>
+      </w:r>
+      <w:r>
+        <w:rPr>
+          <w:lang w:val="es_ES" w:bidi="es_ES"/>
+        </w:rPr>
+        <w:t>Fil 4:23,</w:t>
+      </w:r>
+      <w:r>
+        <w:rPr>
+          <w:lang w:val="es_ES" w:bidi="es_ES"/>
+        </w:rPr>
+        <w:t xml:space="preserve"> </w:t>
+      </w:r>
+      <w:r>
+        <w:rPr>
+          <w:lang w:val="es_ES" w:bidi="es_ES"/>
+        </w:rPr>
+        <w:t>Flm 1:25</w:t>
+      </w:r>
       <w:r>
         <w:rPr>
           <w:lang w:val="es_ES" w:bidi="es_ES"/>
